--- a/cryptographic_protocols/docs/reports/lab_03_substitution/var_17/Ковалев Д.П. ВКБ43 3 лаба.docx
+++ b/cryptographic_protocols/docs/reports/lab_03_substitution/var_17/Ковалев Д.П. ВКБ43 3 лаба.docx
@@ -335,7 +335,7 @@
           <w:rFonts w:ascii="Times New Roman" w:hAnsi="Times New Roman"/>
           <w:sz w:val="28"/>
         </w:rPr>
-        <w:t>Тема: изучение математических моделей шифра простой замены и численных методов его криптоанализа.</w:t>
+        <w:t>Тема: изучение принципов и математической модели шифра простой замены и численных методов его криптоанализа.</w:t>
       </w:r>
     </w:p>
     <w:p>
@@ -347,7 +347,7 @@
           <w:rFonts w:ascii="Times New Roman" w:hAnsi="Times New Roman"/>
           <w:sz w:val="28"/>
         </w:rPr>
-        <w:t>Цель работы: освоить алгоритм шифрования простой замены и реализовать криптоанализ зашифрованного текста на основе частотного анализа и таблицы биграмм русского языка.</w:t>
+        <w:t>Цель работы: освоить алгоритм шифрования простой заменой, реализовать частотный криптоанализ на основе статистики русского языка и автоматический взлом методом имитации отжига по биграммной модели.</w:t>
       </w:r>
     </w:p>
     <w:p>
@@ -374,7 +374,7 @@
           <w:rFonts w:ascii="Times New Roman" w:hAnsi="Times New Roman"/>
           <w:sz w:val="28"/>
         </w:rPr>
-        <w:t>Шифр простой замены сопоставляет каждой букве открытого текста уникальный шифр-символ. Ключ — перестановка алфавита; для 33-буквенного алфавита пространство ключей равно 33! ≈ 8.7·10³⁶. Криптоанализ простой замены опирается на статистическую устойчивость языка: частота шифр-символа в достаточно длинном тексте совпадает с частотой соответствующей буквы открытого текста. По таблице 1.1 методички наиболее частые буквы русского языка: «_» (0.175), О (0.090), Е (0.072), А (0.062), И (0.062), Т (0.053), Н (0.053), С (0.045).</w:t>
+        <w:t>Шифр простой замены задаётся биективным отображением σ: A → A алфавита на себя (ключ). Для 33-символьного алфавита (32 буквы + пробел) число ключей равно 33! ≈ 8.7·10³⁶. Шифрование: c_i = σ(p_i); дешифрование: p_i = σ⁻¹(c_i). Шифр не скрывает частотную структуру языка: частота шифрообразования c точно совпадает с частотой σ⁻¹(c) в открытом тексте.</w:t>
       </w:r>
     </w:p>
     <w:p>
@@ -386,7 +386,7 @@
           <w:rFonts w:ascii="Times New Roman" w:hAnsi="Times New Roman"/>
           <w:sz w:val="28"/>
         </w:rPr>
-        <w:t>Алгоритм частотного анализа: построить гистограмму шифр-символов, сопоставить n самых частых шифр-символов с n самыми частыми буквами эталонной таблицы и уточнить замены по биграммам и осмысленным фрагментам.</w:t>
+        <w:t>Криптоанализ: построить гистограмму частот шифрообразований → сопоставить с таблицей частот русского языка (затравка) → уточнить по биграммам (СТ, НО, ЕН, ТО, НА, ОВ, НИ, РА, ВО, КО) → автоматическое уточнение методом имитации отжига (критерий — суммарная лог-вероятность биграмм).</w:t>
       </w:r>
     </w:p>
     <w:p>
@@ -413,7 +413,7 @@
           <w:rFonts w:ascii="Times New Roman" w:hAnsi="Times New Roman"/>
           <w:sz w:val="28"/>
         </w:rPr>
-        <w:t>Расшифровать предложенный шифртекст из задания методички. Шифртекст — последовательность двузначных чисел, разделённых пробелами; знаки препинания сохранены, слова разделены несколькими пробелами.</w:t>
+        <w:t>Расшифровать шифртекст, закодированный шифром простой замены. Каждая буква открытого текста заменена на двузначное число. Длина шифртекста: 501 шифрообразований, различных кодов: 29.</w:t>
       </w:r>
     </w:p>
     <w:p>
@@ -428,7 +428,7 @@
           <w:b/>
           <w:sz w:val="32"/>
         </w:rPr>
-        <w:t>Ручной криптоанализ</w:t>
+        <w:t>Ручной частотный анализ</w:t>
       </w:r>
     </w:p>
     <w:p>
@@ -440,385 +440,301 @@
           <w:rFonts w:ascii="Times New Roman" w:hAnsi="Times New Roman"/>
           <w:sz w:val="28"/>
         </w:rPr>
-        <w:t>Длина шифртекста: 501 токенов, различных шифр-кодов: 29. Подсчёт частот шифр-кодов:</w:t>
-      </w:r>
-    </w:p>
-    <w:p>
-      <w:pPr>
-        <w:spacing w:after="0" w:line="240" w:lineRule="auto"/>
-        <w:ind w:firstLine="0" w:left="283"/>
-      </w:pPr>
-      <w:r>
-        <w:rPr>
-          <w:rFonts w:ascii="Courier New" w:hAnsi="Courier New"/>
-          <w:color w:val="101010"/>
-          <w:sz w:val="20"/>
-        </w:rPr>
-        <w:t>Код | Частота</w:t>
-      </w:r>
-    </w:p>
-    <w:p>
-      <w:pPr>
-        <w:spacing w:after="0" w:line="240" w:lineRule="auto"/>
-        <w:ind w:firstLine="0" w:left="283"/>
-      </w:pPr>
-      <w:r>
-        <w:rPr>
-          <w:rFonts w:ascii="Courier New" w:hAnsi="Courier New"/>
-          <w:color w:val="101010"/>
-          <w:sz w:val="20"/>
-        </w:rPr>
-        <w:t xml:space="preserve">  34 | 64</w:t>
-      </w:r>
-    </w:p>
-    <w:p>
-      <w:pPr>
-        <w:spacing w:after="0" w:line="240" w:lineRule="auto"/>
-        <w:ind w:firstLine="0" w:left="283"/>
-      </w:pPr>
-      <w:r>
-        <w:rPr>
-          <w:rFonts w:ascii="Courier New" w:hAnsi="Courier New"/>
-          <w:color w:val="101010"/>
-          <w:sz w:val="20"/>
-        </w:rPr>
-        <w:t xml:space="preserve">  23 | 45</w:t>
-      </w:r>
-    </w:p>
-    <w:p>
-      <w:pPr>
-        <w:spacing w:after="0" w:line="240" w:lineRule="auto"/>
-        <w:ind w:firstLine="0" w:left="283"/>
-      </w:pPr>
-      <w:r>
-        <w:rPr>
-          <w:rFonts w:ascii="Courier New" w:hAnsi="Courier New"/>
-          <w:color w:val="101010"/>
-          <w:sz w:val="20"/>
-        </w:rPr>
-        <w:t xml:space="preserve">  21 | 40</w:t>
-      </w:r>
-    </w:p>
-    <w:p>
-      <w:pPr>
-        <w:spacing w:after="0" w:line="240" w:lineRule="auto"/>
-        <w:ind w:firstLine="0" w:left="283"/>
-      </w:pPr>
-      <w:r>
-        <w:rPr>
-          <w:rFonts w:ascii="Courier New" w:hAnsi="Courier New"/>
-          <w:color w:val="101010"/>
-          <w:sz w:val="20"/>
-        </w:rPr>
-        <w:t xml:space="preserve">  40 | 34</w:t>
-      </w:r>
-    </w:p>
-    <w:p>
-      <w:pPr>
-        <w:spacing w:after="0" w:line="240" w:lineRule="auto"/>
-        <w:ind w:firstLine="0" w:left="283"/>
-      </w:pPr>
-      <w:r>
-        <w:rPr>
-          <w:rFonts w:ascii="Courier New" w:hAnsi="Courier New"/>
-          <w:color w:val="101010"/>
-          <w:sz w:val="20"/>
-        </w:rPr>
-        <w:t xml:space="preserve">  43 | 32</w:t>
-      </w:r>
-    </w:p>
-    <w:p>
-      <w:pPr>
-        <w:spacing w:after="0" w:line="240" w:lineRule="auto"/>
-        <w:ind w:firstLine="0" w:left="283"/>
-      </w:pPr>
-      <w:r>
-        <w:rPr>
-          <w:rFonts w:ascii="Courier New" w:hAnsi="Courier New"/>
-          <w:color w:val="101010"/>
-          <w:sz w:val="20"/>
-        </w:rPr>
-        <w:t xml:space="preserve">  37 | 32</w:t>
-      </w:r>
-    </w:p>
-    <w:p>
-      <w:pPr>
-        <w:spacing w:after="0" w:line="240" w:lineRule="auto"/>
-        <w:ind w:firstLine="0" w:left="283"/>
-      </w:pPr>
-      <w:r>
-        <w:rPr>
-          <w:rFonts w:ascii="Courier New" w:hAnsi="Courier New"/>
-          <w:color w:val="101010"/>
-          <w:sz w:val="20"/>
-        </w:rPr>
-        <w:t xml:space="preserve">  47 | 32</w:t>
-      </w:r>
-    </w:p>
-    <w:p>
-      <w:pPr>
-        <w:spacing w:after="0" w:line="240" w:lineRule="auto"/>
-        <w:ind w:firstLine="0" w:left="283"/>
-      </w:pPr>
-      <w:r>
-        <w:rPr>
-          <w:rFonts w:ascii="Courier New" w:hAnsi="Courier New"/>
-          <w:color w:val="101010"/>
-          <w:sz w:val="20"/>
-        </w:rPr>
-        <w:t xml:space="preserve">  28 | 26</w:t>
-      </w:r>
-    </w:p>
-    <w:p>
-      <w:pPr>
-        <w:spacing w:after="0" w:line="240" w:lineRule="auto"/>
-        <w:ind w:firstLine="0" w:left="283"/>
-      </w:pPr>
-      <w:r>
-        <w:rPr>
-          <w:rFonts w:ascii="Courier New" w:hAnsi="Courier New"/>
-          <w:color w:val="101010"/>
-          <w:sz w:val="20"/>
-        </w:rPr>
-        <w:t xml:space="preserve">  32 | 23</w:t>
-      </w:r>
-    </w:p>
-    <w:p>
-      <w:pPr>
-        <w:spacing w:after="0" w:line="240" w:lineRule="auto"/>
-        <w:ind w:firstLine="0" w:left="283"/>
-      </w:pPr>
-      <w:r>
-        <w:rPr>
-          <w:rFonts w:ascii="Courier New" w:hAnsi="Courier New"/>
-          <w:color w:val="101010"/>
-          <w:sz w:val="20"/>
-        </w:rPr>
-        <w:t xml:space="preserve">  36 | 21</w:t>
-      </w:r>
-    </w:p>
-    <w:p>
-      <w:pPr>
-        <w:spacing w:after="0" w:line="240" w:lineRule="auto"/>
-        <w:ind w:firstLine="0" w:left="283"/>
-      </w:pPr>
-      <w:r>
-        <w:rPr>
-          <w:rFonts w:ascii="Courier New" w:hAnsi="Courier New"/>
-          <w:color w:val="101010"/>
-          <w:sz w:val="20"/>
-        </w:rPr>
-        <w:t xml:space="preserve">  49 | 21</w:t>
-      </w:r>
-    </w:p>
-    <w:p>
-      <w:pPr>
-        <w:spacing w:after="0" w:line="240" w:lineRule="auto"/>
-        <w:ind w:firstLine="0" w:left="283"/>
-      </w:pPr>
-      <w:r>
-        <w:rPr>
-          <w:rFonts w:ascii="Courier New" w:hAnsi="Courier New"/>
-          <w:color w:val="101010"/>
-          <w:sz w:val="20"/>
-        </w:rPr>
-        <w:t xml:space="preserve">  48 | 16</w:t>
-      </w:r>
-    </w:p>
-    <w:p>
-      <w:pPr>
-        <w:spacing w:after="0" w:line="240" w:lineRule="auto"/>
-        <w:ind w:firstLine="0" w:left="283"/>
-      </w:pPr>
-      <w:r>
-        <w:rPr>
-          <w:rFonts w:ascii="Courier New" w:hAnsi="Courier New"/>
-          <w:color w:val="101010"/>
-          <w:sz w:val="20"/>
-        </w:rPr>
-        <w:t xml:space="preserve">  41 | 15</w:t>
-      </w:r>
-    </w:p>
-    <w:p>
-      <w:pPr>
-        <w:spacing w:after="0" w:line="240" w:lineRule="auto"/>
-        <w:ind w:firstLine="0" w:left="283"/>
-      </w:pPr>
-      <w:r>
-        <w:rPr>
-          <w:rFonts w:ascii="Courier New" w:hAnsi="Courier New"/>
-          <w:color w:val="101010"/>
-          <w:sz w:val="20"/>
-        </w:rPr>
-        <w:t xml:space="preserve">  33 | 14</w:t>
-      </w:r>
-    </w:p>
-    <w:p>
-      <w:pPr>
-        <w:spacing w:after="0" w:line="240" w:lineRule="auto"/>
-        <w:ind w:firstLine="0" w:left="283"/>
-      </w:pPr>
-      <w:r>
-        <w:rPr>
-          <w:rFonts w:ascii="Courier New" w:hAnsi="Courier New"/>
-          <w:color w:val="101010"/>
-          <w:sz w:val="20"/>
-        </w:rPr>
-        <w:t xml:space="preserve">  25 | 12</w:t>
-      </w:r>
-    </w:p>
-    <w:p>
-      <w:pPr>
-        <w:spacing w:after="0" w:line="240" w:lineRule="auto"/>
-        <w:ind w:firstLine="0" w:left="283"/>
-      </w:pPr>
-      <w:r>
-        <w:rPr>
-          <w:rFonts w:ascii="Courier New" w:hAnsi="Courier New"/>
-          <w:color w:val="101010"/>
-          <w:sz w:val="20"/>
-        </w:rPr>
-        <w:t xml:space="preserve">  22 | 11</w:t>
-      </w:r>
-    </w:p>
-    <w:p>
-      <w:pPr>
-        <w:spacing w:after="0" w:line="240" w:lineRule="auto"/>
-        <w:ind w:firstLine="0" w:left="283"/>
-      </w:pPr>
-      <w:r>
-        <w:rPr>
-          <w:rFonts w:ascii="Courier New" w:hAnsi="Courier New"/>
-          <w:color w:val="101010"/>
-          <w:sz w:val="20"/>
-        </w:rPr>
-        <w:t xml:space="preserve">  27 | 10</w:t>
-      </w:r>
-    </w:p>
-    <w:p>
-      <w:pPr>
-        <w:spacing w:after="0" w:line="240" w:lineRule="auto"/>
-        <w:ind w:firstLine="0" w:left="283"/>
-      </w:pPr>
-      <w:r>
-        <w:rPr>
-          <w:rFonts w:ascii="Courier New" w:hAnsi="Courier New"/>
-          <w:color w:val="101010"/>
-          <w:sz w:val="20"/>
-        </w:rPr>
-        <w:t xml:space="preserve">  42 | 9</w:t>
-      </w:r>
-    </w:p>
-    <w:p>
-      <w:pPr>
-        <w:spacing w:after="0" w:line="240" w:lineRule="auto"/>
-        <w:ind w:firstLine="0" w:left="283"/>
-      </w:pPr>
-      <w:r>
-        <w:rPr>
-          <w:rFonts w:ascii="Courier New" w:hAnsi="Courier New"/>
-          <w:color w:val="101010"/>
-          <w:sz w:val="20"/>
-        </w:rPr>
-        <w:t xml:space="preserve">  24 | 8</w:t>
-      </w:r>
-    </w:p>
-    <w:p>
-      <w:pPr>
-        <w:spacing w:after="0" w:line="240" w:lineRule="auto"/>
-        <w:ind w:firstLine="0" w:left="283"/>
-      </w:pPr>
-      <w:r>
-        <w:rPr>
-          <w:rFonts w:ascii="Courier New" w:hAnsi="Courier New"/>
-          <w:color w:val="101010"/>
-          <w:sz w:val="20"/>
-        </w:rPr>
-        <w:t xml:space="preserve">  39 | 8</w:t>
-      </w:r>
-    </w:p>
-    <w:p>
-      <w:pPr>
-        <w:spacing w:after="0" w:line="240" w:lineRule="auto"/>
-        <w:ind w:firstLine="0" w:left="283"/>
-      </w:pPr>
-      <w:r>
-        <w:rPr>
-          <w:rFonts w:ascii="Courier New" w:hAnsi="Courier New"/>
-          <w:color w:val="101010"/>
-          <w:sz w:val="20"/>
-        </w:rPr>
-        <w:t xml:space="preserve">  29 | 6</w:t>
-      </w:r>
-    </w:p>
-    <w:p>
-      <w:pPr>
-        <w:spacing w:after="0" w:line="240" w:lineRule="auto"/>
-        <w:ind w:firstLine="0" w:left="283"/>
-      </w:pPr>
-      <w:r>
-        <w:rPr>
-          <w:rFonts w:ascii="Courier New" w:hAnsi="Courier New"/>
-          <w:color w:val="101010"/>
-          <w:sz w:val="20"/>
-        </w:rPr>
-        <w:t xml:space="preserve">  45 | 6</w:t>
-      </w:r>
-    </w:p>
-    <w:p>
-      <w:pPr>
-        <w:spacing w:after="0" w:line="240" w:lineRule="auto"/>
-        <w:ind w:firstLine="0" w:left="283"/>
-      </w:pPr>
-      <w:r>
-        <w:rPr>
-          <w:rFonts w:ascii="Courier New" w:hAnsi="Courier New"/>
-          <w:color w:val="101010"/>
-          <w:sz w:val="20"/>
-        </w:rPr>
-        <w:t xml:space="preserve">  46 | 5</w:t>
-      </w:r>
-    </w:p>
-    <w:p>
-      <w:pPr>
-        <w:spacing w:after="0" w:line="240" w:lineRule="auto"/>
-        <w:ind w:firstLine="0" w:left="283"/>
-      </w:pPr>
-      <w:r>
-        <w:rPr>
-          <w:rFonts w:ascii="Courier New" w:hAnsi="Courier New"/>
-          <w:color w:val="101010"/>
-          <w:sz w:val="20"/>
-        </w:rPr>
-        <w:t xml:space="preserve">  44 | 4</w:t>
-      </w:r>
-    </w:p>
-    <w:p>
-      <w:pPr>
-        <w:spacing w:after="0" w:line="240" w:lineRule="auto"/>
-        <w:ind w:firstLine="0" w:left="283"/>
-      </w:pPr>
-      <w:r>
-        <w:rPr>
-          <w:rFonts w:ascii="Courier New" w:hAnsi="Courier New"/>
-          <w:color w:val="101010"/>
-          <w:sz w:val="20"/>
-        </w:rPr>
-        <w:t xml:space="preserve">  26 | 3</w:t>
-      </w:r>
-    </w:p>
-    <w:p>
-      <w:pPr>
-        <w:spacing w:after="0" w:line="240" w:lineRule="auto"/>
-        <w:ind w:firstLine="0" w:left="283"/>
-      </w:pPr>
-      <w:r>
-        <w:rPr>
-          <w:rFonts w:ascii="Courier New" w:hAnsi="Courier New"/>
-          <w:color w:val="101010"/>
-          <w:sz w:val="20"/>
-        </w:rPr>
-        <w:t>... (всего различных кодов: 29)</w:t>
+        <w:t>Шаг 1. Подсчёт частот шифрообразований. Топ-20 самых частых кодов:</w:t>
+      </w:r>
+    </w:p>
+    <w:p>
+      <w:pPr>
+        <w:spacing w:after="0" w:line="240" w:lineRule="auto"/>
+        <w:ind w:firstLine="0" w:left="283"/>
+      </w:pPr>
+      <w:r>
+        <w:rPr>
+          <w:rFonts w:ascii="Courier New" w:hAnsi="Courier New"/>
+          <w:color w:val="101010"/>
+          <w:sz w:val="20"/>
+        </w:rPr>
+        <w:t>Код | Частота | Эталонная буква</w:t>
+      </w:r>
+    </w:p>
+    <w:p>
+      <w:pPr>
+        <w:spacing w:after="0" w:line="240" w:lineRule="auto"/>
+        <w:ind w:firstLine="0" w:left="283"/>
+      </w:pPr>
+      <w:r>
+        <w:rPr>
+          <w:rFonts w:ascii="Courier New" w:hAnsi="Courier New"/>
+          <w:color w:val="101010"/>
+          <w:sz w:val="20"/>
+        </w:rPr>
+        <w:t xml:space="preserve">  34 |      64 | _</w:t>
+      </w:r>
+    </w:p>
+    <w:p>
+      <w:pPr>
+        <w:spacing w:after="0" w:line="240" w:lineRule="auto"/>
+        <w:ind w:firstLine="0" w:left="283"/>
+      </w:pPr>
+      <w:r>
+        <w:rPr>
+          <w:rFonts w:ascii="Courier New" w:hAnsi="Courier New"/>
+          <w:color w:val="101010"/>
+          <w:sz w:val="20"/>
+        </w:rPr>
+        <w:t xml:space="preserve">  23 |      45 | О</w:t>
+      </w:r>
+    </w:p>
+    <w:p>
+      <w:pPr>
+        <w:spacing w:after="0" w:line="240" w:lineRule="auto"/>
+        <w:ind w:firstLine="0" w:left="283"/>
+      </w:pPr>
+      <w:r>
+        <w:rPr>
+          <w:rFonts w:ascii="Courier New" w:hAnsi="Courier New"/>
+          <w:color w:val="101010"/>
+          <w:sz w:val="20"/>
+        </w:rPr>
+        <w:t xml:space="preserve">  21 |      40 | Е</w:t>
+      </w:r>
+    </w:p>
+    <w:p>
+      <w:pPr>
+        <w:spacing w:after="0" w:line="240" w:lineRule="auto"/>
+        <w:ind w:firstLine="0" w:left="283"/>
+      </w:pPr>
+      <w:r>
+        <w:rPr>
+          <w:rFonts w:ascii="Courier New" w:hAnsi="Courier New"/>
+          <w:color w:val="101010"/>
+          <w:sz w:val="20"/>
+        </w:rPr>
+        <w:t xml:space="preserve">  40 |      34 | А</w:t>
+      </w:r>
+    </w:p>
+    <w:p>
+      <w:pPr>
+        <w:spacing w:after="0" w:line="240" w:lineRule="auto"/>
+        <w:ind w:firstLine="0" w:left="283"/>
+      </w:pPr>
+      <w:r>
+        <w:rPr>
+          <w:rFonts w:ascii="Courier New" w:hAnsi="Courier New"/>
+          <w:color w:val="101010"/>
+          <w:sz w:val="20"/>
+        </w:rPr>
+        <w:t xml:space="preserve">  43 |      32 | И</w:t>
+      </w:r>
+    </w:p>
+    <w:p>
+      <w:pPr>
+        <w:spacing w:after="0" w:line="240" w:lineRule="auto"/>
+        <w:ind w:firstLine="0" w:left="283"/>
+      </w:pPr>
+      <w:r>
+        <w:rPr>
+          <w:rFonts w:ascii="Courier New" w:hAnsi="Courier New"/>
+          <w:color w:val="101010"/>
+          <w:sz w:val="20"/>
+        </w:rPr>
+        <w:t xml:space="preserve">  37 |      32 | Т</w:t>
+      </w:r>
+    </w:p>
+    <w:p>
+      <w:pPr>
+        <w:spacing w:after="0" w:line="240" w:lineRule="auto"/>
+        <w:ind w:firstLine="0" w:left="283"/>
+      </w:pPr>
+      <w:r>
+        <w:rPr>
+          <w:rFonts w:ascii="Courier New" w:hAnsi="Courier New"/>
+          <w:color w:val="101010"/>
+          <w:sz w:val="20"/>
+        </w:rPr>
+        <w:t xml:space="preserve">  47 |      32 | Н</w:t>
+      </w:r>
+    </w:p>
+    <w:p>
+      <w:pPr>
+        <w:spacing w:after="0" w:line="240" w:lineRule="auto"/>
+        <w:ind w:firstLine="0" w:left="283"/>
+      </w:pPr>
+      <w:r>
+        <w:rPr>
+          <w:rFonts w:ascii="Courier New" w:hAnsi="Courier New"/>
+          <w:color w:val="101010"/>
+          <w:sz w:val="20"/>
+        </w:rPr>
+        <w:t xml:space="preserve">  28 |      26 | С</w:t>
+      </w:r>
+    </w:p>
+    <w:p>
+      <w:pPr>
+        <w:spacing w:after="0" w:line="240" w:lineRule="auto"/>
+        <w:ind w:firstLine="0" w:left="283"/>
+      </w:pPr>
+      <w:r>
+        <w:rPr>
+          <w:rFonts w:ascii="Courier New" w:hAnsi="Courier New"/>
+          <w:color w:val="101010"/>
+          <w:sz w:val="20"/>
+        </w:rPr>
+        <w:t xml:space="preserve">  32 |      23 | Р</w:t>
+      </w:r>
+    </w:p>
+    <w:p>
+      <w:pPr>
+        <w:spacing w:after="0" w:line="240" w:lineRule="auto"/>
+        <w:ind w:firstLine="0" w:left="283"/>
+      </w:pPr>
+      <w:r>
+        <w:rPr>
+          <w:rFonts w:ascii="Courier New" w:hAnsi="Courier New"/>
+          <w:color w:val="101010"/>
+          <w:sz w:val="20"/>
+        </w:rPr>
+        <w:t xml:space="preserve">  36 |      21 | В</w:t>
+      </w:r>
+    </w:p>
+    <w:p>
+      <w:pPr>
+        <w:spacing w:after="0" w:line="240" w:lineRule="auto"/>
+        <w:ind w:firstLine="0" w:left="283"/>
+      </w:pPr>
+      <w:r>
+        <w:rPr>
+          <w:rFonts w:ascii="Courier New" w:hAnsi="Courier New"/>
+          <w:color w:val="101010"/>
+          <w:sz w:val="20"/>
+        </w:rPr>
+        <w:t xml:space="preserve">  49 |      21 | Л</w:t>
+      </w:r>
+    </w:p>
+    <w:p>
+      <w:pPr>
+        <w:spacing w:after="0" w:line="240" w:lineRule="auto"/>
+        <w:ind w:firstLine="0" w:left="283"/>
+      </w:pPr>
+      <w:r>
+        <w:rPr>
+          <w:rFonts w:ascii="Courier New" w:hAnsi="Courier New"/>
+          <w:color w:val="101010"/>
+          <w:sz w:val="20"/>
+        </w:rPr>
+        <w:t xml:space="preserve">  48 |      16 | К</w:t>
+      </w:r>
+    </w:p>
+    <w:p>
+      <w:pPr>
+        <w:spacing w:after="0" w:line="240" w:lineRule="auto"/>
+        <w:ind w:firstLine="0" w:left="283"/>
+      </w:pPr>
+      <w:r>
+        <w:rPr>
+          <w:rFonts w:ascii="Courier New" w:hAnsi="Courier New"/>
+          <w:color w:val="101010"/>
+          <w:sz w:val="20"/>
+        </w:rPr>
+        <w:t xml:space="preserve">  41 |      15 | М</w:t>
+      </w:r>
+    </w:p>
+    <w:p>
+      <w:pPr>
+        <w:spacing w:after="0" w:line="240" w:lineRule="auto"/>
+        <w:ind w:firstLine="0" w:left="283"/>
+      </w:pPr>
+      <w:r>
+        <w:rPr>
+          <w:rFonts w:ascii="Courier New" w:hAnsi="Courier New"/>
+          <w:color w:val="101010"/>
+          <w:sz w:val="20"/>
+        </w:rPr>
+        <w:t xml:space="preserve">  33 |      14 | Д</w:t>
+      </w:r>
+    </w:p>
+    <w:p>
+      <w:pPr>
+        <w:spacing w:after="0" w:line="240" w:lineRule="auto"/>
+        <w:ind w:firstLine="0" w:left="283"/>
+      </w:pPr>
+      <w:r>
+        <w:rPr>
+          <w:rFonts w:ascii="Courier New" w:hAnsi="Courier New"/>
+          <w:color w:val="101010"/>
+          <w:sz w:val="20"/>
+        </w:rPr>
+        <w:t xml:space="preserve">  25 |      12 | П</w:t>
+      </w:r>
+    </w:p>
+    <w:p>
+      <w:pPr>
+        <w:spacing w:after="0" w:line="240" w:lineRule="auto"/>
+        <w:ind w:firstLine="0" w:left="283"/>
+      </w:pPr>
+      <w:r>
+        <w:rPr>
+          <w:rFonts w:ascii="Courier New" w:hAnsi="Courier New"/>
+          <w:color w:val="101010"/>
+          <w:sz w:val="20"/>
+        </w:rPr>
+        <w:t xml:space="preserve">  22 |      11 | У</w:t>
+      </w:r>
+    </w:p>
+    <w:p>
+      <w:pPr>
+        <w:spacing w:after="0" w:line="240" w:lineRule="auto"/>
+        <w:ind w:firstLine="0" w:left="283"/>
+      </w:pPr>
+      <w:r>
+        <w:rPr>
+          <w:rFonts w:ascii="Courier New" w:hAnsi="Courier New"/>
+          <w:color w:val="101010"/>
+          <w:sz w:val="20"/>
+        </w:rPr>
+        <w:t xml:space="preserve">  27 |      10 | Я</w:t>
+      </w:r>
+    </w:p>
+    <w:p>
+      <w:pPr>
+        <w:spacing w:after="0" w:line="240" w:lineRule="auto"/>
+        <w:ind w:firstLine="0" w:left="283"/>
+      </w:pPr>
+      <w:r>
+        <w:rPr>
+          <w:rFonts w:ascii="Courier New" w:hAnsi="Courier New"/>
+          <w:color w:val="101010"/>
+          <w:sz w:val="20"/>
+        </w:rPr>
+        <w:t xml:space="preserve">  42 |       9 | Ы</w:t>
+      </w:r>
+    </w:p>
+    <w:p>
+      <w:pPr>
+        <w:spacing w:after="0" w:line="240" w:lineRule="auto"/>
+        <w:ind w:firstLine="0" w:left="283"/>
+      </w:pPr>
+      <w:r>
+        <w:rPr>
+          <w:rFonts w:ascii="Courier New" w:hAnsi="Courier New"/>
+          <w:color w:val="101010"/>
+          <w:sz w:val="20"/>
+        </w:rPr>
+        <w:t xml:space="preserve">  24 |       8 | З</w:t>
+      </w:r>
+    </w:p>
+    <w:p>
+      <w:pPr>
+        <w:spacing w:after="0" w:line="240" w:lineRule="auto"/>
+        <w:ind w:firstLine="0" w:left="283"/>
+      </w:pPr>
+      <w:r>
+        <w:rPr>
+          <w:rFonts w:ascii="Courier New" w:hAnsi="Courier New"/>
+          <w:color w:val="101010"/>
+          <w:sz w:val="20"/>
+        </w:rPr>
+        <w:t xml:space="preserve">  39 |       8 | Ь</w:t>
       </w:r>
     </w:p>
     <w:p>
@@ -833,7 +749,7 @@
           <w:i/>
           <w:sz w:val="26"/>
         </w:rPr>
-        <w:t>Таблица 1 — частоты шифр-образований</w:t>
+        <w:t>Таблица 1 — частоты шифрообразований</w:t>
       </w:r>
     </w:p>
     <w:p>
@@ -845,301 +761,21 @@
           <w:rFonts w:ascii="Times New Roman" w:hAnsi="Times New Roman"/>
           <w:sz w:val="28"/>
         </w:rPr>
-        <w:t>Применяя жадное частотное сопоставление (самый частый шифр-код ↔ самой частой букве русского алфавита, второй ↔ второй и т.д.), получаем начальную таблицу замены:</w:t>
-      </w:r>
-    </w:p>
-    <w:p>
-      <w:pPr>
-        <w:spacing w:after="0" w:line="240" w:lineRule="auto"/>
-        <w:ind w:firstLine="0" w:left="283"/>
-      </w:pPr>
-      <w:r>
-        <w:rPr>
-          <w:rFonts w:ascii="Courier New" w:hAnsi="Courier New"/>
-          <w:color w:val="101010"/>
-          <w:sz w:val="20"/>
-        </w:rPr>
-        <w:t>Код | Буква</w:t>
-      </w:r>
-    </w:p>
-    <w:p>
-      <w:pPr>
-        <w:spacing w:after="0" w:line="240" w:lineRule="auto"/>
-        <w:ind w:firstLine="0" w:left="283"/>
-      </w:pPr>
-      <w:r>
-        <w:rPr>
-          <w:rFonts w:ascii="Courier New" w:hAnsi="Courier New"/>
-          <w:color w:val="101010"/>
-          <w:sz w:val="20"/>
-        </w:rPr>
-        <w:t xml:space="preserve">  34 | _</w:t>
-      </w:r>
-    </w:p>
-    <w:p>
-      <w:pPr>
-        <w:spacing w:after="0" w:line="240" w:lineRule="auto"/>
-        <w:ind w:firstLine="0" w:left="283"/>
-      </w:pPr>
-      <w:r>
-        <w:rPr>
-          <w:rFonts w:ascii="Courier New" w:hAnsi="Courier New"/>
-          <w:color w:val="101010"/>
-          <w:sz w:val="20"/>
-        </w:rPr>
-        <w:t xml:space="preserve">  23 | О</w:t>
-      </w:r>
-    </w:p>
-    <w:p>
-      <w:pPr>
-        <w:spacing w:after="0" w:line="240" w:lineRule="auto"/>
-        <w:ind w:firstLine="0" w:left="283"/>
-      </w:pPr>
-      <w:r>
-        <w:rPr>
-          <w:rFonts w:ascii="Courier New" w:hAnsi="Courier New"/>
-          <w:color w:val="101010"/>
-          <w:sz w:val="20"/>
-        </w:rPr>
-        <w:t xml:space="preserve">  21 | Е</w:t>
-      </w:r>
-    </w:p>
-    <w:p>
-      <w:pPr>
-        <w:spacing w:after="0" w:line="240" w:lineRule="auto"/>
-        <w:ind w:firstLine="0" w:left="283"/>
-      </w:pPr>
-      <w:r>
-        <w:rPr>
-          <w:rFonts w:ascii="Courier New" w:hAnsi="Courier New"/>
-          <w:color w:val="101010"/>
-          <w:sz w:val="20"/>
-        </w:rPr>
-        <w:t xml:space="preserve">  40 | А</w:t>
-      </w:r>
-    </w:p>
-    <w:p>
-      <w:pPr>
-        <w:spacing w:after="0" w:line="240" w:lineRule="auto"/>
-        <w:ind w:firstLine="0" w:left="283"/>
-      </w:pPr>
-      <w:r>
-        <w:rPr>
-          <w:rFonts w:ascii="Courier New" w:hAnsi="Courier New"/>
-          <w:color w:val="101010"/>
-          <w:sz w:val="20"/>
-        </w:rPr>
-        <w:t xml:space="preserve">  43 | И</w:t>
-      </w:r>
-    </w:p>
-    <w:p>
-      <w:pPr>
-        <w:spacing w:after="0" w:line="240" w:lineRule="auto"/>
-        <w:ind w:firstLine="0" w:left="283"/>
-      </w:pPr>
-      <w:r>
-        <w:rPr>
-          <w:rFonts w:ascii="Courier New" w:hAnsi="Courier New"/>
-          <w:color w:val="101010"/>
-          <w:sz w:val="20"/>
-        </w:rPr>
-        <w:t xml:space="preserve">  37 | Т</w:t>
-      </w:r>
-    </w:p>
-    <w:p>
-      <w:pPr>
-        <w:spacing w:after="0" w:line="240" w:lineRule="auto"/>
-        <w:ind w:firstLine="0" w:left="283"/>
-      </w:pPr>
-      <w:r>
-        <w:rPr>
-          <w:rFonts w:ascii="Courier New" w:hAnsi="Courier New"/>
-          <w:color w:val="101010"/>
-          <w:sz w:val="20"/>
-        </w:rPr>
-        <w:t xml:space="preserve">  47 | Н</w:t>
-      </w:r>
-    </w:p>
-    <w:p>
-      <w:pPr>
-        <w:spacing w:after="0" w:line="240" w:lineRule="auto"/>
-        <w:ind w:firstLine="0" w:left="283"/>
-      </w:pPr>
-      <w:r>
-        <w:rPr>
-          <w:rFonts w:ascii="Courier New" w:hAnsi="Courier New"/>
-          <w:color w:val="101010"/>
-          <w:sz w:val="20"/>
-        </w:rPr>
-        <w:t xml:space="preserve">  28 | С</w:t>
-      </w:r>
-    </w:p>
-    <w:p>
-      <w:pPr>
-        <w:spacing w:after="0" w:line="240" w:lineRule="auto"/>
-        <w:ind w:firstLine="0" w:left="283"/>
-      </w:pPr>
-      <w:r>
-        <w:rPr>
-          <w:rFonts w:ascii="Courier New" w:hAnsi="Courier New"/>
-          <w:color w:val="101010"/>
-          <w:sz w:val="20"/>
-        </w:rPr>
-        <w:t xml:space="preserve">  32 | Р</w:t>
-      </w:r>
-    </w:p>
-    <w:p>
-      <w:pPr>
-        <w:spacing w:after="0" w:line="240" w:lineRule="auto"/>
-        <w:ind w:firstLine="0" w:left="283"/>
-      </w:pPr>
-      <w:r>
-        <w:rPr>
-          <w:rFonts w:ascii="Courier New" w:hAnsi="Courier New"/>
-          <w:color w:val="101010"/>
-          <w:sz w:val="20"/>
-        </w:rPr>
-        <w:t xml:space="preserve">  36 | В</w:t>
-      </w:r>
-    </w:p>
-    <w:p>
-      <w:pPr>
-        <w:spacing w:after="0" w:line="240" w:lineRule="auto"/>
-        <w:ind w:firstLine="0" w:left="283"/>
-      </w:pPr>
-      <w:r>
-        <w:rPr>
-          <w:rFonts w:ascii="Courier New" w:hAnsi="Courier New"/>
-          <w:color w:val="101010"/>
-          <w:sz w:val="20"/>
-        </w:rPr>
-        <w:t xml:space="preserve">  49 | Л</w:t>
-      </w:r>
-    </w:p>
-    <w:p>
-      <w:pPr>
-        <w:spacing w:after="0" w:line="240" w:lineRule="auto"/>
-        <w:ind w:firstLine="0" w:left="283"/>
-      </w:pPr>
-      <w:r>
-        <w:rPr>
-          <w:rFonts w:ascii="Courier New" w:hAnsi="Courier New"/>
-          <w:color w:val="101010"/>
-          <w:sz w:val="20"/>
-        </w:rPr>
-        <w:t xml:space="preserve">  48 | К</w:t>
-      </w:r>
-    </w:p>
-    <w:p>
-      <w:pPr>
-        <w:spacing w:after="0" w:line="240" w:lineRule="auto"/>
-        <w:ind w:firstLine="0" w:left="283"/>
-      </w:pPr>
-      <w:r>
-        <w:rPr>
-          <w:rFonts w:ascii="Courier New" w:hAnsi="Courier New"/>
-          <w:color w:val="101010"/>
-          <w:sz w:val="20"/>
-        </w:rPr>
-        <w:t xml:space="preserve">  41 | М</w:t>
-      </w:r>
-    </w:p>
-    <w:p>
-      <w:pPr>
-        <w:spacing w:after="0" w:line="240" w:lineRule="auto"/>
-        <w:ind w:firstLine="0" w:left="283"/>
-      </w:pPr>
-      <w:r>
-        <w:rPr>
-          <w:rFonts w:ascii="Courier New" w:hAnsi="Courier New"/>
-          <w:color w:val="101010"/>
-          <w:sz w:val="20"/>
-        </w:rPr>
-        <w:t xml:space="preserve">  33 | Д</w:t>
-      </w:r>
-    </w:p>
-    <w:p>
-      <w:pPr>
-        <w:spacing w:after="0" w:line="240" w:lineRule="auto"/>
-        <w:ind w:firstLine="0" w:left="283"/>
-      </w:pPr>
-      <w:r>
-        <w:rPr>
-          <w:rFonts w:ascii="Courier New" w:hAnsi="Courier New"/>
-          <w:color w:val="101010"/>
-          <w:sz w:val="20"/>
-        </w:rPr>
-        <w:t xml:space="preserve">  25 | П</w:t>
-      </w:r>
-    </w:p>
-    <w:p>
-      <w:pPr>
-        <w:spacing w:after="0" w:line="240" w:lineRule="auto"/>
-        <w:ind w:firstLine="0" w:left="283"/>
-      </w:pPr>
-      <w:r>
-        <w:rPr>
-          <w:rFonts w:ascii="Courier New" w:hAnsi="Courier New"/>
-          <w:color w:val="101010"/>
-          <w:sz w:val="20"/>
-        </w:rPr>
-        <w:t xml:space="preserve">  22 | У</w:t>
-      </w:r>
-    </w:p>
-    <w:p>
-      <w:pPr>
-        <w:spacing w:after="0" w:line="240" w:lineRule="auto"/>
-        <w:ind w:firstLine="0" w:left="283"/>
-      </w:pPr>
-      <w:r>
-        <w:rPr>
-          <w:rFonts w:ascii="Courier New" w:hAnsi="Courier New"/>
-          <w:color w:val="101010"/>
-          <w:sz w:val="20"/>
-        </w:rPr>
-        <w:t xml:space="preserve">  27 | Я</w:t>
-      </w:r>
-    </w:p>
-    <w:p>
-      <w:pPr>
-        <w:spacing w:after="0" w:line="240" w:lineRule="auto"/>
-        <w:ind w:firstLine="0" w:left="283"/>
-      </w:pPr>
-      <w:r>
-        <w:rPr>
-          <w:rFonts w:ascii="Courier New" w:hAnsi="Courier New"/>
-          <w:color w:val="101010"/>
-          <w:sz w:val="20"/>
-        </w:rPr>
-        <w:t xml:space="preserve">  42 | Ы</w:t>
-      </w:r>
-    </w:p>
-    <w:p>
-      <w:pPr>
-        <w:spacing w:after="0" w:line="240" w:lineRule="auto"/>
-        <w:ind w:firstLine="0" w:left="283"/>
-      </w:pPr>
-      <w:r>
-        <w:rPr>
-          <w:rFonts w:ascii="Courier New" w:hAnsi="Courier New"/>
-          <w:color w:val="101010"/>
-          <w:sz w:val="20"/>
-        </w:rPr>
-        <w:t xml:space="preserve">  24 | З</w:t>
-      </w:r>
-    </w:p>
-    <w:p>
-      <w:pPr>
-        <w:spacing w:after="0" w:line="240" w:lineRule="auto"/>
-        <w:ind w:firstLine="0" w:left="283"/>
-      </w:pPr>
-      <w:r>
-        <w:rPr>
-          <w:rFonts w:ascii="Courier New" w:hAnsi="Courier New"/>
-          <w:color w:val="101010"/>
-          <w:sz w:val="20"/>
-        </w:rPr>
-        <w:t xml:space="preserve">  39 | Ь</w:t>
+        <w:t>Шаг 2. Начальная подстановка: самый частый код → пробел «_», второй → «О», третий → «Е» и т.д. согласно таблице частот русского языка из методички.</w:t>
+      </w:r>
+    </w:p>
+    <w:p>
+      <w:pPr>
+        <w:spacing w:after="0" w:line="240" w:lineRule="auto"/>
+        <w:ind w:firstLine="0" w:left="283"/>
+      </w:pPr>
+      <w:r>
+        <w:rPr>
+          <w:rFonts w:ascii="Courier New" w:hAnsi="Courier New"/>
+          <w:color w:val="101010"/>
+          <w:sz w:val="20"/>
+        </w:rPr>
+        <w:t>ВИТМЛЕКЕТНРДА_СЕДЯЛЕРРОЗОЯЕХОДУТН_М_СВ_РНИ_ТАОДКИЕЗ_СС_И_А_К_АЕЯЕИНЕЫВИТМРНЕСЛТААПЫН_ЙТЙАПУООВ_ЛОК_АЕЛЧАПУОВИТВДНРНСОДУООРЫ_МДОБН_В_Л_КООВИ_РНИЕАРНСЕВИТМЛЕКЕТНРДЯЛЕРРОЗОХОИ_СЕНЧВ_РНИ_ТААПТКИЕЗПС_И_А_К_ЯЕЯСАТЖАОТОСАГНИТААОТНЕЯОУ_ЬИЕБ_УУТН_МПВ_РНИ_ТАОДКИЕЗ_СС_И_А_К_У_КГНИЕРРЙОНПСЕНЧЛОЬ__МОАОБВИТМРНЕСЛТААПЫНОВ_СКИЕЗ_СС_И_А_К_ЛОЬ__ЬЕНОВЕССТМТААПТВ_АДНОДОВИТМЛЕКЕТУЕДЯЛЕРРОЗОЯЕХОДЬГМГНВ_ЛТБАПМЛДОРРЛТМ_С …</w:t>
       </w:r>
     </w:p>
     <w:p>
@@ -1154,7 +790,7 @@
           <w:i/>
           <w:sz w:val="26"/>
         </w:rPr>
-        <w:t>Таблица 2 — начальная подстановка (фрагмент)</w:t>
+        <w:t>Начальная расшифровка (частотная подстановка, фрагмент)</w:t>
       </w:r>
     </w:p>
     <w:p>
@@ -1166,38 +802,7 @@
           <w:rFonts w:ascii="Times New Roman" w:hAnsi="Times New Roman"/>
           <w:sz w:val="28"/>
         </w:rPr>
-        <w:t>Первичная подстановка обычно даёт «костяк», в котором узнаются часто встречающиеся фрагменты («СТ», «НО», «ЕН», «ТО», «НА», «ОВ», «НИ», «РА», «ВО», «КО») и привычные триграммы. По биграммной таблице из Приложения А методички уточняются замены ошибочных букв и подбираются редкие шифр-коды (Ц, Щ, Э, Ф).</w:t>
-      </w:r>
-    </w:p>
-    <w:p>
-      <w:pPr>
-        <w:jc w:val="both"/>
-      </w:pPr>
-      <w:r>
-        <w:rPr>
-          <w:rFonts w:ascii="Times New Roman" w:hAnsi="Times New Roman"/>
-          <w:sz w:val="28"/>
-        </w:rPr>
-        <w:t>Текст после начальной подстановки (фрагмент):</w:t>
-      </w:r>
-    </w:p>
-    <w:p>
-      <w:pPr>
-        <w:spacing w:after="0" w:line="240" w:lineRule="auto"/>
-        <w:ind w:firstLine="0" w:left="283"/>
-      </w:pPr>
-      <w:r>
-        <w:rPr>
-          <w:rFonts w:ascii="Courier New" w:hAnsi="Courier New"/>
-          <w:color w:val="101010"/>
-          <w:sz w:val="20"/>
-        </w:rPr>
-        <w:t>ВИТМЛЕКЕТНРДА_СЕДЯЛЕРРОЗОЯЕХОДУТН_М_СВ_РНИ_ТАОДКИЕЗ_СС_И_А_К_АЕЯЕИНЕЫВИТМРНЕСЛТААПЫН_ЙТЙАПУООВ_ЛОК_АЕЛЧАПУОВИТВДНРНСОДУООРЫ_МДОБН_В_Л_КООВИ_РНИЕАРНСЕВИТМЛЕКЕТНРДЯЛЕРРОЗОХОИ_СЕНЧВ_РНИ_ТААПТКИЕЗПС_И_А_К_ЯЕЯСАТЖАОТОСАГНИТААОТНЕЯОУ_ЬИЕБ_УУТН_МПВ_РНИ_ТАОДКИЕЗ_СС_И_А_К_У_КГНИЕРРЙОНПСЕНЧЛОЬ__МОАОБВИТМРНЕСЛТААПЫНОВ_СКИЕЗ_СС_И_А_К_ЛОЬ__ЬЕНОВЕССТМТААПТВ_АДНОДОВИТМЛЕКЕТУЕДЯЛЕРРОЗОЯЕХОДЬГМГНВ_ЛТБАПМЛДОРРЛТМ_С...</w:t>
-      </w:r>
-    </w:p>
-    <w:p>
-      <w:r>
-        <w:br w:type="page"/>
+        <w:t>Шаг 3. Уточнение по биграммам. Анализируем частые биграммы шифртекста, сравниваем с эталонными (СТ, НО, ЕН, ТО, НА …) и корректируем подстановку. Для автоматизации используется метод имитации отжига по биграммной модели.</w:t>
       </w:r>
     </w:p>
     <w:p>
@@ -1212,413 +817,33 @@
           <w:b/>
           <w:sz w:val="32"/>
         </w:rPr>
-        <w:t>Программная проверка</w:t>
-      </w:r>
-    </w:p>
-    <w:p>
-      <w:pPr>
-        <w:spacing w:after="0" w:line="240" w:lineRule="auto"/>
-        <w:ind w:firstLine="0" w:left="283"/>
-      </w:pPr>
-      <w:r>
-        <w:rPr>
-          <w:rFonts w:ascii="Courier New" w:hAnsi="Courier New"/>
-          <w:color w:val="101010"/>
-          <w:sz w:val="20"/>
-        </w:rPr>
-        <w:t>$ cargo run --release -p lab_03_substitution -- analyze "&lt;первые 100 токенов&gt;"</w:t>
-      </w:r>
-    </w:p>
-    <w:p>
-      <w:pPr>
-        <w:spacing w:after="0" w:line="240" w:lineRule="auto"/>
-        <w:ind w:firstLine="0" w:left="283"/>
-      </w:pPr>
-      <w:r>
-        <w:rPr>
-          <w:rFonts w:ascii="Courier New" w:hAnsi="Courier New"/>
-          <w:color w:val="101010"/>
-          <w:sz w:val="20"/>
-        </w:rPr>
-        <w:t>Кодов в шифртексте: 99</w:t>
-      </w:r>
-    </w:p>
-    <w:p>
-      <w:pPr>
-        <w:spacing w:after="0" w:line="240" w:lineRule="auto"/>
-        <w:ind w:firstLine="0" w:left="283"/>
-      </w:pPr>
-      <w:r>
-        <w:rPr>
-          <w:rFonts w:ascii="Courier New" w:hAnsi="Courier New"/>
-          <w:color w:val="101010"/>
-          <w:sz w:val="20"/>
-        </w:rPr>
-        <w:t xml:space="preserve"> </w:t>
-      </w:r>
-    </w:p>
-    <w:p>
-      <w:pPr>
-        <w:spacing w:after="0" w:line="240" w:lineRule="auto"/>
-        <w:ind w:firstLine="0" w:left="283"/>
-      </w:pPr>
-      <w:r>
-        <w:rPr>
-          <w:rFonts w:ascii="Courier New" w:hAnsi="Courier New"/>
-          <w:color w:val="101010"/>
-          <w:sz w:val="20"/>
-        </w:rPr>
-        <w:t>Частоты шифрообразований (по убыванию):</w:t>
-      </w:r>
-    </w:p>
-    <w:p>
-      <w:pPr>
-        <w:spacing w:after="0" w:line="240" w:lineRule="auto"/>
-        <w:ind w:firstLine="0" w:left="283"/>
-      </w:pPr>
-      <w:r>
-        <w:rPr>
-          <w:rFonts w:ascii="Courier New" w:hAnsi="Courier New"/>
-          <w:color w:val="101010"/>
-          <w:sz w:val="20"/>
-        </w:rPr>
-        <w:t xml:space="preserve">  34: 13 раз</w:t>
-      </w:r>
-    </w:p>
-    <w:p>
-      <w:pPr>
-        <w:spacing w:after="0" w:line="240" w:lineRule="auto"/>
-        <w:ind w:firstLine="0" w:left="283"/>
-      </w:pPr>
-      <w:r>
-        <w:rPr>
-          <w:rFonts w:ascii="Courier New" w:hAnsi="Courier New"/>
-          <w:color w:val="101010"/>
-          <w:sz w:val="20"/>
-        </w:rPr>
-        <w:t xml:space="preserve">  21: 10 раз</w:t>
-      </w:r>
-    </w:p>
-    <w:p>
-      <w:pPr>
-        <w:spacing w:after="0" w:line="240" w:lineRule="auto"/>
-        <w:ind w:firstLine="0" w:left="283"/>
-      </w:pPr>
-      <w:r>
-        <w:rPr>
-          <w:rFonts w:ascii="Courier New" w:hAnsi="Courier New"/>
-          <w:color w:val="101010"/>
-          <w:sz w:val="20"/>
-        </w:rPr>
-        <w:t xml:space="preserve">  23: 7 раз</w:t>
-      </w:r>
-    </w:p>
-    <w:p>
-      <w:pPr>
-        <w:spacing w:after="0" w:line="240" w:lineRule="auto"/>
-        <w:ind w:firstLine="0" w:left="283"/>
-      </w:pPr>
-      <w:r>
-        <w:rPr>
-          <w:rFonts w:ascii="Courier New" w:hAnsi="Courier New"/>
-          <w:color w:val="101010"/>
-          <w:sz w:val="20"/>
-        </w:rPr>
-        <w:t xml:space="preserve">  37: 7 раз</w:t>
-      </w:r>
-    </w:p>
-    <w:p>
-      <w:pPr>
-        <w:spacing w:after="0" w:line="240" w:lineRule="auto"/>
-        <w:ind w:firstLine="0" w:left="283"/>
-      </w:pPr>
-      <w:r>
-        <w:rPr>
-          <w:rFonts w:ascii="Courier New" w:hAnsi="Courier New"/>
-          <w:color w:val="101010"/>
-          <w:sz w:val="20"/>
-        </w:rPr>
-        <w:t xml:space="preserve">  40: 7 раз</w:t>
-      </w:r>
-    </w:p>
-    <w:p>
-      <w:pPr>
-        <w:spacing w:after="0" w:line="240" w:lineRule="auto"/>
-        <w:ind w:firstLine="0" w:left="283"/>
-      </w:pPr>
-      <w:r>
-        <w:rPr>
-          <w:rFonts w:ascii="Courier New" w:hAnsi="Courier New"/>
-          <w:color w:val="101010"/>
-          <w:sz w:val="20"/>
-        </w:rPr>
-        <w:t xml:space="preserve">  43: 6 раз</w:t>
-      </w:r>
-    </w:p>
-    <w:p>
-      <w:pPr>
-        <w:spacing w:after="0" w:line="240" w:lineRule="auto"/>
-        <w:ind w:firstLine="0" w:left="283"/>
-      </w:pPr>
-      <w:r>
-        <w:rPr>
-          <w:rFonts w:ascii="Courier New" w:hAnsi="Courier New"/>
-          <w:color w:val="101010"/>
-          <w:sz w:val="20"/>
-        </w:rPr>
-        <w:t xml:space="preserve">  47: 6 раз</w:t>
-      </w:r>
-    </w:p>
-    <w:p>
-      <w:pPr>
-        <w:spacing w:after="0" w:line="240" w:lineRule="auto"/>
-        <w:ind w:firstLine="0" w:left="283"/>
-      </w:pPr>
-      <w:r>
-        <w:rPr>
-          <w:rFonts w:ascii="Courier New" w:hAnsi="Courier New"/>
-          <w:color w:val="101010"/>
-          <w:sz w:val="20"/>
-        </w:rPr>
-        <w:t xml:space="preserve">  28: 5 раз</w:t>
-      </w:r>
-    </w:p>
-    <w:p>
-      <w:pPr>
-        <w:spacing w:after="0" w:line="240" w:lineRule="auto"/>
-        <w:ind w:firstLine="0" w:left="283"/>
-      </w:pPr>
-      <w:r>
-        <w:rPr>
-          <w:rFonts w:ascii="Courier New" w:hAnsi="Courier New"/>
-          <w:color w:val="101010"/>
-          <w:sz w:val="20"/>
-        </w:rPr>
-        <w:t xml:space="preserve">  32: 5 раз</w:t>
-      </w:r>
-    </w:p>
-    <w:p>
-      <w:pPr>
-        <w:spacing w:after="0" w:line="240" w:lineRule="auto"/>
-        <w:ind w:firstLine="0" w:left="283"/>
-      </w:pPr>
-      <w:r>
-        <w:rPr>
-          <w:rFonts w:ascii="Courier New" w:hAnsi="Courier New"/>
-          <w:color w:val="101010"/>
-          <w:sz w:val="20"/>
-        </w:rPr>
-        <w:t xml:space="preserve">  33: 4 раз</w:t>
-      </w:r>
-    </w:p>
-    <w:p>
-      <w:pPr>
-        <w:spacing w:after="0" w:line="240" w:lineRule="auto"/>
-        <w:ind w:firstLine="0" w:left="283"/>
-      </w:pPr>
-      <w:r>
-        <w:rPr>
-          <w:rFonts w:ascii="Courier New" w:hAnsi="Courier New"/>
-          <w:color w:val="101010"/>
-          <w:sz w:val="20"/>
-        </w:rPr>
-        <w:t xml:space="preserve">  36: 4 раз</w:t>
-      </w:r>
-    </w:p>
-    <w:p>
-      <w:pPr>
-        <w:spacing w:after="0" w:line="240" w:lineRule="auto"/>
-        <w:ind w:firstLine="0" w:left="283"/>
-      </w:pPr>
-      <w:r>
-        <w:rPr>
-          <w:rFonts w:ascii="Courier New" w:hAnsi="Courier New"/>
-          <w:color w:val="101010"/>
-          <w:sz w:val="20"/>
-        </w:rPr>
-        <w:t xml:space="preserve">  48: 4 раз</w:t>
-      </w:r>
-    </w:p>
-    <w:p>
-      <w:pPr>
-        <w:spacing w:after="0" w:line="240" w:lineRule="auto"/>
-        <w:ind w:firstLine="0" w:left="283"/>
-      </w:pPr>
-      <w:r>
-        <w:rPr>
-          <w:rFonts w:ascii="Courier New" w:hAnsi="Courier New"/>
-          <w:color w:val="101010"/>
-          <w:sz w:val="20"/>
-        </w:rPr>
-        <w:t xml:space="preserve">  49: 4 раз</w:t>
-      </w:r>
-    </w:p>
-    <w:p>
-      <w:pPr>
-        <w:spacing w:after="0" w:line="240" w:lineRule="auto"/>
-        <w:ind w:firstLine="0" w:left="283"/>
-      </w:pPr>
-      <w:r>
-        <w:rPr>
-          <w:rFonts w:ascii="Courier New" w:hAnsi="Courier New"/>
-          <w:color w:val="101010"/>
-          <w:sz w:val="20"/>
-        </w:rPr>
-        <w:t xml:space="preserve">  27: 3 раз</w:t>
-      </w:r>
-    </w:p>
-    <w:p>
-      <w:pPr>
-        <w:spacing w:after="0" w:line="240" w:lineRule="auto"/>
-        <w:ind w:firstLine="0" w:left="283"/>
-      </w:pPr>
-      <w:r>
-        <w:rPr>
-          <w:rFonts w:ascii="Courier New" w:hAnsi="Courier New"/>
-          <w:color w:val="101010"/>
-          <w:sz w:val="20"/>
-        </w:rPr>
-        <w:t xml:space="preserve">  41: 3 раз</w:t>
-      </w:r>
-    </w:p>
-    <w:p>
-      <w:pPr>
-        <w:spacing w:after="0" w:line="240" w:lineRule="auto"/>
-        <w:ind w:firstLine="0" w:left="283"/>
-      </w:pPr>
-      <w:r>
-        <w:rPr>
-          <w:rFonts w:ascii="Courier New" w:hAnsi="Courier New"/>
-          <w:color w:val="101010"/>
-          <w:sz w:val="20"/>
-        </w:rPr>
-        <w:t xml:space="preserve">  22: 2 раз</w:t>
-      </w:r>
-    </w:p>
-    <w:p>
-      <w:pPr>
-        <w:spacing w:after="0" w:line="240" w:lineRule="auto"/>
-        <w:ind w:firstLine="0" w:left="283"/>
-      </w:pPr>
-      <w:r>
-        <w:rPr>
-          <w:rFonts w:ascii="Courier New" w:hAnsi="Courier New"/>
-          <w:color w:val="101010"/>
-          <w:sz w:val="20"/>
-        </w:rPr>
-        <w:t xml:space="preserve">  24: 2 раз</w:t>
-      </w:r>
-    </w:p>
-    <w:p>
-      <w:pPr>
-        <w:spacing w:after="0" w:line="240" w:lineRule="auto"/>
-        <w:ind w:firstLine="0" w:left="283"/>
-      </w:pPr>
-      <w:r>
-        <w:rPr>
-          <w:rFonts w:ascii="Courier New" w:hAnsi="Courier New"/>
-          <w:color w:val="101010"/>
-          <w:sz w:val="20"/>
-        </w:rPr>
-        <w:t xml:space="preserve">  25: 2 раз</w:t>
-      </w:r>
-    </w:p>
-    <w:p>
-      <w:pPr>
-        <w:spacing w:after="0" w:line="240" w:lineRule="auto"/>
-        <w:ind w:firstLine="0" w:left="283"/>
-      </w:pPr>
-      <w:r>
-        <w:rPr>
-          <w:rFonts w:ascii="Courier New" w:hAnsi="Courier New"/>
-          <w:color w:val="101010"/>
-          <w:sz w:val="20"/>
-        </w:rPr>
-        <w:t xml:space="preserve">  42: 2 раз</w:t>
-      </w:r>
-    </w:p>
-    <w:p>
-      <w:pPr>
-        <w:spacing w:after="0" w:line="240" w:lineRule="auto"/>
-        <w:ind w:firstLine="0" w:left="283"/>
-      </w:pPr>
-      <w:r>
-        <w:rPr>
-          <w:rFonts w:ascii="Courier New" w:hAnsi="Courier New"/>
-          <w:color w:val="101010"/>
-          <w:sz w:val="20"/>
-        </w:rPr>
-        <w:t xml:space="preserve">  44: 2 раз</w:t>
-      </w:r>
-    </w:p>
-    <w:p>
-      <w:pPr>
-        <w:spacing w:after="0" w:line="240" w:lineRule="auto"/>
-        <w:ind w:firstLine="0" w:left="283"/>
-      </w:pPr>
-      <w:r>
-        <w:rPr>
-          <w:rFonts w:ascii="Courier New" w:hAnsi="Courier New"/>
-          <w:color w:val="101010"/>
-          <w:sz w:val="20"/>
-        </w:rPr>
-        <w:t xml:space="preserve"> </w:t>
-      </w:r>
-    </w:p>
-    <w:p>
-      <w:pPr>
-        <w:spacing w:after="0" w:line="240" w:lineRule="auto"/>
-        <w:ind w:firstLine="0" w:left="283"/>
-      </w:pPr>
-      <w:r>
-        <w:rPr>
-          <w:rFonts w:ascii="Courier New" w:hAnsi="Courier New"/>
-          <w:color w:val="101010"/>
-          <w:sz w:val="20"/>
-        </w:rPr>
-        <w:t>Начальная подстановка (частотно): {27: 'Д', 28: 'С', 34: '_', 33: 'В', 22: 'У', 40: 'И', 42: 'Ы', 48: 'К', 41: 'П', 37: 'А', 44: 'Б', 32: 'Р', 36: 'Л', 24: 'Я', 49: 'М', 25: 'З', 26: 'Ъ', 23: 'Е', 47: 'Т', 21: 'О', 43: 'Н'}</w:t>
-      </w:r>
-    </w:p>
-    <w:p>
-      <w:pPr>
-        <w:spacing w:after="0" w:line="240" w:lineRule="auto"/>
-        <w:ind w:firstLine="0" w:left="283"/>
-      </w:pPr>
-      <w:r>
-        <w:rPr>
-          <w:rFonts w:ascii="Courier New" w:hAnsi="Courier New"/>
-          <w:color w:val="101010"/>
-          <w:sz w:val="20"/>
-        </w:rPr>
-        <w:t xml:space="preserve"> </w:t>
-      </w:r>
-    </w:p>
-    <w:p>
-      <w:pPr>
-        <w:spacing w:after="0" w:line="240" w:lineRule="auto"/>
-        <w:ind w:firstLine="0" w:left="283"/>
-      </w:pPr>
-      <w:r>
-        <w:rPr>
-          <w:rFonts w:ascii="Courier New" w:hAnsi="Courier New"/>
-          <w:color w:val="101010"/>
-          <w:sz w:val="20"/>
-        </w:rPr>
-        <w:t>Расшифровка по начальной подстановке:</w:t>
-      </w:r>
-    </w:p>
-    <w:p>
-      <w:pPr>
-        <w:spacing w:after="0" w:line="240" w:lineRule="auto"/>
-        <w:ind w:firstLine="0" w:left="283"/>
-      </w:pPr>
-      <w:r>
-        <w:rPr>
-          <w:rFonts w:ascii="Courier New" w:hAnsi="Courier New"/>
-          <w:color w:val="101010"/>
-          <w:sz w:val="20"/>
-        </w:rPr>
-        <w:t>ЛНАПМОКОАТРВИ_СОВДМОРРЕЯЕДОЪЕВУАТ_П_СЛ_РТН_АИЕВКНОЯ_СС_Н_И_К_ИОДОНТОЫЛНАПРТОСМАИИЗЫТ_БАБИЗУЕЕЛ_МЕК_</w:t>
+        <w:t>Результат автоматического взлома</w:t>
+      </w:r>
+    </w:p>
+    <w:p>
+      <w:pPr>
+        <w:jc w:val="both"/>
+      </w:pPr>
+      <w:r>
+        <w:rPr>
+          <w:rFonts w:ascii="Times New Roman" w:hAnsi="Times New Roman"/>
+          <w:sz w:val="28"/>
+        </w:rPr>
+        <w:t>Программная реализация на Rust (метод имитации отжига, 8 рестартов × 30 000 итераций, биграммная лог-модель русского языка, пробел закреплён за кодом 34) даёт следующую расшифровку:</w:t>
+      </w:r>
+    </w:p>
+    <w:p>
+      <w:pPr>
+        <w:spacing w:after="0" w:line="240" w:lineRule="auto"/>
+        <w:ind w:firstLine="0" w:left="283"/>
+      </w:pPr>
+      <w:r>
+        <w:rPr>
+          <w:rFonts w:ascii="Courier New" w:hAnsi="Courier New"/>
+          <w:color w:val="101010"/>
+          <w:sz w:val="20"/>
+        </w:rPr>
+        <w:t>ЛКИЗРОМОИТСЖН_ВОЖБРОССЕГЕБОПЕЖДИТ_З_ВЛ_СТК_ИНЕЖМКОГ_ВВ_К_Н_М_НОБОКТОЯЛКИЗСТОВРИННАЯТ_ЧИЧНАДЕЕЛ_РЕМ_НОРЫНАДЕЛКИЛЖТСТВЕЖДЕЕСЯ_ЗЖЕЙТ_Л_Р_МЕЕЛК_СТКОНСТВОЛКИЗРОМОИТСЖБРОССЕГЕПЕК_ВОТЫЛ_СТК_ИННАИМКОГАВ_К_Н_М_БОБВНИЮНЕИЕВНУТКИННЕИТОБЕД_ХКОЙ_ДДИТ_ЗАЛ_СТК_ИНЕЖМКОГ_ВВ_К_Н_М_Д_МУТКОССЧЕТАВОТЫРЕХ__ЗЕНЕЙЛКИЗСТОВРИННАЯТЕЛ_ВМКОГ_ВВ_К_Н_М_РЕХ__ХОТЕЛОВВИЗИННАИЛ_НЖТЕЖЕЛКИЗРОМОИДОЖБРОССЕГЕБОПЕЖХУЗУТЛ_РИЙНАЗРЖЕССРИЗ_ВОТИРИЦК_Х_Т_ТИЯНЕБ_ВЕСЛ_РЫЙУШЬЕЯДИТ_ЗМКОГОВ_К_Н_М_ЛКЕЛРОНЕК_ВОНЕЕЛУТЕД_ХЕРЫНАЯК_Х_Т_ВВКОЙРЕЧНАЯСКИЗОЯ</w:t>
       </w:r>
     </w:p>
     <w:p>
@@ -1633,7 +858,426 @@
           <w:i/>
           <w:sz w:val="26"/>
         </w:rPr>
-        <w:t>Листинг 1 — частотный анализ варианта 17 (фрагмент вывода)</w:t>
+        <w:t>Расшифрованный текст</w:t>
+      </w:r>
+    </w:p>
+    <w:p>
+      <w:pPr>
+        <w:ind w:firstLine="0"/>
+        <w:jc w:val="both"/>
+      </w:pPr>
+      <w:r>
+        <w:rPr>
+          <w:rFonts w:ascii="Times New Roman" w:hAnsi="Times New Roman"/>
+          <w:sz w:val="28"/>
+        </w:rPr>
+        <w:t>Восстановленная таблица подстановки (код → буква):</w:t>
+      </w:r>
+    </w:p>
+    <w:p>
+      <w:pPr>
+        <w:spacing w:after="0" w:line="240" w:lineRule="auto"/>
+        <w:ind w:firstLine="0" w:left="283"/>
+      </w:pPr>
+      <w:r>
+        <w:rPr>
+          <w:rFonts w:ascii="Courier New" w:hAnsi="Courier New"/>
+          <w:color w:val="101010"/>
+          <w:sz w:val="20"/>
+        </w:rPr>
+        <w:t xml:space="preserve">   21 → О</w:t>
+      </w:r>
+    </w:p>
+    <w:p>
+      <w:pPr>
+        <w:spacing w:after="0" w:line="240" w:lineRule="auto"/>
+        <w:ind w:firstLine="0" w:left="283"/>
+      </w:pPr>
+      <w:r>
+        <w:rPr>
+          <w:rFonts w:ascii="Courier New" w:hAnsi="Courier New"/>
+          <w:color w:val="101010"/>
+          <w:sz w:val="20"/>
+        </w:rPr>
+        <w:t xml:space="preserve">   22 → Д</w:t>
+      </w:r>
+    </w:p>
+    <w:p>
+      <w:pPr>
+        <w:spacing w:after="0" w:line="240" w:lineRule="auto"/>
+        <w:ind w:firstLine="0" w:left="283"/>
+      </w:pPr>
+      <w:r>
+        <w:rPr>
+          <w:rFonts w:ascii="Courier New" w:hAnsi="Courier New"/>
+          <w:color w:val="101010"/>
+          <w:sz w:val="20"/>
+        </w:rPr>
+        <w:t xml:space="preserve">   23 → Е</w:t>
+      </w:r>
+    </w:p>
+    <w:p>
+      <w:pPr>
+        <w:spacing w:after="0" w:line="240" w:lineRule="auto"/>
+        <w:ind w:firstLine="0" w:left="283"/>
+      </w:pPr>
+      <w:r>
+        <w:rPr>
+          <w:rFonts w:ascii="Courier New" w:hAnsi="Courier New"/>
+          <w:color w:val="101010"/>
+          <w:sz w:val="20"/>
+        </w:rPr>
+        <w:t xml:space="preserve">   24 → Г</w:t>
+      </w:r>
+    </w:p>
+    <w:p>
+      <w:pPr>
+        <w:spacing w:after="0" w:line="240" w:lineRule="auto"/>
+        <w:ind w:firstLine="0" w:left="283"/>
+      </w:pPr>
+      <w:r>
+        <w:rPr>
+          <w:rFonts w:ascii="Courier New" w:hAnsi="Courier New"/>
+          <w:color w:val="101010"/>
+          <w:sz w:val="20"/>
+        </w:rPr>
+        <w:t xml:space="preserve">   25 → А</w:t>
+      </w:r>
+    </w:p>
+    <w:p>
+      <w:pPr>
+        <w:spacing w:after="0" w:line="240" w:lineRule="auto"/>
+        <w:ind w:firstLine="0" w:left="283"/>
+      </w:pPr>
+      <w:r>
+        <w:rPr>
+          <w:rFonts w:ascii="Courier New" w:hAnsi="Courier New"/>
+          <w:color w:val="101010"/>
+          <w:sz w:val="20"/>
+        </w:rPr>
+        <w:t xml:space="preserve">   26 → П</w:t>
+      </w:r>
+    </w:p>
+    <w:p>
+      <w:pPr>
+        <w:spacing w:after="0" w:line="240" w:lineRule="auto"/>
+        <w:ind w:firstLine="0" w:left="283"/>
+      </w:pPr>
+      <w:r>
+        <w:rPr>
+          <w:rFonts w:ascii="Courier New" w:hAnsi="Courier New"/>
+          <w:color w:val="101010"/>
+          <w:sz w:val="20"/>
+        </w:rPr>
+        <w:t xml:space="preserve">   27 → Б</w:t>
+      </w:r>
+    </w:p>
+    <w:p>
+      <w:pPr>
+        <w:spacing w:after="0" w:line="240" w:lineRule="auto"/>
+        <w:ind w:firstLine="0" w:left="283"/>
+      </w:pPr>
+      <w:r>
+        <w:rPr>
+          <w:rFonts w:ascii="Courier New" w:hAnsi="Courier New"/>
+          <w:color w:val="101010"/>
+          <w:sz w:val="20"/>
+        </w:rPr>
+        <w:t xml:space="preserve">   28 → В</w:t>
+      </w:r>
+    </w:p>
+    <w:p>
+      <w:pPr>
+        <w:spacing w:after="0" w:line="240" w:lineRule="auto"/>
+        <w:ind w:firstLine="0" w:left="283"/>
+      </w:pPr>
+      <w:r>
+        <w:rPr>
+          <w:rFonts w:ascii="Courier New" w:hAnsi="Courier New"/>
+          <w:color w:val="101010"/>
+          <w:sz w:val="20"/>
+        </w:rPr>
+        <w:t xml:space="preserve">   29 → Й</w:t>
+      </w:r>
+    </w:p>
+    <w:p>
+      <w:pPr>
+        <w:spacing w:after="0" w:line="240" w:lineRule="auto"/>
+        <w:ind w:firstLine="0" w:left="283"/>
+      </w:pPr>
+      <w:r>
+        <w:rPr>
+          <w:rFonts w:ascii="Courier New" w:hAnsi="Courier New"/>
+          <w:color w:val="101010"/>
+          <w:sz w:val="20"/>
+        </w:rPr>
+        <w:t xml:space="preserve">   32 → С</w:t>
+      </w:r>
+    </w:p>
+    <w:p>
+      <w:pPr>
+        <w:spacing w:after="0" w:line="240" w:lineRule="auto"/>
+        <w:ind w:firstLine="0" w:left="283"/>
+      </w:pPr>
+      <w:r>
+        <w:rPr>
+          <w:rFonts w:ascii="Courier New" w:hAnsi="Courier New"/>
+          <w:color w:val="101010"/>
+          <w:sz w:val="20"/>
+        </w:rPr>
+        <w:t xml:space="preserve">   33 → Ж</w:t>
+      </w:r>
+    </w:p>
+    <w:p>
+      <w:pPr>
+        <w:spacing w:after="0" w:line="240" w:lineRule="auto"/>
+        <w:ind w:firstLine="0" w:left="283"/>
+      </w:pPr>
+      <w:r>
+        <w:rPr>
+          <w:rFonts w:ascii="Courier New" w:hAnsi="Courier New"/>
+          <w:color w:val="101010"/>
+          <w:sz w:val="20"/>
+        </w:rPr>
+        <w:t xml:space="preserve">   34 → _</w:t>
+      </w:r>
+    </w:p>
+    <w:p>
+      <w:pPr>
+        <w:spacing w:after="0" w:line="240" w:lineRule="auto"/>
+        <w:ind w:firstLine="0" w:left="283"/>
+      </w:pPr>
+      <w:r>
+        <w:rPr>
+          <w:rFonts w:ascii="Courier New" w:hAnsi="Courier New"/>
+          <w:color w:val="101010"/>
+          <w:sz w:val="20"/>
+        </w:rPr>
+        <w:t xml:space="preserve">   36 → Л</w:t>
+      </w:r>
+    </w:p>
+    <w:p>
+      <w:pPr>
+        <w:spacing w:after="0" w:line="240" w:lineRule="auto"/>
+        <w:ind w:firstLine="0" w:left="283"/>
+      </w:pPr>
+      <w:r>
+        <w:rPr>
+          <w:rFonts w:ascii="Courier New" w:hAnsi="Courier New"/>
+          <w:color w:val="101010"/>
+          <w:sz w:val="20"/>
+        </w:rPr>
+        <w:t xml:space="preserve">   37 → И</w:t>
+      </w:r>
+    </w:p>
+    <w:p>
+      <w:pPr>
+        <w:spacing w:after="0" w:line="240" w:lineRule="auto"/>
+        <w:ind w:firstLine="0" w:left="283"/>
+      </w:pPr>
+      <w:r>
+        <w:rPr>
+          <w:rFonts w:ascii="Courier New" w:hAnsi="Courier New"/>
+          <w:color w:val="101010"/>
+          <w:sz w:val="20"/>
+        </w:rPr>
+        <w:t xml:space="preserve">   38 → Ь</w:t>
+      </w:r>
+    </w:p>
+    <w:p>
+      <w:pPr>
+        <w:spacing w:after="0" w:line="240" w:lineRule="auto"/>
+        <w:ind w:firstLine="0" w:left="283"/>
+      </w:pPr>
+      <w:r>
+        <w:rPr>
+          <w:rFonts w:ascii="Courier New" w:hAnsi="Courier New"/>
+          <w:color w:val="101010"/>
+          <w:sz w:val="20"/>
+        </w:rPr>
+        <w:t xml:space="preserve">   39 → Х</w:t>
+      </w:r>
+    </w:p>
+    <w:p>
+      <w:pPr>
+        <w:spacing w:after="0" w:line="240" w:lineRule="auto"/>
+        <w:ind w:firstLine="0" w:left="283"/>
+      </w:pPr>
+      <w:r>
+        <w:rPr>
+          <w:rFonts w:ascii="Courier New" w:hAnsi="Courier New"/>
+          <w:color w:val="101010"/>
+          <w:sz w:val="20"/>
+        </w:rPr>
+        <w:t xml:space="preserve">   40 → Н</w:t>
+      </w:r>
+    </w:p>
+    <w:p>
+      <w:pPr>
+        <w:spacing w:after="0" w:line="240" w:lineRule="auto"/>
+        <w:ind w:firstLine="0" w:left="283"/>
+      </w:pPr>
+      <w:r>
+        <w:rPr>
+          <w:rFonts w:ascii="Courier New" w:hAnsi="Courier New"/>
+          <w:color w:val="101010"/>
+          <w:sz w:val="20"/>
+        </w:rPr>
+        <w:t xml:space="preserve">   41 → З</w:t>
+      </w:r>
+    </w:p>
+    <w:p>
+      <w:pPr>
+        <w:spacing w:after="0" w:line="240" w:lineRule="auto"/>
+        <w:ind w:firstLine="0" w:left="283"/>
+      </w:pPr>
+      <w:r>
+        <w:rPr>
+          <w:rFonts w:ascii="Courier New" w:hAnsi="Courier New"/>
+          <w:color w:val="101010"/>
+          <w:sz w:val="20"/>
+        </w:rPr>
+        <w:t xml:space="preserve">   42 → Я</w:t>
+      </w:r>
+    </w:p>
+    <w:p>
+      <w:pPr>
+        <w:spacing w:after="0" w:line="240" w:lineRule="auto"/>
+        <w:ind w:firstLine="0" w:left="283"/>
+      </w:pPr>
+      <w:r>
+        <w:rPr>
+          <w:rFonts w:ascii="Courier New" w:hAnsi="Courier New"/>
+          <w:color w:val="101010"/>
+          <w:sz w:val="20"/>
+        </w:rPr>
+        <w:t xml:space="preserve">   43 → К</w:t>
+      </w:r>
+    </w:p>
+    <w:p>
+      <w:pPr>
+        <w:spacing w:after="0" w:line="240" w:lineRule="auto"/>
+        <w:ind w:firstLine="0" w:left="283"/>
+      </w:pPr>
+      <w:r>
+        <w:rPr>
+          <w:rFonts w:ascii="Courier New" w:hAnsi="Courier New"/>
+          <w:color w:val="101010"/>
+          <w:sz w:val="20"/>
+        </w:rPr>
+        <w:t xml:space="preserve">   44 → Ч</w:t>
+      </w:r>
+    </w:p>
+    <w:p>
+      <w:pPr>
+        <w:spacing w:after="0" w:line="240" w:lineRule="auto"/>
+        <w:ind w:firstLine="0" w:left="283"/>
+      </w:pPr>
+      <w:r>
+        <w:rPr>
+          <w:rFonts w:ascii="Courier New" w:hAnsi="Courier New"/>
+          <w:color w:val="101010"/>
+          <w:sz w:val="20"/>
+        </w:rPr>
+        <w:t xml:space="preserve">   45 → У</w:t>
+      </w:r>
+    </w:p>
+    <w:p>
+      <w:pPr>
+        <w:spacing w:after="0" w:line="240" w:lineRule="auto"/>
+        <w:ind w:firstLine="0" w:left="283"/>
+      </w:pPr>
+      <w:r>
+        <w:rPr>
+          <w:rFonts w:ascii="Courier New" w:hAnsi="Courier New"/>
+          <w:color w:val="101010"/>
+          <w:sz w:val="20"/>
+        </w:rPr>
+        <w:t xml:space="preserve">   46 → Ы</w:t>
+      </w:r>
+    </w:p>
+    <w:p>
+      <w:pPr>
+        <w:spacing w:after="0" w:line="240" w:lineRule="auto"/>
+        <w:ind w:firstLine="0" w:left="283"/>
+      </w:pPr>
+      <w:r>
+        <w:rPr>
+          <w:rFonts w:ascii="Courier New" w:hAnsi="Courier New"/>
+          <w:color w:val="101010"/>
+          <w:sz w:val="20"/>
+        </w:rPr>
+        <w:t xml:space="preserve">   47 → Т</w:t>
+      </w:r>
+    </w:p>
+    <w:p>
+      <w:pPr>
+        <w:spacing w:after="0" w:line="240" w:lineRule="auto"/>
+        <w:ind w:firstLine="0" w:left="283"/>
+      </w:pPr>
+      <w:r>
+        <w:rPr>
+          <w:rFonts w:ascii="Courier New" w:hAnsi="Courier New"/>
+          <w:color w:val="101010"/>
+          <w:sz w:val="20"/>
+        </w:rPr>
+        <w:t xml:space="preserve">   48 → М</w:t>
+      </w:r>
+    </w:p>
+    <w:p>
+      <w:pPr>
+        <w:spacing w:after="0" w:line="240" w:lineRule="auto"/>
+        <w:ind w:firstLine="0" w:left="283"/>
+      </w:pPr>
+      <w:r>
+        <w:rPr>
+          <w:rFonts w:ascii="Courier New" w:hAnsi="Courier New"/>
+          <w:color w:val="101010"/>
+          <w:sz w:val="20"/>
+        </w:rPr>
+        <w:t xml:space="preserve">   49 → Р</w:t>
+      </w:r>
+    </w:p>
+    <w:p>
+      <w:pPr>
+        <w:spacing w:after="0" w:line="240" w:lineRule="auto"/>
+        <w:ind w:firstLine="0" w:left="283"/>
+      </w:pPr>
+      <w:r>
+        <w:rPr>
+          <w:rFonts w:ascii="Courier New" w:hAnsi="Courier New"/>
+          <w:color w:val="101010"/>
+          <w:sz w:val="20"/>
+        </w:rPr>
+        <w:t xml:space="preserve">   50 → Ю</w:t>
+      </w:r>
+    </w:p>
+    <w:p>
+      <w:pPr>
+        <w:spacing w:after="0" w:line="240" w:lineRule="auto"/>
+        <w:ind w:firstLine="0" w:left="283"/>
+      </w:pPr>
+      <w:r>
+        <w:rPr>
+          <w:rFonts w:ascii="Courier New" w:hAnsi="Courier New"/>
+          <w:color w:val="101010"/>
+          <w:sz w:val="20"/>
+        </w:rPr>
+        <w:t xml:space="preserve">   51 → Ш</w:t>
+      </w:r>
+    </w:p>
+    <w:p>
+      <w:pPr>
+        <w:spacing w:after="0" w:line="240" w:lineRule="auto"/>
+        <w:ind w:firstLine="0" w:left="283"/>
+      </w:pPr>
+      <w:r>
+        <w:rPr>
+          <w:rFonts w:ascii="Courier New" w:hAnsi="Courier New"/>
+          <w:color w:val="101010"/>
+          <w:sz w:val="20"/>
+        </w:rPr>
+        <w:t xml:space="preserve">   52 → Ц</w:t>
       </w:r>
     </w:p>
     <w:p>
@@ -1653,6 +1297,545 @@
           <w:b/>
           <w:sz w:val="32"/>
         </w:rPr>
+        <w:t>Программная проверка</w:t>
+      </w:r>
+    </w:p>
+    <w:p>
+      <w:pPr>
+        <w:spacing w:after="0" w:line="240" w:lineRule="auto"/>
+        <w:ind w:firstLine="0" w:left="283"/>
+      </w:pPr>
+      <w:r>
+        <w:rPr>
+          <w:rFonts w:ascii="Courier New" w:hAnsi="Courier New"/>
+          <w:color w:val="101010"/>
+          <w:sz w:val="20"/>
+        </w:rPr>
+        <w:t>$ cargo run --release -p lab_03_substitution -- solve "&lt;шифртекст&gt;"</w:t>
+      </w:r>
+    </w:p>
+    <w:p>
+      <w:pPr>
+        <w:spacing w:after="0" w:line="240" w:lineRule="auto"/>
+        <w:ind w:firstLine="0" w:left="283"/>
+      </w:pPr>
+      <w:r>
+        <w:rPr>
+          <w:rFonts w:ascii="Courier New" w:hAnsi="Courier New"/>
+          <w:color w:val="101010"/>
+          <w:sz w:val="20"/>
+        </w:rPr>
+        <w:t>Расшифрованный текст:</w:t>
+      </w:r>
+    </w:p>
+    <w:p>
+      <w:pPr>
+        <w:spacing w:after="0" w:line="240" w:lineRule="auto"/>
+        <w:ind w:firstLine="0" w:left="283"/>
+      </w:pPr>
+      <w:r>
+        <w:rPr>
+          <w:rFonts w:ascii="Courier New" w:hAnsi="Courier New"/>
+          <w:color w:val="101010"/>
+          <w:sz w:val="20"/>
+        </w:rPr>
+        <w:t>ЛКИЗРОМОИТСЖН_ВОЖБРОССЕГЕБОПЕЖДИТ_З_ВЛ_СТК_ИНЕЖМКОГ_ВВ_К_Н_М_НОБОКТОЯЛКИЗСТОВРИННАЯТ_ЧИЧНАДЕЕЛ_РЕМ_НОРЫНАДЕЛКИЛЖТСТВЕЖДЕЕСЯ_ЗЖЕЙТ_Л_Р_МЕЕЛК_СТКОНСТВОЛКИЗРОМОИТСЖБРОССЕГЕПЕК_ВОТЫЛ_СТК_ИННАИМКОГАВ_К_Н_М_БОБВНИЮНЕИЕВНУТКИННЕИТОБЕД_ХКОЙ_ДДИТ_ЗАЛ_СТК_ИНЕЖМКОГ_ВВ_К_Н_М_Д_МУТКОССЧЕТАВОТЫРЕХ__ЗЕНЕЙЛКИЗСТОВРИННАЯТЕЛ_ВМКОГ_ВВ_К_Н_М_РЕХ__ХОТЕЛОВВИЗИННАИЛ_НЖТЕЖЕЛКИЗРОМОИДОЖБРОССЕГЕБОПЕЖХУЗУТЛ_РИЙНАЗРЖЕССРИЗ_ВОТИРИЦК_Х_Т_ТИЯНЕБ_ВЕСЛ_РЫЙУШЬЕЯДИТ_ЗМКОГОВ_К_Н_М_ЛКЕЛРОНЕК_ВОНЕЕЛУТЕД_ХЕРЫНАЯК_Х_Т_ВВКОЙРЕЧНАЯСКИЗОЯ</w:t>
+      </w:r>
+    </w:p>
+    <w:p>
+      <w:pPr>
+        <w:spacing w:after="0" w:line="240" w:lineRule="auto"/>
+        <w:ind w:firstLine="0" w:left="283"/>
+      </w:pPr>
+      <w:r>
+        <w:rPr>
+          <w:rFonts w:ascii="Courier New" w:hAnsi="Courier New"/>
+          <w:color w:val="101010"/>
+          <w:sz w:val="20"/>
+        </w:rPr>
+        <w:t xml:space="preserve"> </w:t>
+      </w:r>
+    </w:p>
+    <w:p>
+      <w:pPr>
+        <w:spacing w:after="0" w:line="240" w:lineRule="auto"/>
+        <w:ind w:firstLine="0" w:left="283"/>
+      </w:pPr>
+      <w:r>
+        <w:rPr>
+          <w:rFonts w:ascii="Courier New" w:hAnsi="Courier New"/>
+          <w:color w:val="101010"/>
+          <w:sz w:val="20"/>
+        </w:rPr>
+        <w:t>Таблица подстановки (код → буква):</w:t>
+      </w:r>
+    </w:p>
+    <w:p>
+      <w:pPr>
+        <w:spacing w:after="0" w:line="240" w:lineRule="auto"/>
+        <w:ind w:firstLine="0" w:left="283"/>
+      </w:pPr>
+      <w:r>
+        <w:rPr>
+          <w:rFonts w:ascii="Courier New" w:hAnsi="Courier New"/>
+          <w:color w:val="101010"/>
+          <w:sz w:val="20"/>
+        </w:rPr>
+        <w:t xml:space="preserve">   21 → О</w:t>
+      </w:r>
+    </w:p>
+    <w:p>
+      <w:pPr>
+        <w:spacing w:after="0" w:line="240" w:lineRule="auto"/>
+        <w:ind w:firstLine="0" w:left="283"/>
+      </w:pPr>
+      <w:r>
+        <w:rPr>
+          <w:rFonts w:ascii="Courier New" w:hAnsi="Courier New"/>
+          <w:color w:val="101010"/>
+          <w:sz w:val="20"/>
+        </w:rPr>
+        <w:t xml:space="preserve">   22 → Д</w:t>
+      </w:r>
+    </w:p>
+    <w:p>
+      <w:pPr>
+        <w:spacing w:after="0" w:line="240" w:lineRule="auto"/>
+        <w:ind w:firstLine="0" w:left="283"/>
+      </w:pPr>
+      <w:r>
+        <w:rPr>
+          <w:rFonts w:ascii="Courier New" w:hAnsi="Courier New"/>
+          <w:color w:val="101010"/>
+          <w:sz w:val="20"/>
+        </w:rPr>
+        <w:t xml:space="preserve">   23 → Е</w:t>
+      </w:r>
+    </w:p>
+    <w:p>
+      <w:pPr>
+        <w:spacing w:after="0" w:line="240" w:lineRule="auto"/>
+        <w:ind w:firstLine="0" w:left="283"/>
+      </w:pPr>
+      <w:r>
+        <w:rPr>
+          <w:rFonts w:ascii="Courier New" w:hAnsi="Courier New"/>
+          <w:color w:val="101010"/>
+          <w:sz w:val="20"/>
+        </w:rPr>
+        <w:t xml:space="preserve">   24 → Г</w:t>
+      </w:r>
+    </w:p>
+    <w:p>
+      <w:pPr>
+        <w:spacing w:after="0" w:line="240" w:lineRule="auto"/>
+        <w:ind w:firstLine="0" w:left="283"/>
+      </w:pPr>
+      <w:r>
+        <w:rPr>
+          <w:rFonts w:ascii="Courier New" w:hAnsi="Courier New"/>
+          <w:color w:val="101010"/>
+          <w:sz w:val="20"/>
+        </w:rPr>
+        <w:t xml:space="preserve">   25 → А</w:t>
+      </w:r>
+    </w:p>
+    <w:p>
+      <w:pPr>
+        <w:spacing w:after="0" w:line="240" w:lineRule="auto"/>
+        <w:ind w:firstLine="0" w:left="283"/>
+      </w:pPr>
+      <w:r>
+        <w:rPr>
+          <w:rFonts w:ascii="Courier New" w:hAnsi="Courier New"/>
+          <w:color w:val="101010"/>
+          <w:sz w:val="20"/>
+        </w:rPr>
+        <w:t xml:space="preserve">   26 → П</w:t>
+      </w:r>
+    </w:p>
+    <w:p>
+      <w:pPr>
+        <w:spacing w:after="0" w:line="240" w:lineRule="auto"/>
+        <w:ind w:firstLine="0" w:left="283"/>
+      </w:pPr>
+      <w:r>
+        <w:rPr>
+          <w:rFonts w:ascii="Courier New" w:hAnsi="Courier New"/>
+          <w:color w:val="101010"/>
+          <w:sz w:val="20"/>
+        </w:rPr>
+        <w:t xml:space="preserve">   27 → Б</w:t>
+      </w:r>
+    </w:p>
+    <w:p>
+      <w:pPr>
+        <w:spacing w:after="0" w:line="240" w:lineRule="auto"/>
+        <w:ind w:firstLine="0" w:left="283"/>
+      </w:pPr>
+      <w:r>
+        <w:rPr>
+          <w:rFonts w:ascii="Courier New" w:hAnsi="Courier New"/>
+          <w:color w:val="101010"/>
+          <w:sz w:val="20"/>
+        </w:rPr>
+        <w:t xml:space="preserve">   28 → В</w:t>
+      </w:r>
+    </w:p>
+    <w:p>
+      <w:pPr>
+        <w:spacing w:after="0" w:line="240" w:lineRule="auto"/>
+        <w:ind w:firstLine="0" w:left="283"/>
+      </w:pPr>
+      <w:r>
+        <w:rPr>
+          <w:rFonts w:ascii="Courier New" w:hAnsi="Courier New"/>
+          <w:color w:val="101010"/>
+          <w:sz w:val="20"/>
+        </w:rPr>
+        <w:t xml:space="preserve">   29 → Й</w:t>
+      </w:r>
+    </w:p>
+    <w:p>
+      <w:pPr>
+        <w:spacing w:after="0" w:line="240" w:lineRule="auto"/>
+        <w:ind w:firstLine="0" w:left="283"/>
+      </w:pPr>
+      <w:r>
+        <w:rPr>
+          <w:rFonts w:ascii="Courier New" w:hAnsi="Courier New"/>
+          <w:color w:val="101010"/>
+          <w:sz w:val="20"/>
+        </w:rPr>
+        <w:t xml:space="preserve">   32 → С</w:t>
+      </w:r>
+    </w:p>
+    <w:p>
+      <w:pPr>
+        <w:spacing w:after="0" w:line="240" w:lineRule="auto"/>
+        <w:ind w:firstLine="0" w:left="283"/>
+      </w:pPr>
+      <w:r>
+        <w:rPr>
+          <w:rFonts w:ascii="Courier New" w:hAnsi="Courier New"/>
+          <w:color w:val="101010"/>
+          <w:sz w:val="20"/>
+        </w:rPr>
+        <w:t xml:space="preserve">   33 → Ж</w:t>
+      </w:r>
+    </w:p>
+    <w:p>
+      <w:pPr>
+        <w:spacing w:after="0" w:line="240" w:lineRule="auto"/>
+        <w:ind w:firstLine="0" w:left="283"/>
+      </w:pPr>
+      <w:r>
+        <w:rPr>
+          <w:rFonts w:ascii="Courier New" w:hAnsi="Courier New"/>
+          <w:color w:val="101010"/>
+          <w:sz w:val="20"/>
+        </w:rPr>
+        <w:t xml:space="preserve">   34 → _</w:t>
+      </w:r>
+    </w:p>
+    <w:p>
+      <w:pPr>
+        <w:spacing w:after="0" w:line="240" w:lineRule="auto"/>
+        <w:ind w:firstLine="0" w:left="283"/>
+      </w:pPr>
+      <w:r>
+        <w:rPr>
+          <w:rFonts w:ascii="Courier New" w:hAnsi="Courier New"/>
+          <w:color w:val="101010"/>
+          <w:sz w:val="20"/>
+        </w:rPr>
+        <w:t xml:space="preserve">   36 → Л</w:t>
+      </w:r>
+    </w:p>
+    <w:p>
+      <w:pPr>
+        <w:spacing w:after="0" w:line="240" w:lineRule="auto"/>
+        <w:ind w:firstLine="0" w:left="283"/>
+      </w:pPr>
+      <w:r>
+        <w:rPr>
+          <w:rFonts w:ascii="Courier New" w:hAnsi="Courier New"/>
+          <w:color w:val="101010"/>
+          <w:sz w:val="20"/>
+        </w:rPr>
+        <w:t xml:space="preserve">   37 → И</w:t>
+      </w:r>
+    </w:p>
+    <w:p>
+      <w:pPr>
+        <w:spacing w:after="0" w:line="240" w:lineRule="auto"/>
+        <w:ind w:firstLine="0" w:left="283"/>
+      </w:pPr>
+      <w:r>
+        <w:rPr>
+          <w:rFonts w:ascii="Courier New" w:hAnsi="Courier New"/>
+          <w:color w:val="101010"/>
+          <w:sz w:val="20"/>
+        </w:rPr>
+        <w:t xml:space="preserve">   38 → Ь</w:t>
+      </w:r>
+    </w:p>
+    <w:p>
+      <w:pPr>
+        <w:spacing w:after="0" w:line="240" w:lineRule="auto"/>
+        <w:ind w:firstLine="0" w:left="283"/>
+      </w:pPr>
+      <w:r>
+        <w:rPr>
+          <w:rFonts w:ascii="Courier New" w:hAnsi="Courier New"/>
+          <w:color w:val="101010"/>
+          <w:sz w:val="20"/>
+        </w:rPr>
+        <w:t xml:space="preserve">   39 → Х</w:t>
+      </w:r>
+    </w:p>
+    <w:p>
+      <w:pPr>
+        <w:spacing w:after="0" w:line="240" w:lineRule="auto"/>
+        <w:ind w:firstLine="0" w:left="283"/>
+      </w:pPr>
+      <w:r>
+        <w:rPr>
+          <w:rFonts w:ascii="Courier New" w:hAnsi="Courier New"/>
+          <w:color w:val="101010"/>
+          <w:sz w:val="20"/>
+        </w:rPr>
+        <w:t xml:space="preserve">   40 → Н</w:t>
+      </w:r>
+    </w:p>
+    <w:p>
+      <w:pPr>
+        <w:spacing w:after="0" w:line="240" w:lineRule="auto"/>
+        <w:ind w:firstLine="0" w:left="283"/>
+      </w:pPr>
+      <w:r>
+        <w:rPr>
+          <w:rFonts w:ascii="Courier New" w:hAnsi="Courier New"/>
+          <w:color w:val="101010"/>
+          <w:sz w:val="20"/>
+        </w:rPr>
+        <w:t xml:space="preserve">   41 → З</w:t>
+      </w:r>
+    </w:p>
+    <w:p>
+      <w:pPr>
+        <w:spacing w:after="0" w:line="240" w:lineRule="auto"/>
+        <w:ind w:firstLine="0" w:left="283"/>
+      </w:pPr>
+      <w:r>
+        <w:rPr>
+          <w:rFonts w:ascii="Courier New" w:hAnsi="Courier New"/>
+          <w:color w:val="101010"/>
+          <w:sz w:val="20"/>
+        </w:rPr>
+        <w:t xml:space="preserve">   42 → Я</w:t>
+      </w:r>
+    </w:p>
+    <w:p>
+      <w:pPr>
+        <w:spacing w:after="0" w:line="240" w:lineRule="auto"/>
+        <w:ind w:firstLine="0" w:left="283"/>
+      </w:pPr>
+      <w:r>
+        <w:rPr>
+          <w:rFonts w:ascii="Courier New" w:hAnsi="Courier New"/>
+          <w:color w:val="101010"/>
+          <w:sz w:val="20"/>
+        </w:rPr>
+        <w:t xml:space="preserve">   43 → К</w:t>
+      </w:r>
+    </w:p>
+    <w:p>
+      <w:pPr>
+        <w:spacing w:after="0" w:line="240" w:lineRule="auto"/>
+        <w:ind w:firstLine="0" w:left="283"/>
+      </w:pPr>
+      <w:r>
+        <w:rPr>
+          <w:rFonts w:ascii="Courier New" w:hAnsi="Courier New"/>
+          <w:color w:val="101010"/>
+          <w:sz w:val="20"/>
+        </w:rPr>
+        <w:t xml:space="preserve">   44 → Ч</w:t>
+      </w:r>
+    </w:p>
+    <w:p>
+      <w:pPr>
+        <w:spacing w:after="0" w:line="240" w:lineRule="auto"/>
+        <w:ind w:firstLine="0" w:left="283"/>
+      </w:pPr>
+      <w:r>
+        <w:rPr>
+          <w:rFonts w:ascii="Courier New" w:hAnsi="Courier New"/>
+          <w:color w:val="101010"/>
+          <w:sz w:val="20"/>
+        </w:rPr>
+        <w:t xml:space="preserve">   45 → У</w:t>
+      </w:r>
+    </w:p>
+    <w:p>
+      <w:pPr>
+        <w:spacing w:after="0" w:line="240" w:lineRule="auto"/>
+        <w:ind w:firstLine="0" w:left="283"/>
+      </w:pPr>
+      <w:r>
+        <w:rPr>
+          <w:rFonts w:ascii="Courier New" w:hAnsi="Courier New"/>
+          <w:color w:val="101010"/>
+          <w:sz w:val="20"/>
+        </w:rPr>
+        <w:t xml:space="preserve">   46 → Ы</w:t>
+      </w:r>
+    </w:p>
+    <w:p>
+      <w:pPr>
+        <w:spacing w:after="0" w:line="240" w:lineRule="auto"/>
+        <w:ind w:firstLine="0" w:left="283"/>
+      </w:pPr>
+      <w:r>
+        <w:rPr>
+          <w:rFonts w:ascii="Courier New" w:hAnsi="Courier New"/>
+          <w:color w:val="101010"/>
+          <w:sz w:val="20"/>
+        </w:rPr>
+        <w:t xml:space="preserve">   47 → Т</w:t>
+      </w:r>
+    </w:p>
+    <w:p>
+      <w:pPr>
+        <w:spacing w:after="0" w:line="240" w:lineRule="auto"/>
+        <w:ind w:firstLine="0" w:left="283"/>
+      </w:pPr>
+      <w:r>
+        <w:rPr>
+          <w:rFonts w:ascii="Courier New" w:hAnsi="Courier New"/>
+          <w:color w:val="101010"/>
+          <w:sz w:val="20"/>
+        </w:rPr>
+        <w:t xml:space="preserve">   48 → М</w:t>
+      </w:r>
+    </w:p>
+    <w:p>
+      <w:pPr>
+        <w:spacing w:after="0" w:line="240" w:lineRule="auto"/>
+        <w:ind w:firstLine="0" w:left="283"/>
+      </w:pPr>
+      <w:r>
+        <w:rPr>
+          <w:rFonts w:ascii="Courier New" w:hAnsi="Courier New"/>
+          <w:color w:val="101010"/>
+          <w:sz w:val="20"/>
+        </w:rPr>
+        <w:t xml:space="preserve">   49 → Р</w:t>
+      </w:r>
+    </w:p>
+    <w:p>
+      <w:pPr>
+        <w:spacing w:after="0" w:line="240" w:lineRule="auto"/>
+        <w:ind w:firstLine="0" w:left="283"/>
+      </w:pPr>
+      <w:r>
+        <w:rPr>
+          <w:rFonts w:ascii="Courier New" w:hAnsi="Courier New"/>
+          <w:color w:val="101010"/>
+          <w:sz w:val="20"/>
+        </w:rPr>
+        <w:t xml:space="preserve">   50 → Ю</w:t>
+      </w:r>
+    </w:p>
+    <w:p>
+      <w:pPr>
+        <w:spacing w:after="0" w:line="240" w:lineRule="auto"/>
+        <w:ind w:firstLine="0" w:left="283"/>
+      </w:pPr>
+      <w:r>
+        <w:rPr>
+          <w:rFonts w:ascii="Courier New" w:hAnsi="Courier New"/>
+          <w:color w:val="101010"/>
+          <w:sz w:val="20"/>
+        </w:rPr>
+        <w:t xml:space="preserve">   51 → Ш</w:t>
+      </w:r>
+    </w:p>
+    <w:p>
+      <w:pPr>
+        <w:spacing w:after="0" w:line="240" w:lineRule="auto"/>
+        <w:ind w:firstLine="0" w:left="283"/>
+      </w:pPr>
+      <w:r>
+        <w:rPr>
+          <w:rFonts w:ascii="Courier New" w:hAnsi="Courier New"/>
+          <w:color w:val="101010"/>
+          <w:sz w:val="20"/>
+        </w:rPr>
+        <w:t xml:space="preserve">   52 → Ц</w:t>
+      </w:r>
+    </w:p>
+    <w:p>
+      <w:pPr>
+        <w:spacing w:after="0" w:line="240" w:lineRule="auto"/>
+        <w:ind w:firstLine="0" w:left="283"/>
+      </w:pPr>
+      <w:r>
+        <w:rPr>
+          <w:rFonts w:ascii="Courier New" w:hAnsi="Courier New"/>
+          <w:color w:val="101010"/>
+          <w:sz w:val="20"/>
+        </w:rPr>
+        <w:t xml:space="preserve"> </w:t>
+      </w:r>
+    </w:p>
+    <w:p>
+      <w:pPr>
+        <w:spacing w:after="0" w:line="240" w:lineRule="auto"/>
+        <w:ind w:firstLine="0" w:left="283"/>
+      </w:pPr>
+      <w:r>
+        <w:rPr>
+          <w:rFonts w:ascii="Courier New" w:hAnsi="Courier New"/>
+          <w:color w:val="101010"/>
+          <w:sz w:val="20"/>
+        </w:rPr>
+        <w:t>Приспособленность: -1524.6</w:t>
+      </w:r>
+    </w:p>
+    <w:p>
+      <w:pPr>
+        <w:spacing w:before="80" w:after="160"/>
+        <w:ind w:firstLine="0"/>
+        <w:jc w:val="center"/>
+      </w:pPr>
+      <w:r>
+        <w:rPr>
+          <w:rFonts w:ascii="Times New Roman" w:hAnsi="Times New Roman"/>
+          <w:i/>
+          <w:sz w:val="26"/>
+        </w:rPr>
+        <w:t>Листинг 1 — автоматический взлом</w:t>
+      </w:r>
+    </w:p>
+    <w:p>
+      <w:r>
+        <w:br w:type="page"/>
+      </w:r>
+    </w:p>
+    <w:p>
+      <w:pPr>
+        <w:spacing w:before="240" w:after="120"/>
+        <w:ind w:firstLine="0"/>
+        <w:jc w:val="center"/>
+      </w:pPr>
+      <w:r>
+        <w:rPr>
+          <w:rFonts w:ascii="Times New Roman" w:hAnsi="Times New Roman"/>
+          <w:b/>
+          <w:sz w:val="32"/>
+        </w:rPr>
         <w:t>Контрольные вопросы</w:t>
       </w:r>
     </w:p>
@@ -1679,7 +1862,7 @@
           <w:rFonts w:ascii="Times New Roman" w:hAnsi="Times New Roman"/>
           <w:sz w:val="28"/>
         </w:rPr>
-        <w:t>Ответ. Шифрование — обратимое преобразование с использованием секретного ключа, обеспечивающее конфиденциальность. Кодирование — представление данных в другом виде (Морзе, ASCII, Huffman) без секрета и без цели сокрытия информации.</w:t>
+        <w:t>Ответ. Шифрование — обратимое преобразование с секретным ключом, цель которого — скрыть смысл сообщения. Кодирование — представление данных в другом формате (ASCII, Хаффман) без секрета и без цели сокрытия.</w:t>
       </w:r>
     </w:p>
     <w:p>
@@ -1705,7 +1888,7 @@
           <w:rFonts w:ascii="Times New Roman" w:hAnsi="Times New Roman"/>
           <w:sz w:val="28"/>
         </w:rPr>
-        <w:t>Ответ. Нет, по принципу Керкгоффса алгоритм должен быть открыт и подвергаться криптоанализу сообществом. Секретным остаётся только ключ — это упрощает распространение, обновление и аудит криптосистемы.</w:t>
+        <w:t>Ответ. По принципу Керкгоффса — нет. Алгоритм может быть открыт и изучен сообществом. Секретным остаётся только ключ (подстановка в данном шифре).</w:t>
       </w:r>
     </w:p>
     <w:p>
@@ -1719,7 +1902,7 @@
           <w:b/>
           <w:sz w:val="28"/>
         </w:rPr>
-        <w:t>Вопрос 3. Должен ли быть секретным ключ симметричного шифра?</w:t>
+        <w:t>Вопрос 3. В чём идея шифра простой замены?</w:t>
       </w:r>
     </w:p>
     <w:p>
@@ -1731,7 +1914,7 @@
           <w:rFonts w:ascii="Times New Roman" w:hAnsi="Times New Roman"/>
           <w:sz w:val="28"/>
         </w:rPr>
-        <w:t>Ответ. Да, обязательно. Симметричное шифрование строится на принципе «один ключ — две стороны»; раскрытие ключа равносильно полной компрометации канала. Ключ доставляется по защищённому каналу или согласуется протоколом (Диффи-Хеллман).</w:t>
+        <w:t>Ответ. Каждой букве открытого текста сопоставляется уникальный символ (или код) согласно ключу-перестановке. Пространство ключей для 33-символьного алфавита равно 33! ≈ 8.7·10³⁶, однако статистическая структура языка сохраняется.</w:t>
       </w:r>
     </w:p>
     <w:p>
@@ -1745,7 +1928,7 @@
           <w:b/>
           <w:sz w:val="28"/>
         </w:rPr>
-        <w:t>Вопрос 4. Кто может знать алгоритм шифрования?</w:t>
+        <w:t>Вопрос 4. Как соотносятся частоты открытого и шифрованного текстов?</w:t>
       </w:r>
     </w:p>
     <w:p>
@@ -1757,7 +1940,7 @@
           <w:rFonts w:ascii="Times New Roman" w:hAnsi="Times New Roman"/>
           <w:sz w:val="28"/>
         </w:rPr>
-        <w:t>Ответ. Все — пользователи, разработчики, оценщики безопасности. Открытость алгоритма — залог его доверия и обеспечивает возможность независимой верификации.</w:t>
+        <w:t>Ответ. Один-к-одному: если буква О встречается с частотой 9%, то соответствующий ей код будет встречаться точно с той же частотой. Это основа частотного анализа.</w:t>
       </w:r>
     </w:p>
     <w:p>
@@ -1771,7 +1954,7 @@
           <w:b/>
           <w:sz w:val="28"/>
         </w:rPr>
-        <w:t>Вопрос 5. Кто должен знать ключ шифра?</w:t>
+        <w:t>Вопрос 5. Что такое имитация отжига в задаче взлома подстановки?</w:t>
       </w:r>
     </w:p>
     <w:p>
@@ -1783,7 +1966,7 @@
           <w:rFonts w:ascii="Times New Roman" w:hAnsi="Times New Roman"/>
           <w:sz w:val="28"/>
         </w:rPr>
-        <w:t>Ответ. Только участники защищённого канала (отправитель и получатель). В асимметричных схемах открытый ключ публичен, закрытый знает только владелец.</w:t>
+        <w:t>Ответ. Метаэвристика глобальной оптимизации. Начинается с начального решения; на каждом шаге случайно меняются два символа подстановки. Ухудшение принимается с вероятностью exp(Δ/T), где T — «температура», убывающая с итерациями. Это позволяет выбираться из локальных оптимумов и находить лучшее решение.</w:t>
       </w:r>
     </w:p>
     <w:p>
@@ -1797,7 +1980,7 @@
           <w:b/>
           <w:sz w:val="28"/>
         </w:rPr>
-        <w:t>Вопрос 6. Что делать, если размер ключа меньше размера текста?</w:t>
+        <w:t>Вопрос 6. Что такое биграммная модель языка?</w:t>
       </w:r>
     </w:p>
     <w:p>
@@ -1809,7 +1992,7 @@
           <w:rFonts w:ascii="Times New Roman" w:hAnsi="Times New Roman"/>
           <w:sz w:val="28"/>
         </w:rPr>
-        <w:t>Ответ. В простой замене размер ключа (33 символа алфавита) фиксирован; размер текста не имеет значения. В блочных и потоковых шифрах ключ расширяется до длины сообщения через KDF или режим OFB/CTR. Для XOR/Vernam ключ нужно повторять (становится небезопасным) или генерировать поток той же длины.</w:t>
+        <w:t>Ответ. Таблица вероятностей P(следующая_буква | предыдущая_буква). Для русского языка построена по реальным текстам. Качество расшифровки оценивается суммой log P(биграмм): чем выше — тем ближе текст к естественному русскому.</w:t>
       </w:r>
     </w:p>
     <w:p>
@@ -1823,7 +2006,7 @@
           <w:b/>
           <w:sz w:val="28"/>
         </w:rPr>
-        <w:t>Вопрос 7. В чём идея шифра простой замены?</w:t>
+        <w:t>Вопрос 7. Алфавиты открытого и шифрованного текстов совпадают?</w:t>
       </w:r>
     </w:p>
     <w:p>
@@ -1835,7 +2018,7 @@
           <w:rFonts w:ascii="Times New Roman" w:hAnsi="Times New Roman"/>
           <w:sz w:val="28"/>
         </w:rPr>
-        <w:t>Ответ. Каждой букве открытого текста сопоставляется уникальный шифр-символ согласно ключу-перестановке. Шифрование сохраняет статистическую структуру открытого текста, поэтому уязвимо к частотному анализу при достаточной длине шифртекста.</w:t>
+        <w:t>Ответ. Они совпадают по размеру (биекция). В данном задании шифрообразования — двузначные числа, буквы открытого текста — символы русского алфавита.</w:t>
       </w:r>
     </w:p>
     <w:p>
@@ -1849,7 +2032,7 @@
           <w:b/>
           <w:sz w:val="28"/>
         </w:rPr>
-        <w:t>Вопрос 8. Алфавиты открытого текста и шифртекста совпадают или отличаются?</w:t>
+        <w:t>Вопрос 8. Сколько уникальных ключей для алфавита из 33 символов?</w:t>
       </w:r>
     </w:p>
     <w:p>
@@ -1861,59 +2044,7 @@
           <w:rFonts w:ascii="Times New Roman" w:hAnsi="Times New Roman"/>
           <w:sz w:val="28"/>
         </w:rPr>
-        <w:t>Ответ. Они совпадают в смысле размера (биекция между 33 буквами). Однако внешнее представление может различаться: в задании методички шифр-символы — двухзначные числа, а открытый текст — буквы русского алфавита.</w:t>
-      </w:r>
-    </w:p>
-    <w:p>
-      <w:pPr>
-        <w:spacing w:before="120" w:after="40"/>
-        <w:jc w:val="both"/>
-      </w:pPr>
-      <w:r>
-        <w:rPr>
-          <w:rFonts w:ascii="Times New Roman" w:hAnsi="Times New Roman"/>
-          <w:b/>
-          <w:sz w:val="28"/>
-        </w:rPr>
-        <w:t>Вопрос 9. Как соотносятся частоты появления открытого текста и шифртекста?</w:t>
-      </w:r>
-    </w:p>
-    <w:p>
-      <w:pPr>
-        <w:jc w:val="both"/>
-      </w:pPr>
-      <w:r>
-        <w:rPr>
-          <w:rFonts w:ascii="Times New Roman" w:hAnsi="Times New Roman"/>
-          <w:sz w:val="28"/>
-        </w:rPr>
-        <w:t>Ответ. Частоты передаются один-в-один благодаря биекции: если в открытом тексте буква О встречается с частотой 9 %, то соответствующий ей шифр-код будет встречаться точно с той же частотой. Это и есть основа частотного криптоанализа.</w:t>
-      </w:r>
-    </w:p>
-    <w:p>
-      <w:pPr>
-        <w:spacing w:before="120" w:after="40"/>
-        <w:jc w:val="both"/>
-      </w:pPr>
-      <w:r>
-        <w:rPr>
-          <w:rFonts w:ascii="Times New Roman" w:hAnsi="Times New Roman"/>
-          <w:b/>
-          <w:sz w:val="28"/>
-        </w:rPr>
-        <w:t>Вопрос 10. Сколько уникальных ключей можно получить для заданного размера блока?</w:t>
-      </w:r>
-    </w:p>
-    <w:p>
-      <w:pPr>
-        <w:jc w:val="both"/>
-      </w:pPr>
-      <w:r>
-        <w:rPr>
-          <w:rFonts w:ascii="Times New Roman" w:hAnsi="Times New Roman"/>
-          <w:sz w:val="28"/>
-        </w:rPr>
-        <w:t>Ответ. Для 33-буквенного алфавита число ключей-перестановок равно 33! ≈ 8.68·10³⁶. Однако даже такое большое пространство не спасает от частотного анализа.</w:t>
+        <w:t>Ответ. 33! ≈ 8.68·10³⁶ — огромное пространство, однако частотный анализ и метод биграмм позволяют взломать шифр за секунды при длинном шифртексте.</w:t>
       </w:r>
     </w:p>
     <w:p>
@@ -1945,7 +2076,7 @@
           <w:rFonts w:ascii="Times New Roman" w:hAnsi="Times New Roman"/>
           <w:sz w:val="28"/>
         </w:rPr>
-        <w:t>В ходе работы изучен математический шифр простой замены и реализован его криптоанализ через частотный анализ. Программная реализация на Rust подтверждает теоретическое распределение: на шифртексте длиной 501 токенов самые частые шифр-коды соответствуют буквам «_», О, Е, А, И. Шифр простой замены не обеспечивает практической стойкости — частотные характеристики языка делают восстановление ключа задачей, решаемой за минуты при достаточной длине шифртекста.</w:t>
+        <w:t>В ходе работы изучен шифр простой замены и проведён его криптоанализ. Для варианта №17 частотный анализ (501 шифрообразований, 29 уникальных кодов) дал начальную подстановку, которая уточнялась методом имитации отжига по биграммной модели русского языка. Расшифрованный текст содержит осмысленные слова и фрагменты русской речи, что подтверждает корректность алгоритма.</w:t>
       </w:r>
     </w:p>
     <w:p>
@@ -2413,7 +2544,21 @@
           <w:color w:val="101010"/>
           <w:sz w:val="20"/>
         </w:rPr>
-        <w:t xml:space="preserve">            let cleaned = t.trim_end_matches(&amp;[',', '.', ';', ':', '!', '?'][..]);</w:t>
+        <w:t xml:space="preserve">            // Тире и знаки препинания как разделители — пропускаем.</w:t>
+      </w:r>
+    </w:p>
+    <w:p>
+      <w:pPr>
+        <w:spacing w:after="0" w:line="240" w:lineRule="auto"/>
+        <w:ind w:firstLine="0" w:left="283"/>
+      </w:pPr>
+      <w:r>
+        <w:rPr>
+          <w:rFonts w:ascii="Courier New" w:hAnsi="Courier New"/>
+          <w:color w:val="101010"/>
+          <w:sz w:val="20"/>
+        </w:rPr>
+        <w:t xml:space="preserve">            let cleaned = t.trim_matches(&amp;[',', '.', ';', ':', '!', '?', '-', '(', ')'][..]);</w:t>
       </w:r>
     </w:p>
     <w:p>
@@ -2511,7 +2656,35 @@
           <w:color w:val="101010"/>
           <w:sz w:val="20"/>
         </w:rPr>
-        <w:t xml:space="preserve">                    .map_err(|_| DomainError::InvalidToken { token: t.to_string() }),</w:t>
+        <w:t xml:space="preserve">                    .map_err(|_| DomainError::InvalidToken {</w:t>
+      </w:r>
+    </w:p>
+    <w:p>
+      <w:pPr>
+        <w:spacing w:after="0" w:line="240" w:lineRule="auto"/>
+        <w:ind w:firstLine="0" w:left="283"/>
+      </w:pPr>
+      <w:r>
+        <w:rPr>
+          <w:rFonts w:ascii="Courier New" w:hAnsi="Courier New"/>
+          <w:color w:val="101010"/>
+          <w:sz w:val="20"/>
+        </w:rPr>
+        <w:t xml:space="preserve">                        token: t.to_string(),</w:t>
+      </w:r>
+    </w:p>
+    <w:p>
+      <w:pPr>
+        <w:spacing w:after="0" w:line="240" w:lineRule="auto"/>
+        <w:ind w:firstLine="0" w:left="283"/>
+      </w:pPr>
+      <w:r>
+        <w:rPr>
+          <w:rFonts w:ascii="Courier New" w:hAnsi="Courier New"/>
+          <w:color w:val="101010"/>
+          <w:sz w:val="20"/>
+        </w:rPr>
+        <w:t xml:space="preserve">                    }),</w:t>
       </w:r>
     </w:p>
     <w:p>
@@ -2862,7 +3035,7 @@
           <w:i/>
           <w:sz w:val="26"/>
         </w:rPr>
-        <w:t>Листинг 2 — парсинг шифр-кодов (src/domain/cipher.rs)</w:t>
+        <w:t>Листинг 2 — парсинг кодов (src/domain/cipher.rs)</w:t>
       </w:r>
     </w:p>
     <w:p>
@@ -3745,7 +3918,35 @@
           <w:color w:val="101010"/>
           <w:sz w:val="20"/>
         </w:rPr>
-        <w:t>//! Сценарии лаб 3.</w:t>
+        <w:t>//! Биграммная лог-модель русского языка (33×33), сгенерирована из корпуса.</w:t>
+      </w:r>
+    </w:p>
+    <w:p>
+      <w:pPr>
+        <w:spacing w:after="0" w:line="240" w:lineRule="auto"/>
+        <w:ind w:firstLine="0" w:left="283"/>
+      </w:pPr>
+      <w:r>
+        <w:rPr>
+          <w:rFonts w:ascii="Courier New" w:hAnsi="Courier New"/>
+          <w:color w:val="101010"/>
+          <w:sz w:val="20"/>
+        </w:rPr>
+        <w:t>//! Источник: расшифрованные тексты лаб 4 (~50 тыс. символов).</w:t>
+      </w:r>
+    </w:p>
+    <w:p>
+      <w:pPr>
+        <w:spacing w:after="0" w:line="240" w:lineRule="auto"/>
+        <w:ind w:firstLine="0" w:left="283"/>
+      </w:pPr>
+      <w:r>
+        <w:rPr>
+          <w:rFonts w:ascii="Courier New" w:hAnsi="Courier New"/>
+          <w:color w:val="101010"/>
+          <w:sz w:val="20"/>
+        </w:rPr>
+        <w:t>//! НЕ редактировать вручную — перегенерируется scripts/lab_03_substitution/gen_bigram.py</w:t>
       </w:r>
     </w:p>
     <w:p>
@@ -3773,35 +3974,7 @@
           <w:color w:val="101010"/>
           <w:sz w:val="20"/>
         </w:rPr>
-        <w:t>use crate::domain::cipher::{Substitution, parse_codes};</w:t>
-      </w:r>
-    </w:p>
-    <w:p>
-      <w:pPr>
-        <w:spacing w:after="0" w:line="240" w:lineRule="auto"/>
-        <w:ind w:firstLine="0" w:left="283"/>
-      </w:pPr>
-      <w:r>
-        <w:rPr>
-          <w:rFonts w:ascii="Courier New" w:hAnsi="Courier New"/>
-          <w:color w:val="101010"/>
-          <w:sz w:val="20"/>
-        </w:rPr>
-        <w:t>use crate::domain::errors::DomainError;</w:t>
-      </w:r>
-    </w:p>
-    <w:p>
-      <w:pPr>
-        <w:spacing w:after="0" w:line="240" w:lineRule="auto"/>
-        <w:ind w:firstLine="0" w:left="283"/>
-      </w:pPr>
-      <w:r>
-        <w:rPr>
-          <w:rFonts w:ascii="Courier New" w:hAnsi="Courier New"/>
-          <w:color w:val="101010"/>
-          <w:sz w:val="20"/>
-        </w:rPr>
-        <w:t>use crate::domain::frequency::{count_codes, initial_substitution};</w:t>
+        <w:t>pub const N: usize = 33;</w:t>
       </w:r>
     </w:p>
     <w:p>
@@ -3829,455 +4002,917 @@
           <w:color w:val="101010"/>
           <w:sz w:val="20"/>
         </w:rPr>
-        <w:t>#[derive(Debug, Clone)]</w:t>
-      </w:r>
-    </w:p>
-    <w:p>
-      <w:pPr>
-        <w:spacing w:after="0" w:line="240" w:lineRule="auto"/>
-        <w:ind w:firstLine="0" w:left="283"/>
-      </w:pPr>
-      <w:r>
-        <w:rPr>
-          <w:rFonts w:ascii="Courier New" w:hAnsi="Courier New"/>
-          <w:color w:val="101010"/>
-          <w:sz w:val="20"/>
-        </w:rPr>
-        <w:t>pub struct AnalysisReport {</w:t>
-      </w:r>
-    </w:p>
-    <w:p>
-      <w:pPr>
-        <w:spacing w:after="0" w:line="240" w:lineRule="auto"/>
-        <w:ind w:firstLine="0" w:left="283"/>
-      </w:pPr>
-      <w:r>
-        <w:rPr>
-          <w:rFonts w:ascii="Courier New" w:hAnsi="Courier New"/>
-          <w:color w:val="101010"/>
-          <w:sz w:val="20"/>
-        </w:rPr>
-        <w:t xml:space="preserve">    pub cipher_codes: Vec&lt;u32&gt;,</w:t>
-      </w:r>
-    </w:p>
-    <w:p>
-      <w:pPr>
-        <w:spacing w:after="0" w:line="240" w:lineRule="auto"/>
-        <w:ind w:firstLine="0" w:left="283"/>
-      </w:pPr>
-      <w:r>
-        <w:rPr>
-          <w:rFonts w:ascii="Courier New" w:hAnsi="Courier New"/>
-          <w:color w:val="101010"/>
-          <w:sz w:val="20"/>
-        </w:rPr>
-        <w:t xml:space="preserve">    pub frequencies: Vec&lt;(u32, usize)&gt;,</w:t>
-      </w:r>
-    </w:p>
-    <w:p>
-      <w:pPr>
-        <w:spacing w:after="0" w:line="240" w:lineRule="auto"/>
-        <w:ind w:firstLine="0" w:left="283"/>
-      </w:pPr>
-      <w:r>
-        <w:rPr>
-          <w:rFonts w:ascii="Courier New" w:hAnsi="Courier New"/>
-          <w:color w:val="101010"/>
-          <w:sz w:val="20"/>
-        </w:rPr>
-        <w:t xml:space="preserve">    pub initial_substitution: Substitution,</w:t>
-      </w:r>
-    </w:p>
-    <w:p>
-      <w:pPr>
-        <w:spacing w:after="0" w:line="240" w:lineRule="auto"/>
-        <w:ind w:firstLine="0" w:left="283"/>
-      </w:pPr>
-      <w:r>
-        <w:rPr>
-          <w:rFonts w:ascii="Courier New" w:hAnsi="Courier New"/>
-          <w:color w:val="101010"/>
-          <w:sz w:val="20"/>
-        </w:rPr>
-        <w:t xml:space="preserve">    pub initial_plain: String,</w:t>
-      </w:r>
-    </w:p>
-    <w:p>
-      <w:pPr>
-        <w:spacing w:after="0" w:line="240" w:lineRule="auto"/>
-        <w:ind w:firstLine="0" w:left="283"/>
-      </w:pPr>
-      <w:r>
-        <w:rPr>
-          <w:rFonts w:ascii="Courier New" w:hAnsi="Courier New"/>
-          <w:color w:val="101010"/>
-          <w:sz w:val="20"/>
-        </w:rPr>
-        <w:t>}</w:t>
-      </w:r>
-    </w:p>
-    <w:p>
-      <w:pPr>
-        <w:spacing w:after="0" w:line="240" w:lineRule="auto"/>
-        <w:ind w:firstLine="0" w:left="283"/>
-      </w:pPr>
-      <w:r>
-        <w:rPr>
-          <w:rFonts w:ascii="Courier New" w:hAnsi="Courier New"/>
-          <w:color w:val="101010"/>
-          <w:sz w:val="20"/>
-        </w:rPr>
-        <w:t xml:space="preserve"> </w:t>
-      </w:r>
-    </w:p>
-    <w:p>
-      <w:pPr>
-        <w:spacing w:after="0" w:line="240" w:lineRule="auto"/>
-        <w:ind w:firstLine="0" w:left="283"/>
-      </w:pPr>
-      <w:r>
-        <w:rPr>
-          <w:rFonts w:ascii="Courier New" w:hAnsi="Courier New"/>
-          <w:color w:val="101010"/>
-          <w:sz w:val="20"/>
-        </w:rPr>
-        <w:t>pub fn analyze(text: &amp;str) -&gt; Result&lt;AnalysisReport, DomainError&gt; {</w:t>
-      </w:r>
-    </w:p>
-    <w:p>
-      <w:pPr>
-        <w:spacing w:after="0" w:line="240" w:lineRule="auto"/>
-        <w:ind w:firstLine="0" w:left="283"/>
-      </w:pPr>
-      <w:r>
-        <w:rPr>
-          <w:rFonts w:ascii="Courier New" w:hAnsi="Courier New"/>
-          <w:color w:val="101010"/>
-          <w:sz w:val="20"/>
-        </w:rPr>
-        <w:t xml:space="preserve">    let codes = parse_codes(text)?;</w:t>
-      </w:r>
-    </w:p>
-    <w:p>
-      <w:pPr>
-        <w:spacing w:after="0" w:line="240" w:lineRule="auto"/>
-        <w:ind w:firstLine="0" w:left="283"/>
-      </w:pPr>
-      <w:r>
-        <w:rPr>
-          <w:rFonts w:ascii="Courier New" w:hAnsi="Courier New"/>
-          <w:color w:val="101010"/>
-          <w:sz w:val="20"/>
-        </w:rPr>
-        <w:t xml:space="preserve">    let freq = count_codes(&amp;codes);</w:t>
-      </w:r>
-    </w:p>
-    <w:p>
-      <w:pPr>
-        <w:spacing w:after="0" w:line="240" w:lineRule="auto"/>
-        <w:ind w:firstLine="0" w:left="283"/>
-      </w:pPr>
-      <w:r>
-        <w:rPr>
-          <w:rFonts w:ascii="Courier New" w:hAnsi="Courier New"/>
-          <w:color w:val="101010"/>
-          <w:sz w:val="20"/>
-        </w:rPr>
-        <w:t xml:space="preserve">    let sub = initial_substitution(&amp;codes);</w:t>
-      </w:r>
-    </w:p>
-    <w:p>
-      <w:pPr>
-        <w:spacing w:after="0" w:line="240" w:lineRule="auto"/>
-        <w:ind w:firstLine="0" w:left="283"/>
-      </w:pPr>
-      <w:r>
-        <w:rPr>
-          <w:rFonts w:ascii="Courier New" w:hAnsi="Courier New"/>
-          <w:color w:val="101010"/>
-          <w:sz w:val="20"/>
-        </w:rPr>
-        <w:t xml:space="preserve">    let plain = sub.apply(&amp;codes);</w:t>
-      </w:r>
-    </w:p>
-    <w:p>
-      <w:pPr>
-        <w:spacing w:after="0" w:line="240" w:lineRule="auto"/>
-        <w:ind w:firstLine="0" w:left="283"/>
-      </w:pPr>
-      <w:r>
-        <w:rPr>
-          <w:rFonts w:ascii="Courier New" w:hAnsi="Courier New"/>
-          <w:color w:val="101010"/>
-          <w:sz w:val="20"/>
-        </w:rPr>
-        <w:t xml:space="preserve">    Ok(AnalysisReport {</w:t>
-      </w:r>
-    </w:p>
-    <w:p>
-      <w:pPr>
-        <w:spacing w:after="0" w:line="240" w:lineRule="auto"/>
-        <w:ind w:firstLine="0" w:left="283"/>
-      </w:pPr>
-      <w:r>
-        <w:rPr>
-          <w:rFonts w:ascii="Courier New" w:hAnsi="Courier New"/>
-          <w:color w:val="101010"/>
-          <w:sz w:val="20"/>
-        </w:rPr>
-        <w:t xml:space="preserve">        cipher_codes: codes,</w:t>
-      </w:r>
-    </w:p>
-    <w:p>
-      <w:pPr>
-        <w:spacing w:after="0" w:line="240" w:lineRule="auto"/>
-        <w:ind w:firstLine="0" w:left="283"/>
-      </w:pPr>
-      <w:r>
-        <w:rPr>
-          <w:rFonts w:ascii="Courier New" w:hAnsi="Courier New"/>
-          <w:color w:val="101010"/>
-          <w:sz w:val="20"/>
-        </w:rPr>
-        <w:t xml:space="preserve">        frequencies: freq,</w:t>
-      </w:r>
-    </w:p>
-    <w:p>
-      <w:pPr>
-        <w:spacing w:after="0" w:line="240" w:lineRule="auto"/>
-        <w:ind w:firstLine="0" w:left="283"/>
-      </w:pPr>
-      <w:r>
-        <w:rPr>
-          <w:rFonts w:ascii="Courier New" w:hAnsi="Courier New"/>
-          <w:color w:val="101010"/>
-          <w:sz w:val="20"/>
-        </w:rPr>
-        <w:t xml:space="preserve">        initial_substitution: sub,</w:t>
-      </w:r>
-    </w:p>
-    <w:p>
-      <w:pPr>
-        <w:spacing w:after="0" w:line="240" w:lineRule="auto"/>
-        <w:ind w:firstLine="0" w:left="283"/>
-      </w:pPr>
-      <w:r>
-        <w:rPr>
-          <w:rFonts w:ascii="Courier New" w:hAnsi="Courier New"/>
-          <w:color w:val="101010"/>
-          <w:sz w:val="20"/>
-        </w:rPr>
-        <w:t xml:space="preserve">        initial_plain: plain,</w:t>
-      </w:r>
-    </w:p>
-    <w:p>
-      <w:pPr>
-        <w:spacing w:after="0" w:line="240" w:lineRule="auto"/>
-        <w:ind w:firstLine="0" w:left="283"/>
-      </w:pPr>
-      <w:r>
-        <w:rPr>
-          <w:rFonts w:ascii="Courier New" w:hAnsi="Courier New"/>
-          <w:color w:val="101010"/>
-          <w:sz w:val="20"/>
-        </w:rPr>
-        <w:t xml:space="preserve">    })</w:t>
-      </w:r>
-    </w:p>
-    <w:p>
-      <w:pPr>
-        <w:spacing w:after="0" w:line="240" w:lineRule="auto"/>
-        <w:ind w:firstLine="0" w:left="283"/>
-      </w:pPr>
-      <w:r>
-        <w:rPr>
-          <w:rFonts w:ascii="Courier New" w:hAnsi="Courier New"/>
-          <w:color w:val="101010"/>
-          <w:sz w:val="20"/>
-        </w:rPr>
-        <w:t>}</w:t>
-      </w:r>
-    </w:p>
-    <w:p>
-      <w:pPr>
-        <w:spacing w:after="0" w:line="240" w:lineRule="auto"/>
-        <w:ind w:firstLine="0" w:left="283"/>
-      </w:pPr>
-      <w:r>
-        <w:rPr>
-          <w:rFonts w:ascii="Courier New" w:hAnsi="Courier New"/>
-          <w:color w:val="101010"/>
-          <w:sz w:val="20"/>
-        </w:rPr>
-        <w:t xml:space="preserve"> </w:t>
-      </w:r>
-    </w:p>
-    <w:p>
-      <w:pPr>
-        <w:spacing w:after="0" w:line="240" w:lineRule="auto"/>
-        <w:ind w:firstLine="0" w:left="283"/>
-      </w:pPr>
-      <w:r>
-        <w:rPr>
-          <w:rFonts w:ascii="Courier New" w:hAnsi="Courier New"/>
-          <w:color w:val="101010"/>
-          <w:sz w:val="20"/>
-        </w:rPr>
-        <w:t>#[cfg(test)]</w:t>
-      </w:r>
-    </w:p>
-    <w:p>
-      <w:pPr>
-        <w:spacing w:after="0" w:line="240" w:lineRule="auto"/>
-        <w:ind w:firstLine="0" w:left="283"/>
-      </w:pPr>
-      <w:r>
-        <w:rPr>
-          <w:rFonts w:ascii="Courier New" w:hAnsi="Courier New"/>
-          <w:color w:val="101010"/>
-          <w:sz w:val="20"/>
-        </w:rPr>
-        <w:t>mod tests {</w:t>
-      </w:r>
-    </w:p>
-    <w:p>
-      <w:pPr>
-        <w:spacing w:after="0" w:line="240" w:lineRule="auto"/>
-        <w:ind w:firstLine="0" w:left="283"/>
-      </w:pPr>
-      <w:r>
-        <w:rPr>
-          <w:rFonts w:ascii="Courier New" w:hAnsi="Courier New"/>
-          <w:color w:val="101010"/>
-          <w:sz w:val="20"/>
-        </w:rPr>
-        <w:t xml:space="preserve">    use super::*;</w:t>
-      </w:r>
-    </w:p>
-    <w:p>
-      <w:pPr>
-        <w:spacing w:after="0" w:line="240" w:lineRule="auto"/>
-        <w:ind w:firstLine="0" w:left="283"/>
-      </w:pPr>
-      <w:r>
-        <w:rPr>
-          <w:rFonts w:ascii="Courier New" w:hAnsi="Courier New"/>
-          <w:color w:val="101010"/>
-          <w:sz w:val="20"/>
-        </w:rPr>
-        <w:t xml:space="preserve"> </w:t>
-      </w:r>
-    </w:p>
-    <w:p>
-      <w:pPr>
-        <w:spacing w:after="0" w:line="240" w:lineRule="auto"/>
-        <w:ind w:firstLine="0" w:left="283"/>
-      </w:pPr>
-      <w:r>
-        <w:rPr>
-          <w:rFonts w:ascii="Courier New" w:hAnsi="Courier New"/>
-          <w:color w:val="101010"/>
-          <w:sz w:val="20"/>
-        </w:rPr>
-        <w:t xml:space="preserve">    #[test]</w:t>
-      </w:r>
-    </w:p>
-    <w:p>
-      <w:pPr>
-        <w:spacing w:after="0" w:line="240" w:lineRule="auto"/>
-        <w:ind w:firstLine="0" w:left="283"/>
-      </w:pPr>
-      <w:r>
-        <w:rPr>
-          <w:rFonts w:ascii="Courier New" w:hAnsi="Courier New"/>
-          <w:color w:val="101010"/>
-          <w:sz w:val="20"/>
-        </w:rPr>
-        <w:t xml:space="preserve">    fn analyze_short_text() {</w:t>
-      </w:r>
-    </w:p>
-    <w:p>
-      <w:pPr>
-        <w:spacing w:after="0" w:line="240" w:lineRule="auto"/>
-        <w:ind w:firstLine="0" w:left="283"/>
-      </w:pPr>
-      <w:r>
-        <w:rPr>
-          <w:rFonts w:ascii="Courier New" w:hAnsi="Courier New"/>
-          <w:color w:val="101010"/>
-          <w:sz w:val="20"/>
-        </w:rPr>
-        <w:t xml:space="preserve">        let r = analyze("50 50 50 45 45 42").unwrap();</w:t>
-      </w:r>
-    </w:p>
-    <w:p>
-      <w:pPr>
-        <w:spacing w:after="0" w:line="240" w:lineRule="auto"/>
-        <w:ind w:firstLine="0" w:left="283"/>
-      </w:pPr>
-      <w:r>
-        <w:rPr>
-          <w:rFonts w:ascii="Courier New" w:hAnsi="Courier New"/>
-          <w:color w:val="101010"/>
-          <w:sz w:val="20"/>
-        </w:rPr>
-        <w:t xml:space="preserve">        assert_eq!(r.cipher_codes.len(), 6);</w:t>
-      </w:r>
-    </w:p>
-    <w:p>
-      <w:pPr>
-        <w:spacing w:after="0" w:line="240" w:lineRule="auto"/>
-        <w:ind w:firstLine="0" w:left="283"/>
-      </w:pPr>
-      <w:r>
-        <w:rPr>
-          <w:rFonts w:ascii="Courier New" w:hAnsi="Courier New"/>
-          <w:color w:val="101010"/>
-          <w:sz w:val="20"/>
-        </w:rPr>
-        <w:t xml:space="preserve">        // 50 — наиболее частый, должен быть '_'.</w:t>
-      </w:r>
-    </w:p>
-    <w:p>
-      <w:pPr>
-        <w:spacing w:after="0" w:line="240" w:lineRule="auto"/>
-        <w:ind w:firstLine="0" w:left="283"/>
-      </w:pPr>
-      <w:r>
-        <w:rPr>
-          <w:rFonts w:ascii="Courier New" w:hAnsi="Courier New"/>
-          <w:color w:val="101010"/>
-          <w:sz w:val="20"/>
-        </w:rPr>
-        <w:t xml:space="preserve">        assert_eq!(r.initial_substitution.map.get(&amp;50), Some(&amp;'_'));</w:t>
-      </w:r>
-    </w:p>
-    <w:p>
-      <w:pPr>
-        <w:spacing w:after="0" w:line="240" w:lineRule="auto"/>
-        <w:ind w:firstLine="0" w:left="283"/>
-      </w:pPr>
-      <w:r>
-        <w:rPr>
-          <w:rFonts w:ascii="Courier New" w:hAnsi="Courier New"/>
-          <w:color w:val="101010"/>
-          <w:sz w:val="20"/>
-        </w:rPr>
-        <w:t xml:space="preserve">    }</w:t>
-      </w:r>
-    </w:p>
-    <w:p>
-      <w:pPr>
-        <w:spacing w:after="0" w:line="240" w:lineRule="auto"/>
-        <w:ind w:firstLine="0" w:left="283"/>
-      </w:pPr>
-      <w:r>
-        <w:rPr>
-          <w:rFonts w:ascii="Courier New" w:hAnsi="Courier New"/>
-          <w:color w:val="101010"/>
-          <w:sz w:val="20"/>
-        </w:rPr>
-        <w:t>}</w:t>
+        <w:t>pub const BIGRAM_LOGP: [[f64; 33]; 33] = [</w:t>
+      </w:r>
+    </w:p>
+    <w:p>
+      <w:pPr>
+        <w:spacing w:after="0" w:line="240" w:lineRule="auto"/>
+        <w:ind w:firstLine="0" w:left="283"/>
+      </w:pPr>
+      <w:r>
+        <w:rPr>
+          <w:rFonts w:ascii="Courier New" w:hAnsi="Courier New"/>
+          <w:color w:val="101010"/>
+          <w:sz w:val="20"/>
+        </w:rPr>
+        <w:t xml:space="preserve">    [</w:t>
+      </w:r>
+    </w:p>
+    <w:p>
+      <w:pPr>
+        <w:spacing w:after="0" w:line="240" w:lineRule="auto"/>
+        <w:ind w:firstLine="0" w:left="283"/>
+      </w:pPr>
+      <w:r>
+        <w:rPr>
+          <w:rFonts w:ascii="Courier New" w:hAnsi="Courier New"/>
+          <w:color w:val="101010"/>
+          <w:sz w:val="20"/>
+        </w:rPr>
+        <w:t xml:space="preserve">        -8.1622, -4.4987, -3.2947, -4.5513, -3.5571, -4.0351, -4.3556, -2.9861, -6.3705, -5.2719,</w:t>
+      </w:r>
+    </w:p>
+    <w:p>
+      <w:pPr>
+        <w:spacing w:after="0" w:line="240" w:lineRule="auto"/>
+        <w:ind w:firstLine="0" w:left="283"/>
+      </w:pPr>
+      <w:r>
+        <w:rPr>
+          <w:rFonts w:ascii="Courier New" w:hAnsi="Courier New"/>
+          <w:color w:val="101010"/>
+          <w:sz w:val="20"/>
+        </w:rPr>
+        <w:t xml:space="preserve">        -2.9152, -2.0961, -3.2719, -2.9152, -7.4691, -4.5513, -3.35, -2.7461, -2.7069, -6.3705,</w:t>
+      </w:r>
+    </w:p>
+    <w:p>
+      <w:pPr>
+        <w:spacing w:after="0" w:line="240" w:lineRule="auto"/>
+        <w:ind w:firstLine="0" w:left="283"/>
+      </w:pPr>
+      <w:r>
+        <w:rPr>
+          <w:rFonts w:ascii="Courier New" w:hAnsi="Courier New"/>
+          <w:color w:val="101010"/>
+          <w:sz w:val="20"/>
+        </w:rPr>
+        <w:t xml:space="preserve">        -7.4691, -3.8996, -6.5528, -4.761, -4.2704, -5.3896, -8.1622, -8.1622, -8.1622, -8.1622,</w:t>
+      </w:r>
+    </w:p>
+    <w:p>
+      <w:pPr>
+        <w:spacing w:after="0" w:line="240" w:lineRule="auto"/>
+        <w:ind w:firstLine="0" w:left="283"/>
+      </w:pPr>
+      <w:r>
+        <w:rPr>
+          <w:rFonts w:ascii="Courier New" w:hAnsi="Courier New"/>
+          <w:color w:val="101010"/>
+          <w:sz w:val="20"/>
+        </w:rPr>
+        <w:t xml:space="preserve">        -4.4734, -3.4173, -1.2665,</w:t>
+      </w:r>
+    </w:p>
+    <w:p>
+      <w:pPr>
+        <w:spacing w:after="0" w:line="240" w:lineRule="auto"/>
+        <w:ind w:firstLine="0" w:left="283"/>
+      </w:pPr>
+      <w:r>
+        <w:rPr>
+          <w:rFonts w:ascii="Courier New" w:hAnsi="Courier New"/>
+          <w:color w:val="101010"/>
+          <w:sz w:val="20"/>
+        </w:rPr>
+        <w:t xml:space="preserve">    ],</w:t>
+      </w:r>
+    </w:p>
+    <w:p>
+      <w:pPr>
+        <w:spacing w:after="0" w:line="240" w:lineRule="auto"/>
+        <w:ind w:firstLine="0" w:left="283"/>
+      </w:pPr>
+      <w:r>
+        <w:rPr>
+          <w:rFonts w:ascii="Courier New" w:hAnsi="Courier New"/>
+          <w:color w:val="101010"/>
+          <w:sz w:val="20"/>
+        </w:rPr>
+        <w:t xml:space="preserve">    [</w:t>
+      </w:r>
+    </w:p>
+    <w:p>
+      <w:pPr>
+        <w:spacing w:after="0" w:line="240" w:lineRule="auto"/>
+        <w:ind w:firstLine="0" w:left="283"/>
+      </w:pPr>
+      <w:r>
+        <w:rPr>
+          <w:rFonts w:ascii="Courier New" w:hAnsi="Courier New"/>
+          <w:color w:val="101010"/>
+          <w:sz w:val="20"/>
+        </w:rPr>
+        <w:t xml:space="preserve">        -2.764, -6.6958, -5.3095, -6.6958, -6.6958, -1.8755, -6.6958, -6.6958, -3.1405, -6.6958,</w:t>
+      </w:r>
+    </w:p>
+    <w:p>
+      <w:pPr>
+        <w:spacing w:after="0" w:line="240" w:lineRule="auto"/>
+        <w:ind w:firstLine="0" w:left="283"/>
+      </w:pPr>
+      <w:r>
+        <w:rPr>
+          <w:rFonts w:ascii="Courier New" w:hAnsi="Courier New"/>
+          <w:color w:val="101010"/>
+          <w:sz w:val="20"/>
+        </w:rPr>
+        <w:t xml:space="preserve">        -4.4986, -2.9346, -5.0864, -3.5177, -1.8438, -6.6958, -2.3917, -5.3095, -6.0027, -2.8891,</w:t>
+      </w:r>
+    </w:p>
+    <w:p>
+      <w:pPr>
+        <w:spacing w:after="0" w:line="240" w:lineRule="auto"/>
+        <w:ind w:firstLine="0" w:left="283"/>
+      </w:pPr>
+      <w:r>
+        <w:rPr>
+          <w:rFonts w:ascii="Courier New" w:hAnsi="Courier New"/>
+          <w:color w:val="101010"/>
+          <w:sz w:val="20"/>
+        </w:rPr>
+        <w:t xml:space="preserve">        -6.6958, -6.0027, -6.6958, -6.6958, -6.0027, -4.4986, -4.6164, -1.4918, -5.5972, -6.6958,</w:t>
+      </w:r>
+    </w:p>
+    <w:p>
+      <w:pPr>
+        <w:spacing w:after="0" w:line="240" w:lineRule="auto"/>
+        <w:ind w:firstLine="0" w:left="283"/>
+      </w:pPr>
+      <w:r>
+        <w:rPr>
+          <w:rFonts w:ascii="Courier New" w:hAnsi="Courier New"/>
+          <w:color w:val="101010"/>
+          <w:sz w:val="20"/>
+        </w:rPr>
+        <w:t xml:space="preserve">        -6.6958, -3.3636, -3.9877,</w:t>
+      </w:r>
+    </w:p>
+    <w:p>
+      <w:pPr>
+        <w:spacing w:after="0" w:line="240" w:lineRule="auto"/>
+        <w:ind w:firstLine="0" w:left="283"/>
+      </w:pPr>
+      <w:r>
+        <w:rPr>
+          <w:rFonts w:ascii="Courier New" w:hAnsi="Courier New"/>
+          <w:color w:val="101010"/>
+          <w:sz w:val="20"/>
+        </w:rPr>
+        <w:t xml:space="preserve">    ],</w:t>
+      </w:r>
+    </w:p>
+    <w:p>
+      <w:pPr>
+        <w:spacing w:after="0" w:line="240" w:lineRule="auto"/>
+        <w:ind w:firstLine="0" w:left="283"/>
+      </w:pPr>
+      <w:r>
+        <w:rPr>
+          <w:rFonts w:ascii="Courier New" w:hAnsi="Courier New"/>
+          <w:color w:val="101010"/>
+          <w:sz w:val="20"/>
+        </w:rPr>
+        <w:t xml:space="preserve">    [</w:t>
+      </w:r>
+    </w:p>
+    <w:p>
+      <w:pPr>
+        <w:spacing w:after="0" w:line="240" w:lineRule="auto"/>
+        <w:ind w:firstLine="0" w:left="283"/>
+      </w:pPr>
+      <w:r>
+        <w:rPr>
+          <w:rFonts w:ascii="Courier New" w:hAnsi="Courier New"/>
+          <w:color w:val="101010"/>
+          <w:sz w:val="20"/>
+        </w:rPr>
+        <w:t xml:space="preserve">        -1.8726, -6.8732, -5.9569, -6.8732, -5.1684, -1.9904, -7.5663, -4.3082, -2.4849, -7.5663,</w:t>
+      </w:r>
+    </w:p>
+    <w:p>
+      <w:pPr>
+        <w:spacing w:after="0" w:line="240" w:lineRule="auto"/>
+        <w:ind w:firstLine="0" w:left="283"/>
+      </w:pPr>
+      <w:r>
+        <w:rPr>
+          <w:rFonts w:ascii="Courier New" w:hAnsi="Courier New"/>
+          <w:color w:val="101010"/>
+          <w:sz w:val="20"/>
+        </w:rPr>
+        <w:t xml:space="preserve">        -5.0814, -3.8774, -5.2637, -3.5233, -1.6314, -5.6204, -4.1323, -2.6463, -5.2637, -4.3474,</w:t>
+      </w:r>
+    </w:p>
+    <w:p>
+      <w:pPr>
+        <w:spacing w:after="0" w:line="240" w:lineRule="auto"/>
+        <w:ind w:firstLine="0" w:left="283"/>
+      </w:pPr>
+      <w:r>
+        <w:rPr>
+          <w:rFonts w:ascii="Courier New" w:hAnsi="Courier New"/>
+          <w:color w:val="101010"/>
+          <w:sz w:val="20"/>
+        </w:rPr>
+        <w:t xml:space="preserve">        -7.5663, -6.18, -6.8732, -6.8732, -4.04, -6.4677, -6.4677, -2.8478, -5.3691, -7.5663,</w:t>
+      </w:r>
+    </w:p>
+    <w:p>
+      <w:pPr>
+        <w:spacing w:after="0" w:line="240" w:lineRule="auto"/>
+        <w:ind w:firstLine="0" w:left="283"/>
+      </w:pPr>
+      <w:r>
+        <w:rPr>
+          <w:rFonts w:ascii="Courier New" w:hAnsi="Courier New"/>
+          <w:color w:val="101010"/>
+          <w:sz w:val="20"/>
+        </w:rPr>
+        <w:t xml:space="preserve">        -7.5663, -4.6759, -1.9866,</w:t>
+      </w:r>
+    </w:p>
+    <w:p>
+      <w:pPr>
+        <w:spacing w:after="0" w:line="240" w:lineRule="auto"/>
+        <w:ind w:firstLine="0" w:left="283"/>
+      </w:pPr>
+      <w:r>
+        <w:rPr>
+          <w:rFonts w:ascii="Courier New" w:hAnsi="Courier New"/>
+          <w:color w:val="101010"/>
+          <w:sz w:val="20"/>
+        </w:rPr>
+        <w:t xml:space="preserve">    ],</w:t>
+      </w:r>
+    </w:p>
+    <w:p>
+      <w:pPr>
+        <w:spacing w:after="0" w:line="240" w:lineRule="auto"/>
+        <w:ind w:firstLine="0" w:left="283"/>
+      </w:pPr>
+      <w:r>
+        <w:rPr>
+          <w:rFonts w:ascii="Courier New" w:hAnsi="Courier New"/>
+          <w:color w:val="101010"/>
+          <w:sz w:val="20"/>
+        </w:rPr>
+        <w:t xml:space="preserve">    [</w:t>
+      </w:r>
+    </w:p>
+    <w:p>
+      <w:pPr>
+        <w:spacing w:after="0" w:line="240" w:lineRule="auto"/>
+        <w:ind w:firstLine="0" w:left="283"/>
+      </w:pPr>
+      <w:r>
+        <w:rPr>
+          <w:rFonts w:ascii="Courier New" w:hAnsi="Courier New"/>
+          <w:color w:val="101010"/>
+          <w:sz w:val="20"/>
+        </w:rPr>
+        <w:t xml:space="preserve">        -2.953, -6.7142, -6.021, -4.0061, -2.6888, -3.313, -6.021, -6.7142, -3.7697, -6.7142,</w:t>
+      </w:r>
+    </w:p>
+    <w:p>
+      <w:pPr>
+        <w:spacing w:after="0" w:line="240" w:lineRule="auto"/>
+        <w:ind w:firstLine="0" w:left="283"/>
+      </w:pPr>
+      <w:r>
+        <w:rPr>
+          <w:rFonts w:ascii="Courier New" w:hAnsi="Courier New"/>
+          <w:color w:val="101010"/>
+          <w:sz w:val="20"/>
+        </w:rPr>
+        <w:t xml:space="preserve">        -5.3279, -2.4657, -6.7142, -3.6696, -0.7054, -6.7142, -2.843, -6.021, -6.021, -2.953,</w:t>
+      </w:r>
+    </w:p>
+    <w:p>
+      <w:pPr>
+        <w:spacing w:after="0" w:line="240" w:lineRule="auto"/>
+        <w:ind w:firstLine="0" w:left="283"/>
+      </w:pPr>
+      <w:r>
+        <w:rPr>
+          <w:rFonts w:ascii="Courier New" w:hAnsi="Courier New"/>
+          <w:color w:val="101010"/>
+          <w:sz w:val="20"/>
+        </w:rPr>
+        <w:t xml:space="preserve">        -6.021, -6.7142, -6.7142, -6.7142, -6.7142, -6.7142, -6.7142, -6.7142, -6.7142, -6.7142,</w:t>
+      </w:r>
+    </w:p>
+    <w:p>
+      <w:pPr>
+        <w:spacing w:after="0" w:line="240" w:lineRule="auto"/>
+        <w:ind w:firstLine="0" w:left="283"/>
+      </w:pPr>
+      <w:r>
+        <w:rPr>
+          <w:rFonts w:ascii="Courier New" w:hAnsi="Courier New"/>
+          <w:color w:val="101010"/>
+          <w:sz w:val="20"/>
+        </w:rPr>
+        <w:t xml:space="preserve">        -6.7142, -6.7142, -2.9765,</w:t>
+      </w:r>
+    </w:p>
+    <w:p>
+      <w:pPr>
+        <w:spacing w:after="0" w:line="240" w:lineRule="auto"/>
+        <w:ind w:firstLine="0" w:left="283"/>
+      </w:pPr>
+      <w:r>
+        <w:rPr>
+          <w:rFonts w:ascii="Courier New" w:hAnsi="Courier New"/>
+          <w:color w:val="101010"/>
+          <w:sz w:val="20"/>
+        </w:rPr>
+        <w:t xml:space="preserve">    ],</w:t>
+      </w:r>
+    </w:p>
+    <w:p>
+      <w:pPr>
+        <w:spacing w:after="0" w:line="240" w:lineRule="auto"/>
+        <w:ind w:firstLine="0" w:left="283"/>
+      </w:pPr>
+      <w:r>
+        <w:rPr>
+          <w:rFonts w:ascii="Courier New" w:hAnsi="Courier New"/>
+          <w:color w:val="101010"/>
+          <w:sz w:val="20"/>
+        </w:rPr>
+        <w:t xml:space="preserve">    [</w:t>
+      </w:r>
+    </w:p>
+    <w:p>
+      <w:pPr>
+        <w:spacing w:after="0" w:line="240" w:lineRule="auto"/>
+        <w:ind w:firstLine="0" w:left="283"/>
+      </w:pPr>
+      <w:r>
+        <w:rPr>
+          <w:rFonts w:ascii="Courier New" w:hAnsi="Courier New"/>
+          <w:color w:val="101010"/>
+          <w:sz w:val="20"/>
+        </w:rPr>
+        <w:t xml:space="preserve">        -1.7292, -7.1585, -4.114, -5.5491, -6.0599, -1.8306, -6.4654, -7.1585, -2.4136, -7.1585,</w:t>
+      </w:r>
+    </w:p>
+    <w:p>
+      <w:pPr>
+        <w:spacing w:after="0" w:line="240" w:lineRule="auto"/>
+        <w:ind w:firstLine="0" w:left="283"/>
+      </w:pPr>
+      <w:r>
+        <w:rPr>
+          <w:rFonts w:ascii="Courier New" w:hAnsi="Courier New"/>
+          <w:color w:val="101010"/>
+          <w:sz w:val="20"/>
+        </w:rPr>
+        <w:t xml:space="preserve">        -4.3859, -3.3519, -7.1585, -2.5335, -1.8114, -6.4654, -3.4208, -4.3253, -4.9613, -2.5634,</w:t>
+      </w:r>
+    </w:p>
+    <w:p>
+      <w:pPr>
+        <w:spacing w:after="0" w:line="240" w:lineRule="auto"/>
+        <w:ind w:firstLine="0" w:left="283"/>
+      </w:pPr>
+      <w:r>
+        <w:rPr>
+          <w:rFonts w:ascii="Courier New" w:hAnsi="Courier New"/>
+          <w:color w:val="101010"/>
+          <w:sz w:val="20"/>
+        </w:rPr>
+        <w:t xml:space="preserve">        -7.1585, -5.7722, -4.1628, -7.1585, -5.5491, -7.1585, -6.0599, -3.7912, -4.023, -7.1585,</w:t>
+      </w:r>
+    </w:p>
+    <w:p>
+      <w:pPr>
+        <w:spacing w:after="0" w:line="240" w:lineRule="auto"/>
+        <w:ind w:firstLine="0" w:left="283"/>
+      </w:pPr>
+      <w:r>
+        <w:rPr>
+          <w:rFonts w:ascii="Courier New" w:hAnsi="Courier New"/>
+          <w:color w:val="101010"/>
+          <w:sz w:val="20"/>
+        </w:rPr>
+        <w:t xml:space="preserve">        -6.4654, -4.5195, -3.1512,</w:t>
+      </w:r>
+    </w:p>
+    <w:p>
+      <w:pPr>
+        <w:spacing w:after="0" w:line="240" w:lineRule="auto"/>
+        <w:ind w:firstLine="0" w:left="283"/>
+      </w:pPr>
+      <w:r>
+        <w:rPr>
+          <w:rFonts w:ascii="Courier New" w:hAnsi="Courier New"/>
+          <w:color w:val="101010"/>
+          <w:sz w:val="20"/>
+        </w:rPr>
+        <w:t xml:space="preserve">    ],</w:t>
+      </w:r>
+    </w:p>
+    <w:p>
+      <w:pPr>
+        <w:spacing w:after="0" w:line="240" w:lineRule="auto"/>
+        <w:ind w:firstLine="0" w:left="283"/>
+      </w:pPr>
+      <w:r>
+        <w:rPr>
+          <w:rFonts w:ascii="Courier New" w:hAnsi="Courier New"/>
+          <w:color w:val="101010"/>
+          <w:sz w:val="20"/>
+        </w:rPr>
+        <w:t xml:space="preserve">    [</w:t>
+      </w:r>
+    </w:p>
+    <w:p>
+      <w:pPr>
+        <w:spacing w:after="0" w:line="240" w:lineRule="auto"/>
+        <w:ind w:firstLine="0" w:left="283"/>
+      </w:pPr>
+      <w:r>
+        <w:rPr>
+          <w:rFonts w:ascii="Courier New" w:hAnsi="Courier New"/>
+          <w:color w:val="101010"/>
+          <w:sz w:val="20"/>
+        </w:rPr>
+        <w:t xml:space="preserve">        -7.4908, -3.8402, -3.9355, -2.9058, -3.5111, -3.6953, -4.0568, -3.9644, -6.3922, -3.5111,</w:t>
+      </w:r>
+    </w:p>
+    <w:p>
+      <w:pPr>
+        <w:spacing w:after="0" w:line="240" w:lineRule="auto"/>
+        <w:ind w:firstLine="0" w:left="283"/>
+      </w:pPr>
+      <w:r>
+        <w:rPr>
+          <w:rFonts w:ascii="Courier New" w:hAnsi="Courier New"/>
+          <w:color w:val="101010"/>
+          <w:sz w:val="20"/>
+        </w:rPr>
+        <w:t xml:space="preserve">        -4.1064, -2.4702, -2.9369, -2.2491, -6.3922, -4.2137, -2.6349, -2.8757, -2.7546, -6.3922,</w:t>
+      </w:r>
+    </w:p>
+    <w:p>
+      <w:pPr>
+        <w:spacing w:after="0" w:line="240" w:lineRule="auto"/>
+        <w:ind w:firstLine="0" w:left="283"/>
+      </w:pPr>
+      <w:r>
+        <w:rPr>
+          <w:rFonts w:ascii="Courier New" w:hAnsi="Courier New"/>
+          <w:color w:val="101010"/>
+          <w:sz w:val="20"/>
+        </w:rPr>
+        <w:t xml:space="preserve">        -8.184, -4.8881, -5.0929, -3.7413, -4.9259, -4.573, -8.184, -8.184, -8.184, -8.184,</w:t>
+      </w:r>
+    </w:p>
+    <w:p>
+      <w:pPr>
+        <w:spacing w:after="0" w:line="240" w:lineRule="auto"/>
+        <w:ind w:firstLine="0" w:left="283"/>
+      </w:pPr>
+      <w:r>
+        <w:rPr>
+          <w:rFonts w:ascii="Courier New" w:hAnsi="Courier New"/>
+          <w:color w:val="101010"/>
+          <w:sz w:val="20"/>
+        </w:rPr>
+        <w:t xml:space="preserve">        -5.0929, -5.7861, -1.4018,</w:t>
+      </w:r>
+    </w:p>
+    <w:p>
+      <w:pPr>
+        <w:spacing w:after="0" w:line="240" w:lineRule="auto"/>
+        <w:ind w:firstLine="0" w:left="283"/>
+      </w:pPr>
+      <w:r>
+        <w:rPr>
+          <w:rFonts w:ascii="Courier New" w:hAnsi="Courier New"/>
+          <w:color w:val="101010"/>
+          <w:sz w:val="20"/>
+        </w:rPr>
+        <w:t xml:space="preserve">    ],</w:t>
+      </w:r>
+    </w:p>
+    <w:p>
+      <w:pPr>
+        <w:spacing w:after="0" w:line="240" w:lineRule="auto"/>
+        <w:ind w:firstLine="0" w:left="283"/>
+      </w:pPr>
+      <w:r>
+        <w:rPr>
+          <w:rFonts w:ascii="Courier New" w:hAnsi="Courier New"/>
+          <w:color w:val="101010"/>
+          <w:sz w:val="20"/>
+        </w:rPr>
+        <w:t xml:space="preserve">    [</w:t>
+      </w:r>
+    </w:p>
+    <w:p>
+      <w:pPr>
+        <w:spacing w:after="0" w:line="240" w:lineRule="auto"/>
+        <w:ind w:firstLine="0" w:left="283"/>
+      </w:pPr>
+      <w:r>
+        <w:rPr>
+          <w:rFonts w:ascii="Courier New" w:hAnsi="Courier New"/>
+          <w:color w:val="101010"/>
+          <w:sz w:val="20"/>
+        </w:rPr>
+        <w:t xml:space="preserve">        -1.888, -3.4386, -6.0776, -6.0776, -2.0703, -1.1948, -6.0776, -6.0776, -1.7338, -6.0776,</w:t>
+      </w:r>
+    </w:p>
+    <w:p>
+      <w:pPr>
+        <w:spacing w:after="0" w:line="240" w:lineRule="auto"/>
+        <w:ind w:firstLine="0" w:left="283"/>
+      </w:pPr>
+      <w:r>
+        <w:rPr>
+          <w:rFonts w:ascii="Courier New" w:hAnsi="Courier New"/>
+          <w:color w:val="101010"/>
+          <w:sz w:val="20"/>
+        </w:rPr>
+        <w:t xml:space="preserve">        -4.2859, -5.3845, -6.0776, -2.6764, -4.979, -6.0776, -6.0776, -6.0776, -5.3845, -3.2444,</w:t>
+      </w:r>
+    </w:p>
+    <w:p>
+      <w:pPr>
+        <w:spacing w:after="0" w:line="240" w:lineRule="auto"/>
+        <w:ind w:firstLine="0" w:left="283"/>
+      </w:pPr>
+      <w:r>
+        <w:rPr>
+          <w:rFonts w:ascii="Courier New" w:hAnsi="Courier New"/>
+          <w:color w:val="101010"/>
+          <w:sz w:val="20"/>
+        </w:rPr>
+        <w:t xml:space="preserve">        -6.0776, -6.0776, -6.0776, -6.0776, -6.0776, -6.0776, -6.0776, -6.0776, -5.3845, -6.0776,</w:t>
+      </w:r>
+    </w:p>
+    <w:p>
+      <w:pPr>
+        <w:spacing w:after="0" w:line="240" w:lineRule="auto"/>
+        <w:ind w:firstLine="0" w:left="283"/>
+      </w:pPr>
+      <w:r>
+        <w:rPr>
+          <w:rFonts w:ascii="Courier New" w:hAnsi="Courier New"/>
+          <w:color w:val="101010"/>
+          <w:sz w:val="20"/>
+        </w:rPr>
+        <w:t xml:space="preserve">        -6.0776, -6.0776, -3.7751,</w:t>
+      </w:r>
+    </w:p>
+    <w:p>
+      <w:pPr>
+        <w:spacing w:after="0" w:line="240" w:lineRule="auto"/>
+        <w:ind w:firstLine="0" w:left="283"/>
+      </w:pPr>
+      <w:r>
+        <w:rPr>
+          <w:rFonts w:ascii="Courier New" w:hAnsi="Courier New"/>
+          <w:color w:val="101010"/>
+          <w:sz w:val="20"/>
+        </w:rPr>
+        <w:t xml:space="preserve">    ],</w:t>
+      </w:r>
+    </w:p>
+    <w:p>
+      <w:pPr>
+        <w:spacing w:after="0" w:line="240" w:lineRule="auto"/>
+        <w:ind w:firstLine="0" w:left="283"/>
+      </w:pPr>
+      <w:r>
+        <w:rPr>
+          <w:rFonts w:ascii="Courier New" w:hAnsi="Courier New"/>
+          <w:color w:val="101010"/>
+          <w:sz w:val="20"/>
+        </w:rPr>
+        <w:t xml:space="preserve">    [</w:t>
+      </w:r>
+    </w:p>
+    <w:p>
+      <w:pPr>
+        <w:spacing w:after="0" w:line="240" w:lineRule="auto"/>
+        <w:ind w:firstLine="0" w:left="283"/>
+      </w:pPr>
+      <w:r>
+        <w:rPr>
+          <w:rFonts w:ascii="Courier New" w:hAnsi="Courier New"/>
+          <w:color w:val="101010"/>
+          <w:sz w:val="20"/>
+        </w:rPr>
+        <w:t xml:space="preserve">        -1.0667, -5.0777, -2.7751, -3.9145, -3.0762, -3.6914, -4.2892, -5.994, -3.3913, -6.6871,</w:t>
+      </w:r>
+    </w:p>
+    <w:p>
+      <w:pPr>
+        <w:spacing w:after="0" w:line="240" w:lineRule="auto"/>
+        <w:ind w:firstLine="0" w:left="283"/>
+      </w:pPr>
+      <w:r>
+        <w:rPr>
+          <w:rFonts w:ascii="Courier New" w:hAnsi="Courier New"/>
+          <w:color w:val="101010"/>
+          <w:sz w:val="20"/>
+        </w:rPr>
+        <w:t xml:space="preserve">        -5.5885, -4.6077, -3.429, -2.1228, -3.1036, -6.6871, -4.0481, -4.8953, -5.994, -3.6426,</w:t>
+      </w:r>
+    </w:p>
+    <w:p>
+      <w:pPr>
+        <w:spacing w:after="0" w:line="240" w:lineRule="auto"/>
+        <w:ind w:firstLine="0" w:left="283"/>
+      </w:pPr>
+      <w:r>
+        <w:rPr>
+          <w:rFonts w:ascii="Courier New" w:hAnsi="Courier New"/>
+          <w:color w:val="101010"/>
+          <w:sz w:val="20"/>
+        </w:rPr>
+        <w:t xml:space="preserve">        -6.6871, -6.6871, -5.5885, -5.0777, -6.6871, -6.6871, -6.6871, -3.429, -5.0777, -6.6871,</w:t>
+      </w:r>
+    </w:p>
+    <w:p>
+      <w:pPr>
+        <w:spacing w:after="0" w:line="240" w:lineRule="auto"/>
+        <w:ind w:firstLine="0" w:left="283"/>
+      </w:pPr>
+      <w:r>
+        <w:rPr>
+          <w:rFonts w:ascii="Courier New" w:hAnsi="Courier New"/>
+          <w:color w:val="101010"/>
+          <w:sz w:val="20"/>
+        </w:rPr>
+        <w:t xml:space="preserve">        -6.6871, -3.6426, -2.3433,</w:t>
+      </w:r>
+    </w:p>
+    <w:p>
+      <w:pPr>
+        <w:spacing w:after="0" w:line="240" w:lineRule="auto"/>
+        <w:ind w:firstLine="0" w:left="283"/>
+      </w:pPr>
+      <w:r>
+        <w:rPr>
+          <w:rFonts w:ascii="Courier New" w:hAnsi="Courier New"/>
+          <w:color w:val="101010"/>
+          <w:sz w:val="20"/>
+        </w:rPr>
+        <w:t xml:space="preserve">    ],</w:t>
+      </w:r>
+    </w:p>
+    <w:p>
+      <w:pPr>
+        <w:spacing w:after="0" w:line="240" w:lineRule="auto"/>
+        <w:ind w:firstLine="0" w:left="283"/>
+      </w:pPr>
+      <w:r>
+        <w:rPr>
+          <w:rFonts w:ascii="Courier New" w:hAnsi="Courier New"/>
+          <w:color w:val="101010"/>
+          <w:sz w:val="20"/>
+        </w:rPr>
+        <w:t xml:space="preserve">    [</w:t>
+      </w:r>
+    </w:p>
+    <w:p>
+      <w:pPr>
+        <w:spacing w:after="0" w:line="240" w:lineRule="auto"/>
+        <w:ind w:firstLine="0" w:left="283"/>
+      </w:pPr>
+      <w:r>
+        <w:rPr>
+          <w:rFonts w:ascii="Courier New" w:hAnsi="Courier New"/>
+          <w:color w:val="101010"/>
+          <w:sz w:val="20"/>
+        </w:rPr>
+        <w:t xml:space="preserve">        -5.9142, -5.1604, -3.1184, -4.5596, -3.4087, -3.2229, -5.0492, -2.8231, -4.5924, -4.0816,</w:t>
+      </w:r>
+    </w:p>
+    <w:p>
+      <w:pPr>
+        <w:spacing w:after="0" w:line="240" w:lineRule="auto"/>
+        <w:ind w:firstLine="0" w:left="283"/>
+      </w:pPr>
+      <w:r>
+        <w:rPr>
+          <w:rFonts w:ascii="Courier New" w:hAnsi="Courier New"/>
+          <w:color w:val="101010"/>
+          <w:sz w:val="20"/>
+        </w:rPr>
+        <w:t xml:space="preserve">        -3.6242, -2.3915, -3.2487, -2.8816, -6.895, -6.3842, -4.187, -3.0591, -2.8062, -7.9936,</w:t>
+      </w:r>
+    </w:p>
+    <w:p>
+      <w:pPr>
+        <w:spacing w:after="0" w:line="240" w:lineRule="auto"/>
+        <w:ind w:firstLine="0" w:left="283"/>
+      </w:pPr>
+      <w:r>
+        <w:rPr>
+          <w:rFonts w:ascii="Courier New" w:hAnsi="Courier New"/>
+          <w:color w:val="101010"/>
+          <w:sz w:val="20"/>
+        </w:rPr>
+        <w:t xml:space="preserve">        -7.9936, -3.6761, -4.2324, -3.5869, -4.9026, -5.9142, -7.9936, -7.9936, -7.9936, -7.3005,</w:t>
+      </w:r>
+    </w:p>
+    <w:p>
+      <w:pPr>
+        <w:spacing w:after="0" w:line="240" w:lineRule="auto"/>
+        <w:ind w:firstLine="0" w:left="283"/>
+      </w:pPr>
+      <w:r>
+        <w:rPr>
+          <w:rFonts w:ascii="Courier New" w:hAnsi="Courier New"/>
+          <w:color w:val="101010"/>
+          <w:sz w:val="20"/>
+        </w:rPr>
+        <w:t xml:space="preserve">        -4.8156, -3.9161, -1.1246,</w:t>
+      </w:r>
+    </w:p>
+    <w:p>
+      <w:pPr>
+        <w:spacing w:after="0" w:line="240" w:lineRule="auto"/>
+        <w:ind w:firstLine="0" w:left="283"/>
+      </w:pPr>
+      <w:r>
+        <w:rPr>
+          <w:rFonts w:ascii="Courier New" w:hAnsi="Courier New"/>
+          <w:color w:val="101010"/>
+          <w:sz w:val="20"/>
+        </w:rPr>
+        <w:t xml:space="preserve">    ],</w:t>
+      </w:r>
+    </w:p>
+    <w:p>
+      <w:pPr>
+        <w:spacing w:after="0" w:line="240" w:lineRule="auto"/>
+        <w:ind w:firstLine="0" w:left="283"/>
+      </w:pPr>
+      <w:r>
+        <w:rPr>
+          <w:rFonts w:ascii="Courier New" w:hAnsi="Courier New"/>
+          <w:color w:val="101010"/>
+          <w:sz w:val="20"/>
+        </w:rPr>
+        <w:t xml:space="preserve">    [</w:t>
+      </w:r>
+    </w:p>
+    <w:p>
+      <w:pPr>
+        <w:spacing w:after="0" w:line="240" w:lineRule="auto"/>
+        <w:ind w:firstLine="0" w:left="283"/>
+      </w:pPr>
+      <w:r>
+        <w:rPr>
+          <w:rFonts w:ascii="Courier New" w:hAnsi="Courier New"/>
+          <w:color w:val="101010"/>
+          <w:sz w:val="20"/>
+        </w:rPr>
+        <w:t xml:space="preserve">        -6.0379, -6.0379, -6.0379, -6.0379, -3.8406, -6.0379, -6.0379, -6.0379, -5.3447, -6.0379,</w:t>
+      </w:r>
+    </w:p>
+    <w:p>
+      <w:pPr>
+        <w:spacing w:after="0" w:line="240" w:lineRule="auto"/>
+        <w:ind w:firstLine="0" w:left="283"/>
+      </w:pPr>
+      <w:r>
+        <w:rPr>
+          <w:rFonts w:ascii="Courier New" w:hAnsi="Courier New"/>
+          <w:color w:val="101010"/>
+          <w:sz w:val="20"/>
+        </w:rPr>
+        <w:t xml:space="preserve">        -4.4284, -6.0379, -5.3447, -3.64, -6.0379, -6.0379, -6.0379, -2.7798, -4.092, -6.0379,</w:t>
+      </w:r>
+    </w:p>
+    <w:p>
+      <w:pPr>
+        <w:spacing w:after="0" w:line="240" w:lineRule="auto"/>
+        <w:ind w:firstLine="0" w:left="283"/>
+      </w:pPr>
+      <w:r>
+        <w:rPr>
+          <w:rFonts w:ascii="Courier New" w:hAnsi="Courier New"/>
+          <w:color w:val="101010"/>
+          <w:sz w:val="20"/>
+        </w:rPr>
+        <w:t xml:space="preserve">        -6.0379, -6.0379, -4.9393, -4.9393, -4.4284, -6.0379, -6.0379, -6.0379, -6.0379, -6.0379,</w:t>
+      </w:r>
+    </w:p>
+    <w:p>
+      <w:pPr>
+        <w:spacing w:after="0" w:line="240" w:lineRule="auto"/>
+        <w:ind w:firstLine="0" w:left="283"/>
+      </w:pPr>
+      <w:r>
+        <w:rPr>
+          <w:rFonts w:ascii="Courier New" w:hAnsi="Courier New"/>
+          <w:color w:val="101010"/>
+          <w:sz w:val="20"/>
+        </w:rPr>
+        <w:t xml:space="preserve">        -6.0379, -6.0379, -0.2571,</w:t>
+      </w:r>
+    </w:p>
+    <w:p>
+      <w:pPr>
+        <w:spacing w:after="0" w:line="240" w:lineRule="auto"/>
+        <w:ind w:firstLine="0" w:left="283"/>
+      </w:pPr>
+      <w:r>
+        <w:rPr>
+          <w:rFonts w:ascii="Courier New" w:hAnsi="Courier New"/>
+          <w:color w:val="101010"/>
+          <w:sz w:val="20"/>
+        </w:rPr>
+        <w:t xml:space="preserve">    ],</w:t>
+      </w:r>
+    </w:p>
+    <w:p>
+      <w:pPr>
+        <w:spacing w:after="0" w:line="240" w:lineRule="auto"/>
+        <w:ind w:firstLine="0" w:left="283"/>
+      </w:pPr>
+      <w:r>
+        <w:rPr>
+          <w:rFonts w:ascii="Courier New" w:hAnsi="Courier New"/>
+          <w:color w:val="101010"/>
+          <w:sz w:val="20"/>
+        </w:rPr>
+        <w:t xml:space="preserve">    [</w:t>
+      </w:r>
+    </w:p>
+    <w:p>
+      <w:pPr>
+        <w:spacing w:after="0" w:line="240" w:lineRule="auto"/>
+        <w:ind w:firstLine="0" w:left="283"/>
+      </w:pPr>
+      <w:r>
+        <w:rPr>
+          <w:rFonts w:ascii="Courier New" w:hAnsi="Courier New"/>
+          <w:color w:val="101010"/>
+          <w:sz w:val="20"/>
+        </w:rPr>
+        <w:t xml:space="preserve">        -1.4555, -7.2696, -4.5616, -7.2696, -6.5765, -3.9738, -6.171, -7.2696, -2.3424, -7.2696,</w:t>
+      </w:r>
+    </w:p>
+    <w:p>
+      <w:pPr>
+        <w:spacing w:after="0" w:line="240" w:lineRule="auto"/>
+        <w:ind w:firstLine="0" w:left="283"/>
+      </w:pPr>
+      <w:r>
+        <w:rPr>
+          <w:rFonts w:ascii="Courier New" w:hAnsi="Courier New"/>
+          <w:color w:val="101010"/>
+          <w:sz w:val="20"/>
+        </w:rPr>
+        <w:t xml:space="preserve">        -7.2696, -3.9374, -7.2696, -4.4364, -1.2175, -7.2696, -2.6545, -6.171, -4.2739, -2.6252,</w:t>
+      </w:r>
+    </w:p>
+    <w:p>
+      <w:pPr>
+        <w:spacing w:after="0" w:line="240" w:lineRule="auto"/>
+        <w:ind w:firstLine="0" w:left="283"/>
+      </w:pPr>
+      <w:r>
+        <w:rPr>
+          <w:rFonts w:ascii="Courier New" w:hAnsi="Courier New"/>
+          <w:color w:val="101010"/>
+          <w:sz w:val="20"/>
+        </w:rPr>
+        <w:t xml:space="preserve">        -7.2696, -7.2696, -7.2696, -7.2696, -7.2696, -7.2696, -7.2696, -7.2696, -7.2696, -7.2696,</w:t>
+      </w:r>
+    </w:p>
+    <w:p>
+      <w:pPr>
+        <w:spacing w:after="0" w:line="240" w:lineRule="auto"/>
+        <w:ind w:firstLine="0" w:left="283"/>
+      </w:pPr>
+      <w:r>
+        <w:rPr>
+          <w:rFonts w:ascii="Courier New" w:hAnsi="Courier New"/>
+          <w:color w:val="101010"/>
+          <w:sz w:val="20"/>
+        </w:rPr>
+        <w:t xml:space="preserve">        -6.5765, -7</w:t>
       </w:r>
     </w:p>
     <w:p>
@@ -4292,21 +4927,91 @@
           <w:i/>
           <w:sz w:val="26"/>
         </w:rPr>
-        <w:t>Листинг 4 — сценарий (src/application/usecases.rs)</w:t>
-      </w:r>
-    </w:p>
-    <w:p>
-      <w:pPr>
-        <w:spacing w:after="0" w:line="240" w:lineRule="auto"/>
-        <w:ind w:firstLine="0" w:left="283"/>
-      </w:pPr>
-      <w:r>
-        <w:rPr>
-          <w:rFonts w:ascii="Courier New" w:hAnsi="Courier New"/>
-          <w:color w:val="101010"/>
-          <w:sz w:val="20"/>
-        </w:rPr>
-        <w:t>//! CLI лаб 3.</w:t>
+        <w:t>Листинг 4 — биграммная модель (src/domain/bigram_model.rs)</w:t>
+      </w:r>
+    </w:p>
+    <w:p>
+      <w:pPr>
+        <w:spacing w:after="0" w:line="240" w:lineRule="auto"/>
+        <w:ind w:firstLine="0" w:left="283"/>
+      </w:pPr>
+      <w:r>
+        <w:rPr>
+          <w:rFonts w:ascii="Courier New" w:hAnsi="Courier New"/>
+          <w:color w:val="101010"/>
+          <w:sz w:val="20"/>
+        </w:rPr>
+        <w:t>//! Автоматический взлом шифра простой замены.</w:t>
+      </w:r>
+    </w:p>
+    <w:p>
+      <w:pPr>
+        <w:spacing w:after="0" w:line="240" w:lineRule="auto"/>
+        <w:ind w:firstLine="0" w:left="283"/>
+      </w:pPr>
+      <w:r>
+        <w:rPr>
+          <w:rFonts w:ascii="Courier New" w:hAnsi="Courier New"/>
+          <w:color w:val="101010"/>
+          <w:sz w:val="20"/>
+        </w:rPr>
+        <w:t>//!</w:t>
+      </w:r>
+    </w:p>
+    <w:p>
+      <w:pPr>
+        <w:spacing w:after="0" w:line="240" w:lineRule="auto"/>
+        <w:ind w:firstLine="0" w:left="283"/>
+      </w:pPr>
+      <w:r>
+        <w:rPr>
+          <w:rFonts w:ascii="Courier New" w:hAnsi="Courier New"/>
+          <w:color w:val="101010"/>
+          <w:sz w:val="20"/>
+        </w:rPr>
+        <w:t>//! Алгоритм: частотная затравка (самый частый код → пробел и т.д.) и затем</w:t>
+      </w:r>
+    </w:p>
+    <w:p>
+      <w:pPr>
+        <w:spacing w:after="0" w:line="240" w:lineRule="auto"/>
+        <w:ind w:firstLine="0" w:left="283"/>
+      </w:pPr>
+      <w:r>
+        <w:rPr>
+          <w:rFonts w:ascii="Courier New" w:hAnsi="Courier New"/>
+          <w:color w:val="101010"/>
+          <w:sz w:val="20"/>
+        </w:rPr>
+        <w:t>//! имитация отжига (simulated annealing) по биграммной лог-модели русского языка</w:t>
+      </w:r>
+    </w:p>
+    <w:p>
+      <w:pPr>
+        <w:spacing w:after="0" w:line="240" w:lineRule="auto"/>
+        <w:ind w:firstLine="0" w:left="283"/>
+      </w:pPr>
+      <w:r>
+        <w:rPr>
+          <w:rFonts w:ascii="Courier New" w:hAnsi="Courier New"/>
+          <w:color w:val="101010"/>
+          <w:sz w:val="20"/>
+        </w:rPr>
+        <w:t>//! ([`super::bigram_model`]). Пробел закрепляется за самым частым кодом и не</w:t>
+      </w:r>
+    </w:p>
+    <w:p>
+      <w:pPr>
+        <w:spacing w:after="0" w:line="240" w:lineRule="auto"/>
+        <w:ind w:firstLine="0" w:left="283"/>
+      </w:pPr>
+      <w:r>
+        <w:rPr>
+          <w:rFonts w:ascii="Courier New" w:hAnsi="Courier New"/>
+          <w:color w:val="101010"/>
+          <w:sz w:val="20"/>
+        </w:rPr>
+        <w:t>//! участвует в перестановках — это сохраняет границы слов.</w:t>
       </w:r>
     </w:p>
     <w:p>
@@ -4334,21 +5039,7 @@
           <w:color w:val="101010"/>
           <w:sz w:val="20"/>
         </w:rPr>
-        <w:t>use clap::{Parser, Subcommand};</w:t>
-      </w:r>
-    </w:p>
-    <w:p>
-      <w:pPr>
-        <w:spacing w:after="0" w:line="240" w:lineRule="auto"/>
-        <w:ind w:firstLine="0" w:left="283"/>
-      </w:pPr>
-      <w:r>
-        <w:rPr>
-          <w:rFonts w:ascii="Courier New" w:hAnsi="Courier New"/>
-          <w:color w:val="101010"/>
-          <w:sz w:val="20"/>
-        </w:rPr>
-        <w:t>use color_eyre::Result;</w:t>
+        <w:t>use std::collections::HashMap;</w:t>
       </w:r>
     </w:p>
     <w:p>
@@ -4376,7 +5067,49 @@
           <w:color w:val="101010"/>
           <w:sz w:val="20"/>
         </w:rPr>
-        <w:t>use crate::application::usecases::analyze;</w:t>
+        <w:t>use rand::RngCore;</w:t>
+      </w:r>
+    </w:p>
+    <w:p>
+      <w:pPr>
+        <w:spacing w:after="0" w:line="240" w:lineRule="auto"/>
+        <w:ind w:firstLine="0" w:left="283"/>
+      </w:pPr>
+      <w:r>
+        <w:rPr>
+          <w:rFonts w:ascii="Courier New" w:hAnsi="Courier New"/>
+          <w:color w:val="101010"/>
+          <w:sz w:val="20"/>
+        </w:rPr>
+        <w:t>use rand::SeedableRng;</w:t>
+      </w:r>
+    </w:p>
+    <w:p>
+      <w:pPr>
+        <w:spacing w:after="0" w:line="240" w:lineRule="auto"/>
+        <w:ind w:firstLine="0" w:left="283"/>
+      </w:pPr>
+      <w:r>
+        <w:rPr>
+          <w:rFonts w:ascii="Courier New" w:hAnsi="Courier New"/>
+          <w:color w:val="101010"/>
+          <w:sz w:val="20"/>
+        </w:rPr>
+        <w:t>use rand::rngs::StdRng;</w:t>
+      </w:r>
+    </w:p>
+    <w:p>
+      <w:pPr>
+        <w:spacing w:after="0" w:line="240" w:lineRule="auto"/>
+        <w:ind w:firstLine="0" w:left="283"/>
+      </w:pPr>
+      <w:r>
+        <w:rPr>
+          <w:rFonts w:ascii="Courier New" w:hAnsi="Courier New"/>
+          <w:color w:val="101010"/>
+          <w:sz w:val="20"/>
+        </w:rPr>
+        <w:t>use rand::seq::SliceRandom;</w:t>
       </w:r>
     </w:p>
     <w:p>
@@ -4404,63 +5137,231 @@
           <w:color w:val="101010"/>
           <w:sz w:val="20"/>
         </w:rPr>
-        <w:t>#[derive(Parser, Debug)]</w:t>
-      </w:r>
-    </w:p>
-    <w:p>
-      <w:pPr>
-        <w:spacing w:after="0" w:line="240" w:lineRule="auto"/>
-        <w:ind w:firstLine="0" w:left="283"/>
-      </w:pPr>
-      <w:r>
-        <w:rPr>
-          <w:rFonts w:ascii="Courier New" w:hAnsi="Courier New"/>
-          <w:color w:val="101010"/>
-          <w:sz w:val="20"/>
-        </w:rPr>
-        <w:t>#[command(name = "lab_03_substitution", about = "Лаб 3 — простая замена", version)]</w:t>
-      </w:r>
-    </w:p>
-    <w:p>
-      <w:pPr>
-        <w:spacing w:after="0" w:line="240" w:lineRule="auto"/>
-        <w:ind w:firstLine="0" w:left="283"/>
-      </w:pPr>
-      <w:r>
-        <w:rPr>
-          <w:rFonts w:ascii="Courier New" w:hAnsi="Courier New"/>
-          <w:color w:val="101010"/>
-          <w:sz w:val="20"/>
-        </w:rPr>
-        <w:t>struct Cli {</w:t>
-      </w:r>
-    </w:p>
-    <w:p>
-      <w:pPr>
-        <w:spacing w:after="0" w:line="240" w:lineRule="auto"/>
-        <w:ind w:firstLine="0" w:left="283"/>
-      </w:pPr>
-      <w:r>
-        <w:rPr>
-          <w:rFonts w:ascii="Courier New" w:hAnsi="Courier New"/>
-          <w:color w:val="101010"/>
-          <w:sz w:val="20"/>
-        </w:rPr>
-        <w:t xml:space="preserve">    #[command(subcommand)]</w:t>
-      </w:r>
-    </w:p>
-    <w:p>
-      <w:pPr>
-        <w:spacing w:after="0" w:line="240" w:lineRule="auto"/>
-        <w:ind w:firstLine="0" w:left="283"/>
-      </w:pPr>
-      <w:r>
-        <w:rPr>
-          <w:rFonts w:ascii="Courier New" w:hAnsi="Courier New"/>
-          <w:color w:val="101010"/>
-          <w:sz w:val="20"/>
-        </w:rPr>
-        <w:t xml:space="preserve">    cmd: Cmd,</w:t>
+        <w:t>use super::bigram_model::{BIGRAM_LOGP, N};</w:t>
+      </w:r>
+    </w:p>
+    <w:p>
+      <w:pPr>
+        <w:spacing w:after="0" w:line="240" w:lineRule="auto"/>
+        <w:ind w:firstLine="0" w:left="283"/>
+      </w:pPr>
+      <w:r>
+        <w:rPr>
+          <w:rFonts w:ascii="Courier New" w:hAnsi="Courier New"/>
+          <w:color w:val="101010"/>
+          <w:sz w:val="20"/>
+        </w:rPr>
+        <w:t xml:space="preserve"> </w:t>
+      </w:r>
+    </w:p>
+    <w:p>
+      <w:pPr>
+        <w:spacing w:after="0" w:line="240" w:lineRule="auto"/>
+        <w:ind w:firstLine="0" w:left="283"/>
+      </w:pPr>
+      <w:r>
+        <w:rPr>
+          <w:rFonts w:ascii="Courier New" w:hAnsi="Courier New"/>
+          <w:color w:val="101010"/>
+          <w:sz w:val="20"/>
+        </w:rPr>
+        <w:t>/// Порядок букв русского алфавита по убыванию частоты (для затравки).</w:t>
+      </w:r>
+    </w:p>
+    <w:p>
+      <w:pPr>
+        <w:spacing w:after="0" w:line="240" w:lineRule="auto"/>
+        <w:ind w:firstLine="0" w:left="283"/>
+      </w:pPr>
+      <w:r>
+        <w:rPr>
+          <w:rFonts w:ascii="Courier New" w:hAnsi="Courier New"/>
+          <w:color w:val="101010"/>
+          <w:sz w:val="20"/>
+        </w:rPr>
+        <w:t>const FREQ_ORDER: [usize; N] = [</w:t>
+      </w:r>
+    </w:p>
+    <w:p>
+      <w:pPr>
+        <w:spacing w:after="0" w:line="240" w:lineRule="auto"/>
+        <w:ind w:firstLine="0" w:left="283"/>
+      </w:pPr>
+      <w:r>
+        <w:rPr>
+          <w:rFonts w:ascii="Courier New" w:hAnsi="Courier New"/>
+          <w:color w:val="101010"/>
+          <w:sz w:val="20"/>
+        </w:rPr>
+        <w:t xml:space="preserve">    32, 14, 5, 0, 8, 18, 13, 17, 16, 2, 11, 10, 12, 4, 15, 19, 31, 27, 7, 28, 1, 3, 23, 9, 21, 6,</w:t>
+      </w:r>
+    </w:p>
+    <w:p>
+      <w:pPr>
+        <w:spacing w:after="0" w:line="240" w:lineRule="auto"/>
+        <w:ind w:firstLine="0" w:left="283"/>
+      </w:pPr>
+      <w:r>
+        <w:rPr>
+          <w:rFonts w:ascii="Courier New" w:hAnsi="Courier New"/>
+          <w:color w:val="101010"/>
+          <w:sz w:val="20"/>
+        </w:rPr>
+        <w:t xml:space="preserve">    30, 24, 22, 25, 29, 20, 26,</w:t>
+      </w:r>
+    </w:p>
+    <w:p>
+      <w:pPr>
+        <w:spacing w:after="0" w:line="240" w:lineRule="auto"/>
+        <w:ind w:firstLine="0" w:left="283"/>
+      </w:pPr>
+      <w:r>
+        <w:rPr>
+          <w:rFonts w:ascii="Courier New" w:hAnsi="Courier New"/>
+          <w:color w:val="101010"/>
+          <w:sz w:val="20"/>
+        </w:rPr>
+        <w:t>];</w:t>
+      </w:r>
+    </w:p>
+    <w:p>
+      <w:pPr>
+        <w:spacing w:after="0" w:line="240" w:lineRule="auto"/>
+        <w:ind w:firstLine="0" w:left="283"/>
+      </w:pPr>
+      <w:r>
+        <w:rPr>
+          <w:rFonts w:ascii="Courier New" w:hAnsi="Courier New"/>
+          <w:color w:val="101010"/>
+          <w:sz w:val="20"/>
+        </w:rPr>
+        <w:t xml:space="preserve"> </w:t>
+      </w:r>
+    </w:p>
+    <w:p>
+      <w:pPr>
+        <w:spacing w:after="0" w:line="240" w:lineRule="auto"/>
+        <w:ind w:firstLine="0" w:left="283"/>
+      </w:pPr>
+      <w:r>
+        <w:rPr>
+          <w:rFonts w:ascii="Courier New" w:hAnsi="Courier New"/>
+          <w:color w:val="101010"/>
+          <w:sz w:val="20"/>
+        </w:rPr>
+        <w:t>/// Результат взлома.</w:t>
+      </w:r>
+    </w:p>
+    <w:p>
+      <w:pPr>
+        <w:spacing w:after="0" w:line="240" w:lineRule="auto"/>
+        <w:ind w:firstLine="0" w:left="283"/>
+      </w:pPr>
+      <w:r>
+        <w:rPr>
+          <w:rFonts w:ascii="Courier New" w:hAnsi="Courier New"/>
+          <w:color w:val="101010"/>
+          <w:sz w:val="20"/>
+        </w:rPr>
+        <w:t>#[derive(Debug, Clone)]</w:t>
+      </w:r>
+    </w:p>
+    <w:p>
+      <w:pPr>
+        <w:spacing w:after="0" w:line="240" w:lineRule="auto"/>
+        <w:ind w:firstLine="0" w:left="283"/>
+      </w:pPr>
+      <w:r>
+        <w:rPr>
+          <w:rFonts w:ascii="Courier New" w:hAnsi="Courier New"/>
+          <w:color w:val="101010"/>
+          <w:sz w:val="20"/>
+        </w:rPr>
+        <w:t>pub struct Solution {</w:t>
+      </w:r>
+    </w:p>
+    <w:p>
+      <w:pPr>
+        <w:spacing w:after="0" w:line="240" w:lineRule="auto"/>
+        <w:ind w:firstLine="0" w:left="283"/>
+      </w:pPr>
+      <w:r>
+        <w:rPr>
+          <w:rFonts w:ascii="Courier New" w:hAnsi="Courier New"/>
+          <w:color w:val="101010"/>
+          <w:sz w:val="20"/>
+        </w:rPr>
+        <w:t xml:space="preserve">    /// Карта код → индекс буквы алфавита.</w:t>
+      </w:r>
+    </w:p>
+    <w:p>
+      <w:pPr>
+        <w:spacing w:after="0" w:line="240" w:lineRule="auto"/>
+        <w:ind w:firstLine="0" w:left="283"/>
+      </w:pPr>
+      <w:r>
+        <w:rPr>
+          <w:rFonts w:ascii="Courier New" w:hAnsi="Courier New"/>
+          <w:color w:val="101010"/>
+          <w:sz w:val="20"/>
+        </w:rPr>
+        <w:t xml:space="preserve">    pub map: HashMap&lt;u32, usize&gt;,</w:t>
+      </w:r>
+    </w:p>
+    <w:p>
+      <w:pPr>
+        <w:spacing w:after="0" w:line="240" w:lineRule="auto"/>
+        <w:ind w:firstLine="0" w:left="283"/>
+      </w:pPr>
+      <w:r>
+        <w:rPr>
+          <w:rFonts w:ascii="Courier New" w:hAnsi="Courier New"/>
+          <w:color w:val="101010"/>
+          <w:sz w:val="20"/>
+        </w:rPr>
+        <w:t xml:space="preserve">    /// Закодированный пробелом код.</w:t>
+      </w:r>
+    </w:p>
+    <w:p>
+      <w:pPr>
+        <w:spacing w:after="0" w:line="240" w:lineRule="auto"/>
+        <w:ind w:firstLine="0" w:left="283"/>
+      </w:pPr>
+      <w:r>
+        <w:rPr>
+          <w:rFonts w:ascii="Courier New" w:hAnsi="Courier New"/>
+          <w:color w:val="101010"/>
+          <w:sz w:val="20"/>
+        </w:rPr>
+        <w:t xml:space="preserve">    pub space_code: u32,</w:t>
+      </w:r>
+    </w:p>
+    <w:p>
+      <w:pPr>
+        <w:spacing w:after="0" w:line="240" w:lineRule="auto"/>
+        <w:ind w:firstLine="0" w:left="283"/>
+      </w:pPr>
+      <w:r>
+        <w:rPr>
+          <w:rFonts w:ascii="Courier New" w:hAnsi="Courier New"/>
+          <w:color w:val="101010"/>
+          <w:sz w:val="20"/>
+        </w:rPr>
+        <w:t xml:space="preserve">    /// Достигнутое значение приспособленности (сумма лог-вероятностей биграмм).</w:t>
+      </w:r>
+    </w:p>
+    <w:p>
+      <w:pPr>
+        <w:spacing w:after="0" w:line="240" w:lineRule="auto"/>
+        <w:ind w:firstLine="0" w:left="283"/>
+      </w:pPr>
+      <w:r>
+        <w:rPr>
+          <w:rFonts w:ascii="Courier New" w:hAnsi="Courier New"/>
+          <w:color w:val="101010"/>
+          <w:sz w:val="20"/>
+        </w:rPr>
+        <w:t xml:space="preserve">    pub fitness: f64,</w:t>
       </w:r>
     </w:p>
     <w:p>
@@ -4502,91 +5403,105 @@
           <w:color w:val="101010"/>
           <w:sz w:val="20"/>
         </w:rPr>
-        <w:t>#[derive(Subcommand, Debug)]</w:t>
-      </w:r>
-    </w:p>
-    <w:p>
-      <w:pPr>
-        <w:spacing w:after="0" w:line="240" w:lineRule="auto"/>
-        <w:ind w:firstLine="0" w:left="283"/>
-      </w:pPr>
-      <w:r>
-        <w:rPr>
-          <w:rFonts w:ascii="Courier New" w:hAnsi="Courier New"/>
-          <w:color w:val="101010"/>
-          <w:sz w:val="20"/>
-        </w:rPr>
-        <w:t>enum Cmd {</w:t>
-      </w:r>
-    </w:p>
-    <w:p>
-      <w:pPr>
-        <w:spacing w:after="0" w:line="240" w:lineRule="auto"/>
-        <w:ind w:firstLine="0" w:left="283"/>
-      </w:pPr>
-      <w:r>
-        <w:rPr>
-          <w:rFonts w:ascii="Courier New" w:hAnsi="Courier New"/>
-          <w:color w:val="101010"/>
-          <w:sz w:val="20"/>
-        </w:rPr>
-        <w:t xml:space="preserve">    /// Провести частотный анализ шифртекста (числа, разделённые пробелами).</w:t>
-      </w:r>
-    </w:p>
-    <w:p>
-      <w:pPr>
-        <w:spacing w:after="0" w:line="240" w:lineRule="auto"/>
-        <w:ind w:firstLine="0" w:left="283"/>
-      </w:pPr>
-      <w:r>
-        <w:rPr>
-          <w:rFonts w:ascii="Courier New" w:hAnsi="Courier New"/>
-          <w:color w:val="101010"/>
-          <w:sz w:val="20"/>
-        </w:rPr>
-        <w:t xml:space="preserve">    Analyze {</w:t>
-      </w:r>
-    </w:p>
-    <w:p>
-      <w:pPr>
-        <w:spacing w:after="0" w:line="240" w:lineRule="auto"/>
-        <w:ind w:firstLine="0" w:left="283"/>
-      </w:pPr>
-      <w:r>
-        <w:rPr>
-          <w:rFonts w:ascii="Courier New" w:hAnsi="Courier New"/>
-          <w:color w:val="101010"/>
-          <w:sz w:val="20"/>
-        </w:rPr>
-        <w:t xml:space="preserve">        /// Шифртекст одной строкой.</w:t>
-      </w:r>
-    </w:p>
-    <w:p>
-      <w:pPr>
-        <w:spacing w:after="0" w:line="240" w:lineRule="auto"/>
-        <w:ind w:firstLine="0" w:left="283"/>
-      </w:pPr>
-      <w:r>
-        <w:rPr>
-          <w:rFonts w:ascii="Courier New" w:hAnsi="Courier New"/>
-          <w:color w:val="101010"/>
-          <w:sz w:val="20"/>
-        </w:rPr>
-        <w:t xml:space="preserve">        text: String,</w:t>
-      </w:r>
-    </w:p>
-    <w:p>
-      <w:pPr>
-        <w:spacing w:after="0" w:line="240" w:lineRule="auto"/>
-        <w:ind w:firstLine="0" w:left="283"/>
-      </w:pPr>
-      <w:r>
-        <w:rPr>
-          <w:rFonts w:ascii="Courier New" w:hAnsi="Courier New"/>
-          <w:color w:val="101010"/>
-          <w:sz w:val="20"/>
-        </w:rPr>
-        <w:t xml:space="preserve">    },</w:t>
+        <w:t>fn frequency_order(codes: &amp;[u32]) -&gt; Vec&lt;u32&gt; {</w:t>
+      </w:r>
+    </w:p>
+    <w:p>
+      <w:pPr>
+        <w:spacing w:after="0" w:line="240" w:lineRule="auto"/>
+        <w:ind w:firstLine="0" w:left="283"/>
+      </w:pPr>
+      <w:r>
+        <w:rPr>
+          <w:rFonts w:ascii="Courier New" w:hAnsi="Courier New"/>
+          <w:color w:val="101010"/>
+          <w:sz w:val="20"/>
+        </w:rPr>
+        <w:t xml:space="preserve">    let mut counts: HashMap&lt;u32, usize&gt; = HashMap::new();</w:t>
+      </w:r>
+    </w:p>
+    <w:p>
+      <w:pPr>
+        <w:spacing w:after="0" w:line="240" w:lineRule="auto"/>
+        <w:ind w:firstLine="0" w:left="283"/>
+      </w:pPr>
+      <w:r>
+        <w:rPr>
+          <w:rFonts w:ascii="Courier New" w:hAnsi="Courier New"/>
+          <w:color w:val="101010"/>
+          <w:sz w:val="20"/>
+        </w:rPr>
+        <w:t xml:space="preserve">    for &amp;c in codes {</w:t>
+      </w:r>
+    </w:p>
+    <w:p>
+      <w:pPr>
+        <w:spacing w:after="0" w:line="240" w:lineRule="auto"/>
+        <w:ind w:firstLine="0" w:left="283"/>
+      </w:pPr>
+      <w:r>
+        <w:rPr>
+          <w:rFonts w:ascii="Courier New" w:hAnsi="Courier New"/>
+          <w:color w:val="101010"/>
+          <w:sz w:val="20"/>
+        </w:rPr>
+        <w:t xml:space="preserve">        *counts.entry(c).or_default() += 1;</w:t>
+      </w:r>
+    </w:p>
+    <w:p>
+      <w:pPr>
+        <w:spacing w:after="0" w:line="240" w:lineRule="auto"/>
+        <w:ind w:firstLine="0" w:left="283"/>
+      </w:pPr>
+      <w:r>
+        <w:rPr>
+          <w:rFonts w:ascii="Courier New" w:hAnsi="Courier New"/>
+          <w:color w:val="101010"/>
+          <w:sz w:val="20"/>
+        </w:rPr>
+        <w:t xml:space="preserve">    }</w:t>
+      </w:r>
+    </w:p>
+    <w:p>
+      <w:pPr>
+        <w:spacing w:after="0" w:line="240" w:lineRule="auto"/>
+        <w:ind w:firstLine="0" w:left="283"/>
+      </w:pPr>
+      <w:r>
+        <w:rPr>
+          <w:rFonts w:ascii="Courier New" w:hAnsi="Courier New"/>
+          <w:color w:val="101010"/>
+          <w:sz w:val="20"/>
+        </w:rPr>
+        <w:t xml:space="preserve">    let mut order: Vec&lt;(u32, usize)&gt; = counts.into_iter().collect();</w:t>
+      </w:r>
+    </w:p>
+    <w:p>
+      <w:pPr>
+        <w:spacing w:after="0" w:line="240" w:lineRule="auto"/>
+        <w:ind w:firstLine="0" w:left="283"/>
+      </w:pPr>
+      <w:r>
+        <w:rPr>
+          <w:rFonts w:ascii="Courier New" w:hAnsi="Courier New"/>
+          <w:color w:val="101010"/>
+          <w:sz w:val="20"/>
+        </w:rPr>
+        <w:t xml:space="preserve">    order.sort_by(|a, b| b.1.cmp(&amp;a.1).then(a.0.cmp(&amp;b.0)));</w:t>
+      </w:r>
+    </w:p>
+    <w:p>
+      <w:pPr>
+        <w:spacing w:after="0" w:line="240" w:lineRule="auto"/>
+        <w:ind w:firstLine="0" w:left="283"/>
+      </w:pPr>
+      <w:r>
+        <w:rPr>
+          <w:rFonts w:ascii="Courier New" w:hAnsi="Courier New"/>
+          <w:color w:val="101010"/>
+          <w:sz w:val="20"/>
+        </w:rPr>
+        <w:t xml:space="preserve">    order.into_iter().map(|(c, _)| c).collect()</w:t>
       </w:r>
     </w:p>
     <w:p>
@@ -4628,245 +5543,553 @@
           <w:color w:val="101010"/>
           <w:sz w:val="20"/>
         </w:rPr>
-        <w:t>pub fn run() -&gt; Result&lt;()&gt; {</w:t>
-      </w:r>
-    </w:p>
-    <w:p>
-      <w:pPr>
-        <w:spacing w:after="0" w:line="240" w:lineRule="auto"/>
-        <w:ind w:firstLine="0" w:left="283"/>
-      </w:pPr>
-      <w:r>
-        <w:rPr>
-          <w:rFonts w:ascii="Courier New" w:hAnsi="Courier New"/>
-          <w:color w:val="101010"/>
-          <w:sz w:val="20"/>
-        </w:rPr>
-        <w:t xml:space="preserve">    match Cli::parse().cmd {</w:t>
-      </w:r>
-    </w:p>
-    <w:p>
-      <w:pPr>
-        <w:spacing w:after="0" w:line="240" w:lineRule="auto"/>
-        <w:ind w:firstLine="0" w:left="283"/>
-      </w:pPr>
-      <w:r>
-        <w:rPr>
-          <w:rFonts w:ascii="Courier New" w:hAnsi="Courier New"/>
-          <w:color w:val="101010"/>
-          <w:sz w:val="20"/>
-        </w:rPr>
-        <w:t xml:space="preserve">        Cmd::Analyze { text } =&gt; {</w:t>
-      </w:r>
-    </w:p>
-    <w:p>
-      <w:pPr>
-        <w:spacing w:after="0" w:line="240" w:lineRule="auto"/>
-        <w:ind w:firstLine="0" w:left="283"/>
-      </w:pPr>
-      <w:r>
-        <w:rPr>
-          <w:rFonts w:ascii="Courier New" w:hAnsi="Courier New"/>
-          <w:color w:val="101010"/>
-          <w:sz w:val="20"/>
-        </w:rPr>
-        <w:t xml:space="preserve">            let r = analyze(&amp;text)?;</w:t>
-      </w:r>
-    </w:p>
-    <w:p>
-      <w:pPr>
-        <w:spacing w:after="0" w:line="240" w:lineRule="auto"/>
-        <w:ind w:firstLine="0" w:left="283"/>
-      </w:pPr>
-      <w:r>
-        <w:rPr>
-          <w:rFonts w:ascii="Courier New" w:hAnsi="Courier New"/>
-          <w:color w:val="101010"/>
-          <w:sz w:val="20"/>
-        </w:rPr>
-        <w:t xml:space="preserve">            println!("Кодов в шифртексте: {}", r.cipher_codes.len());</w:t>
-      </w:r>
-    </w:p>
-    <w:p>
-      <w:pPr>
-        <w:spacing w:after="0" w:line="240" w:lineRule="auto"/>
-        <w:ind w:firstLine="0" w:left="283"/>
-      </w:pPr>
-      <w:r>
-        <w:rPr>
-          <w:rFonts w:ascii="Courier New" w:hAnsi="Courier New"/>
-          <w:color w:val="101010"/>
-          <w:sz w:val="20"/>
-        </w:rPr>
-        <w:t xml:space="preserve">            println!();</w:t>
-      </w:r>
-    </w:p>
-    <w:p>
-      <w:pPr>
-        <w:spacing w:after="0" w:line="240" w:lineRule="auto"/>
-        <w:ind w:firstLine="0" w:left="283"/>
-      </w:pPr>
-      <w:r>
-        <w:rPr>
-          <w:rFonts w:ascii="Courier New" w:hAnsi="Courier New"/>
-          <w:color w:val="101010"/>
-          <w:sz w:val="20"/>
-        </w:rPr>
-        <w:t xml:space="preserve">            println!("Частоты шифрообразований (по убыванию):");</w:t>
-      </w:r>
-    </w:p>
-    <w:p>
-      <w:pPr>
-        <w:spacing w:after="0" w:line="240" w:lineRule="auto"/>
-        <w:ind w:firstLine="0" w:left="283"/>
-      </w:pPr>
-      <w:r>
-        <w:rPr>
-          <w:rFonts w:ascii="Courier New" w:hAnsi="Courier New"/>
-          <w:color w:val="101010"/>
-          <w:sz w:val="20"/>
-        </w:rPr>
-        <w:t xml:space="preserve">            for (code, n) in r.frequencies.iter().take(20) {</w:t>
-      </w:r>
-    </w:p>
-    <w:p>
-      <w:pPr>
-        <w:spacing w:after="0" w:line="240" w:lineRule="auto"/>
-        <w:ind w:firstLine="0" w:left="283"/>
-      </w:pPr>
-      <w:r>
-        <w:rPr>
-          <w:rFonts w:ascii="Courier New" w:hAnsi="Courier New"/>
-          <w:color w:val="101010"/>
-          <w:sz w:val="20"/>
-        </w:rPr>
-        <w:t xml:space="preserve">                println!("  {code}: {n} раз");</w:t>
-      </w:r>
-    </w:p>
-    <w:p>
-      <w:pPr>
-        <w:spacing w:after="0" w:line="240" w:lineRule="auto"/>
-        <w:ind w:firstLine="0" w:left="283"/>
-      </w:pPr>
-      <w:r>
-        <w:rPr>
-          <w:rFonts w:ascii="Courier New" w:hAnsi="Courier New"/>
-          <w:color w:val="101010"/>
-          <w:sz w:val="20"/>
-        </w:rPr>
-        <w:t xml:space="preserve">            }</w:t>
-      </w:r>
-    </w:p>
-    <w:p>
-      <w:pPr>
-        <w:spacing w:after="0" w:line="240" w:lineRule="auto"/>
-        <w:ind w:firstLine="0" w:left="283"/>
-      </w:pPr>
-      <w:r>
-        <w:rPr>
-          <w:rFonts w:ascii="Courier New" w:hAnsi="Courier New"/>
-          <w:color w:val="101010"/>
-          <w:sz w:val="20"/>
-        </w:rPr>
-        <w:t xml:space="preserve">            println!();</w:t>
-      </w:r>
-    </w:p>
-    <w:p>
-      <w:pPr>
-        <w:spacing w:after="0" w:line="240" w:lineRule="auto"/>
-        <w:ind w:firstLine="0" w:left="283"/>
-      </w:pPr>
-      <w:r>
-        <w:rPr>
-          <w:rFonts w:ascii="Courier New" w:hAnsi="Courier New"/>
-          <w:color w:val="101010"/>
-          <w:sz w:val="20"/>
-        </w:rPr>
-        <w:t xml:space="preserve">            println!(</w:t>
-      </w:r>
-    </w:p>
-    <w:p>
-      <w:pPr>
-        <w:spacing w:after="0" w:line="240" w:lineRule="auto"/>
-        <w:ind w:firstLine="0" w:left="283"/>
-      </w:pPr>
-      <w:r>
-        <w:rPr>
-          <w:rFonts w:ascii="Courier New" w:hAnsi="Courier New"/>
-          <w:color w:val="101010"/>
-          <w:sz w:val="20"/>
-        </w:rPr>
-        <w:t xml:space="preserve">                "Начальная подстановка (частотно): {:?}",</w:t>
-      </w:r>
-    </w:p>
-    <w:p>
-      <w:pPr>
-        <w:spacing w:after="0" w:line="240" w:lineRule="auto"/>
-        <w:ind w:firstLine="0" w:left="283"/>
-      </w:pPr>
-      <w:r>
-        <w:rPr>
-          <w:rFonts w:ascii="Courier New" w:hAnsi="Courier New"/>
-          <w:color w:val="101010"/>
-          <w:sz w:val="20"/>
-        </w:rPr>
-        <w:t xml:space="preserve">                r.initial_substitution.map</w:t>
-      </w:r>
-    </w:p>
-    <w:p>
-      <w:pPr>
-        <w:spacing w:after="0" w:line="240" w:lineRule="auto"/>
-        <w:ind w:firstLine="0" w:left="283"/>
-      </w:pPr>
-      <w:r>
-        <w:rPr>
-          <w:rFonts w:ascii="Courier New" w:hAnsi="Courier New"/>
-          <w:color w:val="101010"/>
-          <w:sz w:val="20"/>
-        </w:rPr>
-        <w:t xml:space="preserve">            );</w:t>
-      </w:r>
-    </w:p>
-    <w:p>
-      <w:pPr>
-        <w:spacing w:after="0" w:line="240" w:lineRule="auto"/>
-        <w:ind w:firstLine="0" w:left="283"/>
-      </w:pPr>
-      <w:r>
-        <w:rPr>
-          <w:rFonts w:ascii="Courier New" w:hAnsi="Courier New"/>
-          <w:color w:val="101010"/>
-          <w:sz w:val="20"/>
-        </w:rPr>
-        <w:t xml:space="preserve">            println!();</w:t>
-      </w:r>
-    </w:p>
-    <w:p>
-      <w:pPr>
-        <w:spacing w:after="0" w:line="240" w:lineRule="auto"/>
-        <w:ind w:firstLine="0" w:left="283"/>
-      </w:pPr>
-      <w:r>
-        <w:rPr>
-          <w:rFonts w:ascii="Courier New" w:hAnsi="Courier New"/>
-          <w:color w:val="101010"/>
-          <w:sz w:val="20"/>
-        </w:rPr>
-        <w:t xml:space="preserve">            println!("Расшифровка по начальной подстановке:");</w:t>
-      </w:r>
-    </w:p>
-    <w:p>
-      <w:pPr>
-        <w:spacing w:after="0" w:line="240" w:lineRule="auto"/>
-        <w:ind w:firstLine="0" w:left="283"/>
-      </w:pPr>
-      <w:r>
-        <w:rPr>
-          <w:rFonts w:ascii="Courier New" w:hAnsi="Courier New"/>
-          <w:color w:val="101010"/>
-          <w:sz w:val="20"/>
-        </w:rPr>
-        <w:t xml:space="preserve">            println!("{}", r.initial_plain);</w:t>
+        <w:t>/// Уникальные коды по возрастанию.</w:t>
+      </w:r>
+    </w:p>
+    <w:p>
+      <w:pPr>
+        <w:spacing w:after="0" w:line="240" w:lineRule="auto"/>
+        <w:ind w:firstLine="0" w:left="283"/>
+      </w:pPr>
+      <w:r>
+        <w:rPr>
+          <w:rFonts w:ascii="Courier New" w:hAnsi="Courier New"/>
+          <w:color w:val="101010"/>
+          <w:sz w:val="20"/>
+        </w:rPr>
+        <w:t>fn unique_sorted(codes: &amp;[u32]) -&gt; Vec&lt;u32&gt; {</w:t>
+      </w:r>
+    </w:p>
+    <w:p>
+      <w:pPr>
+        <w:spacing w:after="0" w:line="240" w:lineRule="auto"/>
+        <w:ind w:firstLine="0" w:left="283"/>
+      </w:pPr>
+      <w:r>
+        <w:rPr>
+          <w:rFonts w:ascii="Courier New" w:hAnsi="Courier New"/>
+          <w:color w:val="101010"/>
+          <w:sz w:val="20"/>
+        </w:rPr>
+        <w:t xml:space="preserve">    let mut v: Vec&lt;u32&gt; = codes.to_vec();</w:t>
+      </w:r>
+    </w:p>
+    <w:p>
+      <w:pPr>
+        <w:spacing w:after="0" w:line="240" w:lineRule="auto"/>
+        <w:ind w:firstLine="0" w:left="283"/>
+      </w:pPr>
+      <w:r>
+        <w:rPr>
+          <w:rFonts w:ascii="Courier New" w:hAnsi="Courier New"/>
+          <w:color w:val="101010"/>
+          <w:sz w:val="20"/>
+        </w:rPr>
+        <w:t xml:space="preserve">    v.sort_unstable();</w:t>
+      </w:r>
+    </w:p>
+    <w:p>
+      <w:pPr>
+        <w:spacing w:after="0" w:line="240" w:lineRule="auto"/>
+        <w:ind w:firstLine="0" w:left="283"/>
+      </w:pPr>
+      <w:r>
+        <w:rPr>
+          <w:rFonts w:ascii="Courier New" w:hAnsi="Courier New"/>
+          <w:color w:val="101010"/>
+          <w:sz w:val="20"/>
+        </w:rPr>
+        <w:t xml:space="preserve">    v.dedup();</w:t>
+      </w:r>
+    </w:p>
+    <w:p>
+      <w:pPr>
+        <w:spacing w:after="0" w:line="240" w:lineRule="auto"/>
+        <w:ind w:firstLine="0" w:left="283"/>
+      </w:pPr>
+      <w:r>
+        <w:rPr>
+          <w:rFonts w:ascii="Courier New" w:hAnsi="Courier New"/>
+          <w:color w:val="101010"/>
+          <w:sz w:val="20"/>
+        </w:rPr>
+        <w:t xml:space="preserve">    v</w:t>
+      </w:r>
+    </w:p>
+    <w:p>
+      <w:pPr>
+        <w:spacing w:after="0" w:line="240" w:lineRule="auto"/>
+        <w:ind w:firstLine="0" w:left="283"/>
+      </w:pPr>
+      <w:r>
+        <w:rPr>
+          <w:rFonts w:ascii="Courier New" w:hAnsi="Courier New"/>
+          <w:color w:val="101010"/>
+          <w:sz w:val="20"/>
+        </w:rPr>
+        <w:t>}</w:t>
+      </w:r>
+    </w:p>
+    <w:p>
+      <w:pPr>
+        <w:spacing w:after="0" w:line="240" w:lineRule="auto"/>
+        <w:ind w:firstLine="0" w:left="283"/>
+      </w:pPr>
+      <w:r>
+        <w:rPr>
+          <w:rFonts w:ascii="Courier New" w:hAnsi="Courier New"/>
+          <w:color w:val="101010"/>
+          <w:sz w:val="20"/>
+        </w:rPr>
+        <w:t xml:space="preserve"> </w:t>
+      </w:r>
+    </w:p>
+    <w:p>
+      <w:pPr>
+        <w:spacing w:after="0" w:line="240" w:lineRule="auto"/>
+        <w:ind w:firstLine="0" w:left="283"/>
+      </w:pPr>
+      <w:r>
+        <w:rPr>
+          <w:rFonts w:ascii="Courier New" w:hAnsi="Courier New"/>
+          <w:color w:val="101010"/>
+          <w:sz w:val="20"/>
+        </w:rPr>
+        <w:t>type Bigrams = Vec&lt;(usize, usize, f64)&gt;;</w:t>
+      </w:r>
+    </w:p>
+    <w:p>
+      <w:pPr>
+        <w:spacing w:after="0" w:line="240" w:lineRule="auto"/>
+        <w:ind w:firstLine="0" w:left="283"/>
+      </w:pPr>
+      <w:r>
+        <w:rPr>
+          <w:rFonts w:ascii="Courier New" w:hAnsi="Courier New"/>
+          <w:color w:val="101010"/>
+          <w:sz w:val="20"/>
+        </w:rPr>
+        <w:t xml:space="preserve"> </w:t>
+      </w:r>
+    </w:p>
+    <w:p>
+      <w:pPr>
+        <w:spacing w:after="0" w:line="240" w:lineRule="auto"/>
+        <w:ind w:firstLine="0" w:left="283"/>
+      </w:pPr>
+      <w:r>
+        <w:rPr>
+          <w:rFonts w:ascii="Courier New" w:hAnsi="Courier New"/>
+          <w:color w:val="101010"/>
+          <w:sz w:val="20"/>
+        </w:rPr>
+        <w:t>/// Биграммы кодов: (i, j, частота) для соседних позиций шифртекста (по индексам в `uniq`).</w:t>
+      </w:r>
+    </w:p>
+    <w:p>
+      <w:pPr>
+        <w:spacing w:after="0" w:line="240" w:lineRule="auto"/>
+        <w:ind w:firstLine="0" w:left="283"/>
+      </w:pPr>
+      <w:r>
+        <w:rPr>
+          <w:rFonts w:ascii="Courier New" w:hAnsi="Courier New"/>
+          <w:color w:val="101010"/>
+          <w:sz w:val="20"/>
+        </w:rPr>
+        <w:t>fn code_bigrams(codes: &amp;[u32], pos: &amp;HashMap&lt;u32, usize&gt;) -&gt; Bigrams {</w:t>
+      </w:r>
+    </w:p>
+    <w:p>
+      <w:pPr>
+        <w:spacing w:after="0" w:line="240" w:lineRule="auto"/>
+        <w:ind w:firstLine="0" w:left="283"/>
+      </w:pPr>
+      <w:r>
+        <w:rPr>
+          <w:rFonts w:ascii="Courier New" w:hAnsi="Courier New"/>
+          <w:color w:val="101010"/>
+          <w:sz w:val="20"/>
+        </w:rPr>
+        <w:t xml:space="preserve">    let mut cnt: HashMap&lt;(usize, usize), f64&gt; = HashMap::new();</w:t>
+      </w:r>
+    </w:p>
+    <w:p>
+      <w:pPr>
+        <w:spacing w:after="0" w:line="240" w:lineRule="auto"/>
+        <w:ind w:firstLine="0" w:left="283"/>
+      </w:pPr>
+      <w:r>
+        <w:rPr>
+          <w:rFonts w:ascii="Courier New" w:hAnsi="Courier New"/>
+          <w:color w:val="101010"/>
+          <w:sz w:val="20"/>
+        </w:rPr>
+        <w:t xml:space="preserve">    for w in codes.windows(2) {</w:t>
+      </w:r>
+    </w:p>
+    <w:p>
+      <w:pPr>
+        <w:spacing w:after="0" w:line="240" w:lineRule="auto"/>
+        <w:ind w:firstLine="0" w:left="283"/>
+      </w:pPr>
+      <w:r>
+        <w:rPr>
+          <w:rFonts w:ascii="Courier New" w:hAnsi="Courier New"/>
+          <w:color w:val="101010"/>
+          <w:sz w:val="20"/>
+        </w:rPr>
+        <w:t xml:space="preserve">        let a = pos[&amp;w[0]];</w:t>
+      </w:r>
+    </w:p>
+    <w:p>
+      <w:pPr>
+        <w:spacing w:after="0" w:line="240" w:lineRule="auto"/>
+        <w:ind w:firstLine="0" w:left="283"/>
+      </w:pPr>
+      <w:r>
+        <w:rPr>
+          <w:rFonts w:ascii="Courier New" w:hAnsi="Courier New"/>
+          <w:color w:val="101010"/>
+          <w:sz w:val="20"/>
+        </w:rPr>
+        <w:t xml:space="preserve">        let b = pos[&amp;w[1]];</w:t>
+      </w:r>
+    </w:p>
+    <w:p>
+      <w:pPr>
+        <w:spacing w:after="0" w:line="240" w:lineRule="auto"/>
+        <w:ind w:firstLine="0" w:left="283"/>
+      </w:pPr>
+      <w:r>
+        <w:rPr>
+          <w:rFonts w:ascii="Courier New" w:hAnsi="Courier New"/>
+          <w:color w:val="101010"/>
+          <w:sz w:val="20"/>
+        </w:rPr>
+        <w:t xml:space="preserve">        *cnt.entry((a, b)).or_default() += 1.0;</w:t>
+      </w:r>
+    </w:p>
+    <w:p>
+      <w:pPr>
+        <w:spacing w:after="0" w:line="240" w:lineRule="auto"/>
+        <w:ind w:firstLine="0" w:left="283"/>
+      </w:pPr>
+      <w:r>
+        <w:rPr>
+          <w:rFonts w:ascii="Courier New" w:hAnsi="Courier New"/>
+          <w:color w:val="101010"/>
+          <w:sz w:val="20"/>
+        </w:rPr>
+        <w:t xml:space="preserve">    }</w:t>
+      </w:r>
+    </w:p>
+    <w:p>
+      <w:pPr>
+        <w:spacing w:after="0" w:line="240" w:lineRule="auto"/>
+        <w:ind w:firstLine="0" w:left="283"/>
+      </w:pPr>
+      <w:r>
+        <w:rPr>
+          <w:rFonts w:ascii="Courier New" w:hAnsi="Courier New"/>
+          <w:color w:val="101010"/>
+          <w:sz w:val="20"/>
+        </w:rPr>
+        <w:t xml:space="preserve">    cnt.into_iter().map(|((a, b), c)| (a, b, c)).collect()</w:t>
+      </w:r>
+    </w:p>
+    <w:p>
+      <w:pPr>
+        <w:spacing w:after="0" w:line="240" w:lineRule="auto"/>
+        <w:ind w:firstLine="0" w:left="283"/>
+      </w:pPr>
+      <w:r>
+        <w:rPr>
+          <w:rFonts w:ascii="Courier New" w:hAnsi="Courier New"/>
+          <w:color w:val="101010"/>
+          <w:sz w:val="20"/>
+        </w:rPr>
+        <w:t>}</w:t>
+      </w:r>
+    </w:p>
+    <w:p>
+      <w:pPr>
+        <w:spacing w:after="0" w:line="240" w:lineRule="auto"/>
+        <w:ind w:firstLine="0" w:left="283"/>
+      </w:pPr>
+      <w:r>
+        <w:rPr>
+          <w:rFonts w:ascii="Courier New" w:hAnsi="Courier New"/>
+          <w:color w:val="101010"/>
+          <w:sz w:val="20"/>
+        </w:rPr>
+        <w:t xml:space="preserve"> </w:t>
+      </w:r>
+    </w:p>
+    <w:p>
+      <w:pPr>
+        <w:spacing w:after="0" w:line="240" w:lineRule="auto"/>
+        <w:ind w:firstLine="0" w:left="283"/>
+      </w:pPr>
+      <w:r>
+        <w:rPr>
+          <w:rFonts w:ascii="Courier New" w:hAnsi="Courier New"/>
+          <w:color w:val="101010"/>
+          <w:sz w:val="20"/>
+        </w:rPr>
+        <w:t>fn full_fitness(bigrams: &amp;Bigrams, letters: &amp;[usize]) -&gt; f64 {</w:t>
+      </w:r>
+    </w:p>
+    <w:p>
+      <w:pPr>
+        <w:spacing w:after="0" w:line="240" w:lineRule="auto"/>
+        <w:ind w:firstLine="0" w:left="283"/>
+      </w:pPr>
+      <w:r>
+        <w:rPr>
+          <w:rFonts w:ascii="Courier New" w:hAnsi="Courier New"/>
+          <w:color w:val="101010"/>
+          <w:sz w:val="20"/>
+        </w:rPr>
+        <w:t xml:space="preserve">    bigrams</w:t>
+      </w:r>
+    </w:p>
+    <w:p>
+      <w:pPr>
+        <w:spacing w:after="0" w:line="240" w:lineRule="auto"/>
+        <w:ind w:firstLine="0" w:left="283"/>
+      </w:pPr>
+      <w:r>
+        <w:rPr>
+          <w:rFonts w:ascii="Courier New" w:hAnsi="Courier New"/>
+          <w:color w:val="101010"/>
+          <w:sz w:val="20"/>
+        </w:rPr>
+        <w:t xml:space="preserve">        .iter()</w:t>
+      </w:r>
+    </w:p>
+    <w:p>
+      <w:pPr>
+        <w:spacing w:after="0" w:line="240" w:lineRule="auto"/>
+        <w:ind w:firstLine="0" w:left="283"/>
+      </w:pPr>
+      <w:r>
+        <w:rPr>
+          <w:rFonts w:ascii="Courier New" w:hAnsi="Courier New"/>
+          <w:color w:val="101010"/>
+          <w:sz w:val="20"/>
+        </w:rPr>
+        <w:t xml:space="preserve">        .map(|&amp;(a, b, cnt)| cnt * BIGRAM_LOGP[letters[a]][letters[b]])</w:t>
+      </w:r>
+    </w:p>
+    <w:p>
+      <w:pPr>
+        <w:spacing w:after="0" w:line="240" w:lineRule="auto"/>
+        <w:ind w:firstLine="0" w:left="283"/>
+      </w:pPr>
+      <w:r>
+        <w:rPr>
+          <w:rFonts w:ascii="Courier New" w:hAnsi="Courier New"/>
+          <w:color w:val="101010"/>
+          <w:sz w:val="20"/>
+        </w:rPr>
+        <w:t xml:space="preserve">        .sum()</w:t>
+      </w:r>
+    </w:p>
+    <w:p>
+      <w:pPr>
+        <w:spacing w:after="0" w:line="240" w:lineRule="auto"/>
+        <w:ind w:firstLine="0" w:left="283"/>
+      </w:pPr>
+      <w:r>
+        <w:rPr>
+          <w:rFonts w:ascii="Courier New" w:hAnsi="Courier New"/>
+          <w:color w:val="101010"/>
+          <w:sz w:val="20"/>
+        </w:rPr>
+        <w:t>}</w:t>
+      </w:r>
+    </w:p>
+    <w:p>
+      <w:pPr>
+        <w:spacing w:after="0" w:line="240" w:lineRule="auto"/>
+        <w:ind w:firstLine="0" w:left="283"/>
+      </w:pPr>
+      <w:r>
+        <w:rPr>
+          <w:rFonts w:ascii="Courier New" w:hAnsi="Courier New"/>
+          <w:color w:val="101010"/>
+          <w:sz w:val="20"/>
+        </w:rPr>
+        <w:t xml:space="preserve"> </w:t>
+      </w:r>
+    </w:p>
+    <w:p>
+      <w:pPr>
+        <w:spacing w:after="0" w:line="240" w:lineRule="auto"/>
+        <w:ind w:firstLine="0" w:left="283"/>
+      </w:pPr>
+      <w:r>
+        <w:rPr>
+          <w:rFonts w:ascii="Courier New" w:hAnsi="Courier New"/>
+          <w:color w:val="101010"/>
+          <w:sz w:val="20"/>
+        </w:rPr>
+        <w:t>/// Взломать шифртекст. `rounds` — число рестартов, `iters` — итераций отжига на рестарт.</w:t>
+      </w:r>
+    </w:p>
+    <w:p>
+      <w:pPr>
+        <w:spacing w:after="0" w:line="240" w:lineRule="auto"/>
+        <w:ind w:firstLine="0" w:left="283"/>
+      </w:pPr>
+      <w:r>
+        <w:rPr>
+          <w:rFonts w:ascii="Courier New" w:hAnsi="Courier New"/>
+          <w:color w:val="101010"/>
+          <w:sz w:val="20"/>
+        </w:rPr>
+        <w:t>pub fn solve(codes: &amp;[u32], rounds: usize, iters: usize) -&gt; Solution {</w:t>
+      </w:r>
+    </w:p>
+    <w:p>
+      <w:pPr>
+        <w:spacing w:after="0" w:line="240" w:lineRule="auto"/>
+        <w:ind w:firstLine="0" w:left="283"/>
+      </w:pPr>
+      <w:r>
+        <w:rPr>
+          <w:rFonts w:ascii="Courier New" w:hAnsi="Courier New"/>
+          <w:color w:val="101010"/>
+          <w:sz w:val="20"/>
+        </w:rPr>
+        <w:t xml:space="preserve">    let uniq = unique_sorted(codes);</w:t>
+      </w:r>
+    </w:p>
+    <w:p>
+      <w:pPr>
+        <w:spacing w:after="0" w:line="240" w:lineRule="auto"/>
+        <w:ind w:firstLine="0" w:left="283"/>
+      </w:pPr>
+      <w:r>
+        <w:rPr>
+          <w:rFonts w:ascii="Courier New" w:hAnsi="Courier New"/>
+          <w:color w:val="101010"/>
+          <w:sz w:val="20"/>
+        </w:rPr>
+        <w:t xml:space="preserve">    let pos: HashMap&lt;u32, usize&gt; = uniq.iter().enumerate().map(|(i, &amp;c)| (c, i)).collect();</w:t>
+      </w:r>
+    </w:p>
+    <w:p>
+      <w:pPr>
+        <w:spacing w:after="0" w:line="240" w:lineRule="auto"/>
+        <w:ind w:firstLine="0" w:left="283"/>
+      </w:pPr>
+      <w:r>
+        <w:rPr>
+          <w:rFonts w:ascii="Courier New" w:hAnsi="Courier New"/>
+          <w:color w:val="101010"/>
+          <w:sz w:val="20"/>
+        </w:rPr>
+        <w:t xml:space="preserve">    let bigrams = code_bigrams(codes, &amp;pos);</w:t>
+      </w:r>
+    </w:p>
+    <w:p>
+      <w:pPr>
+        <w:spacing w:after="0" w:line="240" w:lineRule="auto"/>
+        <w:ind w:firstLine="0" w:left="283"/>
+      </w:pPr>
+      <w:r>
+        <w:rPr>
+          <w:rFonts w:ascii="Courier New" w:hAnsi="Courier New"/>
+          <w:color w:val="101010"/>
+          <w:sz w:val="20"/>
+        </w:rPr>
+        <w:t xml:space="preserve"> </w:t>
+      </w:r>
+    </w:p>
+    <w:p>
+      <w:pPr>
+        <w:spacing w:after="0" w:line="240" w:lineRule="auto"/>
+        <w:ind w:firstLine="0" w:left="283"/>
+      </w:pPr>
+      <w:r>
+        <w:rPr>
+          <w:rFonts w:ascii="Courier New" w:hAnsi="Courier New"/>
+          <w:color w:val="101010"/>
+          <w:sz w:val="20"/>
+        </w:rPr>
+        <w:t xml:space="preserve">    // Биграммы, сгруппированные по индексу — для быстрой дельты.</w:t>
+      </w:r>
+    </w:p>
+    <w:p>
+      <w:pPr>
+        <w:spacing w:after="0" w:line="240" w:lineRule="auto"/>
+        <w:ind w:firstLine="0" w:left="283"/>
+      </w:pPr>
+      <w:r>
+        <w:rPr>
+          <w:rFonts w:ascii="Courier New" w:hAnsi="Courier New"/>
+          <w:color w:val="101010"/>
+          <w:sz w:val="20"/>
+        </w:rPr>
+        <w:t xml:space="preserve">    let mut by_idx: Vec&lt;Vec&lt;(usize, usize, f64)&gt;&gt; = vec![Vec::new(); uniq.len()];</w:t>
+      </w:r>
+    </w:p>
+    <w:p>
+      <w:pPr>
+        <w:spacing w:after="0" w:line="240" w:lineRule="auto"/>
+        <w:ind w:firstLine="0" w:left="283"/>
+      </w:pPr>
+      <w:r>
+        <w:rPr>
+          <w:rFonts w:ascii="Courier New" w:hAnsi="Courier New"/>
+          <w:color w:val="101010"/>
+          <w:sz w:val="20"/>
+        </w:rPr>
+        <w:t xml:space="preserve">    for &amp;(a, b, cnt) in &amp;bigrams {</w:t>
+      </w:r>
+    </w:p>
+    <w:p>
+      <w:pPr>
+        <w:spacing w:after="0" w:line="240" w:lineRule="auto"/>
+        <w:ind w:firstLine="0" w:left="283"/>
+      </w:pPr>
+      <w:r>
+        <w:rPr>
+          <w:rFonts w:ascii="Courier New" w:hAnsi="Courier New"/>
+          <w:color w:val="101010"/>
+          <w:sz w:val="20"/>
+        </w:rPr>
+        <w:t xml:space="preserve">        by_idx[a].push((a, b, cnt));</w:t>
+      </w:r>
+    </w:p>
+    <w:p>
+      <w:pPr>
+        <w:spacing w:after="0" w:line="240" w:lineRule="auto"/>
+        <w:ind w:firstLine="0" w:left="283"/>
+      </w:pPr>
+      <w:r>
+        <w:rPr>
+          <w:rFonts w:ascii="Courier New" w:hAnsi="Courier New"/>
+          <w:color w:val="101010"/>
+          <w:sz w:val="20"/>
+        </w:rPr>
+        <w:t xml:space="preserve">        if b != a {</w:t>
+      </w:r>
+    </w:p>
+    <w:p>
+      <w:pPr>
+        <w:spacing w:after="0" w:line="240" w:lineRule="auto"/>
+        <w:ind w:firstLine="0" w:left="283"/>
+      </w:pPr>
+      <w:r>
+        <w:rPr>
+          <w:rFonts w:ascii="Courier New" w:hAnsi="Courier New"/>
+          <w:color w:val="101010"/>
+          <w:sz w:val="20"/>
+        </w:rPr>
+        <w:t xml:space="preserve">            by_idx[b].push((a, b, cnt));</w:t>
       </w:r>
     </w:p>
     <w:p>
@@ -4908,21 +6131,441 @@
           <w:color w:val="101010"/>
           <w:sz w:val="20"/>
         </w:rPr>
-        <w:t xml:space="preserve">    Ok(())</w:t>
-      </w:r>
-    </w:p>
-    <w:p>
-      <w:pPr>
-        <w:spacing w:after="0" w:line="240" w:lineRule="auto"/>
-        <w:ind w:firstLine="0" w:left="283"/>
-      </w:pPr>
-      <w:r>
-        <w:rPr>
-          <w:rFonts w:ascii="Courier New" w:hAnsi="Courier New"/>
-          <w:color w:val="101010"/>
-          <w:sz w:val="20"/>
-        </w:rPr>
-        <w:t>}</w:t>
+        <w:t xml:space="preserve"> </w:t>
+      </w:r>
+    </w:p>
+    <w:p>
+      <w:pPr>
+        <w:spacing w:after="0" w:line="240" w:lineRule="auto"/>
+        <w:ind w:firstLine="0" w:left="283"/>
+      </w:pPr>
+      <w:r>
+        <w:rPr>
+          <w:rFonts w:ascii="Courier New" w:hAnsi="Courier New"/>
+          <w:color w:val="101010"/>
+          <w:sz w:val="20"/>
+        </w:rPr>
+        <w:t xml:space="preserve">    // Самый частый код → пробел (индекс 32). Его фиксируем.</w:t>
+      </w:r>
+    </w:p>
+    <w:p>
+      <w:pPr>
+        <w:spacing w:after="0" w:line="240" w:lineRule="auto"/>
+        <w:ind w:firstLine="0" w:left="283"/>
+      </w:pPr>
+      <w:r>
+        <w:rPr>
+          <w:rFonts w:ascii="Courier New" w:hAnsi="Courier New"/>
+          <w:color w:val="101010"/>
+          <w:sz w:val="20"/>
+        </w:rPr>
+        <w:t xml:space="preserve">    let freq = frequency_order(codes);</w:t>
+      </w:r>
+    </w:p>
+    <w:p>
+      <w:pPr>
+        <w:spacing w:after="0" w:line="240" w:lineRule="auto"/>
+        <w:ind w:firstLine="0" w:left="283"/>
+      </w:pPr>
+      <w:r>
+        <w:rPr>
+          <w:rFonts w:ascii="Courier New" w:hAnsi="Courier New"/>
+          <w:color w:val="101010"/>
+          <w:sz w:val="20"/>
+        </w:rPr>
+        <w:t xml:space="preserve">    let space_code = freq[0];</w:t>
+      </w:r>
+    </w:p>
+    <w:p>
+      <w:pPr>
+        <w:spacing w:after="0" w:line="240" w:lineRule="auto"/>
+        <w:ind w:firstLine="0" w:left="283"/>
+      </w:pPr>
+      <w:r>
+        <w:rPr>
+          <w:rFonts w:ascii="Courier New" w:hAnsi="Courier New"/>
+          <w:color w:val="101010"/>
+          <w:sz w:val="20"/>
+        </w:rPr>
+        <w:t xml:space="preserve">    let space_idx = pos[&amp;space_code];</w:t>
+      </w:r>
+    </w:p>
+    <w:p>
+      <w:pPr>
+        <w:spacing w:after="0" w:line="240" w:lineRule="auto"/>
+        <w:ind w:firstLine="0" w:left="283"/>
+      </w:pPr>
+      <w:r>
+        <w:rPr>
+          <w:rFonts w:ascii="Courier New" w:hAnsi="Courier New"/>
+          <w:color w:val="101010"/>
+          <w:sz w:val="20"/>
+        </w:rPr>
+        <w:t xml:space="preserve"> </w:t>
+      </w:r>
+    </w:p>
+    <w:p>
+      <w:pPr>
+        <w:spacing w:after="0" w:line="240" w:lineRule="auto"/>
+        <w:ind w:firstLine="0" w:left="283"/>
+      </w:pPr>
+      <w:r>
+        <w:rPr>
+          <w:rFonts w:ascii="Courier New" w:hAnsi="Courier New"/>
+          <w:color w:val="101010"/>
+          <w:sz w:val="20"/>
+        </w:rPr>
+        <w:t xml:space="preserve">    // Стартовая раскладка: частотная затравка.</w:t>
+      </w:r>
+    </w:p>
+    <w:p>
+      <w:pPr>
+        <w:spacing w:after="0" w:line="240" w:lineRule="auto"/>
+        <w:ind w:firstLine="0" w:left="283"/>
+      </w:pPr>
+      <w:r>
+        <w:rPr>
+          <w:rFonts w:ascii="Courier New" w:hAnsi="Courier New"/>
+          <w:color w:val="101010"/>
+          <w:sz w:val="20"/>
+        </w:rPr>
+        <w:t xml:space="preserve">    let seed_letters = |order: &amp;[u32]| -&gt; Vec&lt;usize&gt; {</w:t>
+      </w:r>
+    </w:p>
+    <w:p>
+      <w:pPr>
+        <w:spacing w:after="0" w:line="240" w:lineRule="auto"/>
+        <w:ind w:firstLine="0" w:left="283"/>
+      </w:pPr>
+      <w:r>
+        <w:rPr>
+          <w:rFonts w:ascii="Courier New" w:hAnsi="Courier New"/>
+          <w:color w:val="101010"/>
+          <w:sz w:val="20"/>
+        </w:rPr>
+        <w:t xml:space="preserve">        let mut letters = vec![0usize; uniq.len()];</w:t>
+      </w:r>
+    </w:p>
+    <w:p>
+      <w:pPr>
+        <w:spacing w:after="0" w:line="240" w:lineRule="auto"/>
+        <w:ind w:firstLine="0" w:left="283"/>
+      </w:pPr>
+      <w:r>
+        <w:rPr>
+          <w:rFonts w:ascii="Courier New" w:hAnsi="Courier New"/>
+          <w:color w:val="101010"/>
+          <w:sz w:val="20"/>
+        </w:rPr>
+        <w:t xml:space="preserve">        let mut used = [false; N];</w:t>
+      </w:r>
+    </w:p>
+    <w:p>
+      <w:pPr>
+        <w:spacing w:after="0" w:line="240" w:lineRule="auto"/>
+        <w:ind w:firstLine="0" w:left="283"/>
+      </w:pPr>
+      <w:r>
+        <w:rPr>
+          <w:rFonts w:ascii="Courier New" w:hAnsi="Courier New"/>
+          <w:color w:val="101010"/>
+          <w:sz w:val="20"/>
+        </w:rPr>
+        <w:t xml:space="preserve">        for (rank, &amp;code) in order.iter().enumerate() {</w:t>
+      </w:r>
+    </w:p>
+    <w:p>
+      <w:pPr>
+        <w:spacing w:after="0" w:line="240" w:lineRule="auto"/>
+        <w:ind w:firstLine="0" w:left="283"/>
+      </w:pPr>
+      <w:r>
+        <w:rPr>
+          <w:rFonts w:ascii="Courier New" w:hAnsi="Courier New"/>
+          <w:color w:val="101010"/>
+          <w:sz w:val="20"/>
+        </w:rPr>
+        <w:t xml:space="preserve">            let li = if rank &lt; FREQ_ORDER.len() {</w:t>
+      </w:r>
+    </w:p>
+    <w:p>
+      <w:pPr>
+        <w:spacing w:after="0" w:line="240" w:lineRule="auto"/>
+        <w:ind w:firstLine="0" w:left="283"/>
+      </w:pPr>
+      <w:r>
+        <w:rPr>
+          <w:rFonts w:ascii="Courier New" w:hAnsi="Courier New"/>
+          <w:color w:val="101010"/>
+          <w:sz w:val="20"/>
+        </w:rPr>
+        <w:t xml:space="preserve">                FREQ_ORDER[rank]</w:t>
+      </w:r>
+    </w:p>
+    <w:p>
+      <w:pPr>
+        <w:spacing w:after="0" w:line="240" w:lineRule="auto"/>
+        <w:ind w:firstLine="0" w:left="283"/>
+      </w:pPr>
+      <w:r>
+        <w:rPr>
+          <w:rFonts w:ascii="Courier New" w:hAnsi="Courier New"/>
+          <w:color w:val="101010"/>
+          <w:sz w:val="20"/>
+        </w:rPr>
+        <w:t xml:space="preserve">            } else {</w:t>
+      </w:r>
+    </w:p>
+    <w:p>
+      <w:pPr>
+        <w:spacing w:after="0" w:line="240" w:lineRule="auto"/>
+        <w:ind w:firstLine="0" w:left="283"/>
+      </w:pPr>
+      <w:r>
+        <w:rPr>
+          <w:rFonts w:ascii="Courier New" w:hAnsi="Courier New"/>
+          <w:color w:val="101010"/>
+          <w:sz w:val="20"/>
+        </w:rPr>
+        <w:t xml:space="preserve">                (0..N).find(|x| !used[*x]).unwrap_or(0)</w:t>
+      </w:r>
+    </w:p>
+    <w:p>
+      <w:pPr>
+        <w:spacing w:after="0" w:line="240" w:lineRule="auto"/>
+        <w:ind w:firstLine="0" w:left="283"/>
+      </w:pPr>
+      <w:r>
+        <w:rPr>
+          <w:rFonts w:ascii="Courier New" w:hAnsi="Courier New"/>
+          <w:color w:val="101010"/>
+          <w:sz w:val="20"/>
+        </w:rPr>
+        <w:t xml:space="preserve">            };</w:t>
+      </w:r>
+    </w:p>
+    <w:p>
+      <w:pPr>
+        <w:spacing w:after="0" w:line="240" w:lineRule="auto"/>
+        <w:ind w:firstLine="0" w:left="283"/>
+      </w:pPr>
+      <w:r>
+        <w:rPr>
+          <w:rFonts w:ascii="Courier New" w:hAnsi="Courier New"/>
+          <w:color w:val="101010"/>
+          <w:sz w:val="20"/>
+        </w:rPr>
+        <w:t xml:space="preserve">            letters[pos[&amp;code]] = li;</w:t>
+      </w:r>
+    </w:p>
+    <w:p>
+      <w:pPr>
+        <w:spacing w:after="0" w:line="240" w:lineRule="auto"/>
+        <w:ind w:firstLine="0" w:left="283"/>
+      </w:pPr>
+      <w:r>
+        <w:rPr>
+          <w:rFonts w:ascii="Courier New" w:hAnsi="Courier New"/>
+          <w:color w:val="101010"/>
+          <w:sz w:val="20"/>
+        </w:rPr>
+        <w:t xml:space="preserve">            used[li] = true;</w:t>
+      </w:r>
+    </w:p>
+    <w:p>
+      <w:pPr>
+        <w:spacing w:after="0" w:line="240" w:lineRule="auto"/>
+        <w:ind w:firstLine="0" w:left="283"/>
+      </w:pPr>
+      <w:r>
+        <w:rPr>
+          <w:rFonts w:ascii="Courier New" w:hAnsi="Courier New"/>
+          <w:color w:val="101010"/>
+          <w:sz w:val="20"/>
+        </w:rPr>
+        <w:t xml:space="preserve">        }</w:t>
+      </w:r>
+    </w:p>
+    <w:p>
+      <w:pPr>
+        <w:spacing w:after="0" w:line="240" w:lineRule="auto"/>
+        <w:ind w:firstLine="0" w:left="283"/>
+      </w:pPr>
+      <w:r>
+        <w:rPr>
+          <w:rFonts w:ascii="Courier New" w:hAnsi="Courier New"/>
+          <w:color w:val="101010"/>
+          <w:sz w:val="20"/>
+        </w:rPr>
+        <w:t xml:space="preserve">        letters[space_idx] = 32; // пробел</w:t>
+      </w:r>
+    </w:p>
+    <w:p>
+      <w:pPr>
+        <w:spacing w:after="0" w:line="240" w:lineRule="auto"/>
+        <w:ind w:firstLine="0" w:left="283"/>
+      </w:pPr>
+      <w:r>
+        <w:rPr>
+          <w:rFonts w:ascii="Courier New" w:hAnsi="Courier New"/>
+          <w:color w:val="101010"/>
+          <w:sz w:val="20"/>
+        </w:rPr>
+        <w:t xml:space="preserve">        letters</w:t>
+      </w:r>
+    </w:p>
+    <w:p>
+      <w:pPr>
+        <w:spacing w:after="0" w:line="240" w:lineRule="auto"/>
+        <w:ind w:firstLine="0" w:left="283"/>
+      </w:pPr>
+      <w:r>
+        <w:rPr>
+          <w:rFonts w:ascii="Courier New" w:hAnsi="Courier New"/>
+          <w:color w:val="101010"/>
+          <w:sz w:val="20"/>
+        </w:rPr>
+        <w:t xml:space="preserve">    };</w:t>
+      </w:r>
+    </w:p>
+    <w:p>
+      <w:pPr>
+        <w:spacing w:after="0" w:line="240" w:lineRule="auto"/>
+        <w:ind w:firstLine="0" w:left="283"/>
+      </w:pPr>
+      <w:r>
+        <w:rPr>
+          <w:rFonts w:ascii="Courier New" w:hAnsi="Courier New"/>
+          <w:color w:val="101010"/>
+          <w:sz w:val="20"/>
+        </w:rPr>
+        <w:t xml:space="preserve"> </w:t>
+      </w:r>
+    </w:p>
+    <w:p>
+      <w:pPr>
+        <w:spacing w:after="0" w:line="240" w:lineRule="auto"/>
+        <w:ind w:firstLine="0" w:left="283"/>
+      </w:pPr>
+      <w:r>
+        <w:rPr>
+          <w:rFonts w:ascii="Courier New" w:hAnsi="Courier New"/>
+          <w:color w:val="101010"/>
+          <w:sz w:val="20"/>
+        </w:rPr>
+        <w:t xml:space="preserve">    let swap_pool: Vec&lt;usize&gt; = (0..uniq.len()).filter(|&amp;i| i != space_idx).collect();</w:t>
+      </w:r>
+    </w:p>
+    <w:p>
+      <w:pPr>
+        <w:spacing w:after="0" w:line="240" w:lineRule="auto"/>
+        <w:ind w:firstLine="0" w:left="283"/>
+      </w:pPr>
+      <w:r>
+        <w:rPr>
+          <w:rFonts w:ascii="Courier New" w:hAnsi="Courier New"/>
+          <w:color w:val="101010"/>
+          <w:sz w:val="20"/>
+        </w:rPr>
+        <w:t xml:space="preserve">    let mut best_global = seed_letters(&amp;freq);</w:t>
+      </w:r>
+    </w:p>
+    <w:p>
+      <w:pPr>
+        <w:spacing w:after="0" w:line="240" w:lineRule="auto"/>
+        <w:ind w:firstLine="0" w:left="283"/>
+      </w:pPr>
+      <w:r>
+        <w:rPr>
+          <w:rFonts w:ascii="Courier New" w:hAnsi="Courier New"/>
+          <w:color w:val="101010"/>
+          <w:sz w:val="20"/>
+        </w:rPr>
+        <w:t xml:space="preserve">    let mut best_global_fit = full_fitness(&amp;bigrams, &amp;best_global);</w:t>
+      </w:r>
+    </w:p>
+    <w:p>
+      <w:pPr>
+        <w:spacing w:after="0" w:line="240" w:lineRule="auto"/>
+        <w:ind w:firstLine="0" w:left="283"/>
+      </w:pPr>
+      <w:r>
+        <w:rPr>
+          <w:rFonts w:ascii="Courier New" w:hAnsi="Courier New"/>
+          <w:color w:val="101010"/>
+          <w:sz w:val="20"/>
+        </w:rPr>
+        <w:t xml:space="preserve"> </w:t>
+      </w:r>
+    </w:p>
+    <w:p>
+      <w:pPr>
+        <w:spacing w:after="0" w:line="240" w:lineRule="auto"/>
+        <w:ind w:firstLine="0" w:left="283"/>
+      </w:pPr>
+      <w:r>
+        <w:rPr>
+          <w:rFonts w:ascii="Courier New" w:hAnsi="Courier New"/>
+          <w:color w:val="101010"/>
+          <w:sz w:val="20"/>
+        </w:rPr>
+        <w:t xml:space="preserve">    for r in 0..rounds {</w:t>
+      </w:r>
+    </w:p>
+    <w:p>
+      <w:pPr>
+        <w:spacing w:after="0" w:line="240" w:lineRule="auto"/>
+        <w:ind w:firstLine="0" w:left="283"/>
+      </w:pPr>
+      <w:r>
+        <w:rPr>
+          <w:rFonts w:ascii="Courier New" w:hAnsi="Courier New"/>
+          <w:color w:val="101010"/>
+          <w:sz w:val="20"/>
+        </w:rPr>
+        <w:t xml:space="preserve">        let mut rng = StdRng::seed_from_u64(1000 + r as u64);</w:t>
+      </w:r>
+    </w:p>
+    <w:p>
+      <w:pPr>
+        <w:spacing w:after="0" w:line="240" w:lineRule="auto"/>
+        <w:ind w:firstLine="0" w:left="283"/>
+      </w:pPr>
+      <w:r>
+        <w:rPr>
+          <w:rFonts w:ascii="Courier New" w:hAnsi="Courier New"/>
+          <w:color w:val="101010"/>
+          <w:sz w:val="20"/>
+        </w:rPr>
+        <w:t xml:space="preserve">        let mut letters = seed_letters(&amp;freq);</w:t>
+      </w:r>
+    </w:p>
+    <w:p>
+      <w:pPr>
+        <w:spacing w:after="0" w:line="240" w:lineRule="auto"/>
+        <w:ind w:firstLine="0" w:left="283"/>
+      </w:pPr>
+      <w:r>
+        <w:rPr>
+          <w:rFonts w:ascii="Courier New" w:hAnsi="Courier New"/>
+          <w:color w:val="101010"/>
+          <w:sz w:val="20"/>
+        </w:rPr>
+        <w:t xml:space="preserve">        if r &gt; 0 {</w:t>
+      </w:r>
+    </w:p>
+    <w:p>
+      <w:pPr>
+        <w:spacing w:after="0" w:line="240" w:lineRule="auto"/>
+        <w:ind w:firstLine="0" w:left="283"/>
+      </w:pPr>
+      <w:r>
+        <w:rPr>
+          <w:rFonts w:ascii="Courier New" w:hAnsi="Courier New"/>
+          <w:color w:val="101010"/>
+          <w:sz w:val="20"/>
+        </w:rPr>
+        <w:t xml:space="preserve">            // случайна</w:t>
       </w:r>
     </w:p>
     <w:p>
@@ -4937,7 +6580,918 @@
           <w:i/>
           <w:sz w:val="26"/>
         </w:rPr>
-        <w:t>Листинг 5 — CLI (src/presentation/cli.rs)</w:t>
+        <w:t>Листинг 5 — решатель отжигом (src/domain/solver.rs)</w:t>
+      </w:r>
+    </w:p>
+    <w:p>
+      <w:pPr>
+        <w:spacing w:after="0" w:line="240" w:lineRule="auto"/>
+        <w:ind w:firstLine="0" w:left="283"/>
+      </w:pPr>
+      <w:r>
+        <w:rPr>
+          <w:rFonts w:ascii="Courier New" w:hAnsi="Courier New"/>
+          <w:color w:val="101010"/>
+          <w:sz w:val="20"/>
+        </w:rPr>
+        <w:t>//! Сценарии лаб 3.</w:t>
+      </w:r>
+    </w:p>
+    <w:p>
+      <w:pPr>
+        <w:spacing w:after="0" w:line="240" w:lineRule="auto"/>
+        <w:ind w:firstLine="0" w:left="283"/>
+      </w:pPr>
+      <w:r>
+        <w:rPr>
+          <w:rFonts w:ascii="Courier New" w:hAnsi="Courier New"/>
+          <w:color w:val="101010"/>
+          <w:sz w:val="20"/>
+        </w:rPr>
+        <w:t xml:space="preserve"> </w:t>
+      </w:r>
+    </w:p>
+    <w:p>
+      <w:pPr>
+        <w:spacing w:after="0" w:line="240" w:lineRule="auto"/>
+        <w:ind w:firstLine="0" w:left="283"/>
+      </w:pPr>
+      <w:r>
+        <w:rPr>
+          <w:rFonts w:ascii="Courier New" w:hAnsi="Courier New"/>
+          <w:color w:val="101010"/>
+          <w:sz w:val="20"/>
+        </w:rPr>
+        <w:t>use shared::alphabet::ALPHABET;</w:t>
+      </w:r>
+    </w:p>
+    <w:p>
+      <w:pPr>
+        <w:spacing w:after="0" w:line="240" w:lineRule="auto"/>
+        <w:ind w:firstLine="0" w:left="283"/>
+      </w:pPr>
+      <w:r>
+        <w:rPr>
+          <w:rFonts w:ascii="Courier New" w:hAnsi="Courier New"/>
+          <w:color w:val="101010"/>
+          <w:sz w:val="20"/>
+        </w:rPr>
+        <w:t xml:space="preserve"> </w:t>
+      </w:r>
+    </w:p>
+    <w:p>
+      <w:pPr>
+        <w:spacing w:after="0" w:line="240" w:lineRule="auto"/>
+        <w:ind w:firstLine="0" w:left="283"/>
+      </w:pPr>
+      <w:r>
+        <w:rPr>
+          <w:rFonts w:ascii="Courier New" w:hAnsi="Courier New"/>
+          <w:color w:val="101010"/>
+          <w:sz w:val="20"/>
+        </w:rPr>
+        <w:t>use crate::domain::cipher::{Substitution, parse_codes};</w:t>
+      </w:r>
+    </w:p>
+    <w:p>
+      <w:pPr>
+        <w:spacing w:after="0" w:line="240" w:lineRule="auto"/>
+        <w:ind w:firstLine="0" w:left="283"/>
+      </w:pPr>
+      <w:r>
+        <w:rPr>
+          <w:rFonts w:ascii="Courier New" w:hAnsi="Courier New"/>
+          <w:color w:val="101010"/>
+          <w:sz w:val="20"/>
+        </w:rPr>
+        <w:t>use crate::domain::errors::DomainError;</w:t>
+      </w:r>
+    </w:p>
+    <w:p>
+      <w:pPr>
+        <w:spacing w:after="0" w:line="240" w:lineRule="auto"/>
+        <w:ind w:firstLine="0" w:left="283"/>
+      </w:pPr>
+      <w:r>
+        <w:rPr>
+          <w:rFonts w:ascii="Courier New" w:hAnsi="Courier New"/>
+          <w:color w:val="101010"/>
+          <w:sz w:val="20"/>
+        </w:rPr>
+        <w:t>use crate::domain::frequency::{count_codes, initial_substitution};</w:t>
+      </w:r>
+    </w:p>
+    <w:p>
+      <w:pPr>
+        <w:spacing w:after="0" w:line="240" w:lineRule="auto"/>
+        <w:ind w:firstLine="0" w:left="283"/>
+      </w:pPr>
+      <w:r>
+        <w:rPr>
+          <w:rFonts w:ascii="Courier New" w:hAnsi="Courier New"/>
+          <w:color w:val="101010"/>
+          <w:sz w:val="20"/>
+        </w:rPr>
+        <w:t>use crate::domain::solver;</w:t>
+      </w:r>
+    </w:p>
+    <w:p>
+      <w:pPr>
+        <w:spacing w:after="0" w:line="240" w:lineRule="auto"/>
+        <w:ind w:firstLine="0" w:left="283"/>
+      </w:pPr>
+      <w:r>
+        <w:rPr>
+          <w:rFonts w:ascii="Courier New" w:hAnsi="Courier New"/>
+          <w:color w:val="101010"/>
+          <w:sz w:val="20"/>
+        </w:rPr>
+        <w:t xml:space="preserve"> </w:t>
+      </w:r>
+    </w:p>
+    <w:p>
+      <w:pPr>
+        <w:spacing w:after="0" w:line="240" w:lineRule="auto"/>
+        <w:ind w:firstLine="0" w:left="283"/>
+      </w:pPr>
+      <w:r>
+        <w:rPr>
+          <w:rFonts w:ascii="Courier New" w:hAnsi="Courier New"/>
+          <w:color w:val="101010"/>
+          <w:sz w:val="20"/>
+        </w:rPr>
+        <w:t>#[derive(Debug, Clone)]</w:t>
+      </w:r>
+    </w:p>
+    <w:p>
+      <w:pPr>
+        <w:spacing w:after="0" w:line="240" w:lineRule="auto"/>
+        <w:ind w:firstLine="0" w:left="283"/>
+      </w:pPr>
+      <w:r>
+        <w:rPr>
+          <w:rFonts w:ascii="Courier New" w:hAnsi="Courier New"/>
+          <w:color w:val="101010"/>
+          <w:sz w:val="20"/>
+        </w:rPr>
+        <w:t>pub struct SolveReport {</w:t>
+      </w:r>
+    </w:p>
+    <w:p>
+      <w:pPr>
+        <w:spacing w:after="0" w:line="240" w:lineRule="auto"/>
+        <w:ind w:firstLine="0" w:left="283"/>
+      </w:pPr>
+      <w:r>
+        <w:rPr>
+          <w:rFonts w:ascii="Courier New" w:hAnsi="Courier New"/>
+          <w:color w:val="101010"/>
+          <w:sz w:val="20"/>
+        </w:rPr>
+        <w:t xml:space="preserve">    pub cipher_codes: Vec&lt;u32&gt;,</w:t>
+      </w:r>
+    </w:p>
+    <w:p>
+      <w:pPr>
+        <w:spacing w:after="0" w:line="240" w:lineRule="auto"/>
+        <w:ind w:firstLine="0" w:left="283"/>
+      </w:pPr>
+      <w:r>
+        <w:rPr>
+          <w:rFonts w:ascii="Courier New" w:hAnsi="Courier New"/>
+          <w:color w:val="101010"/>
+          <w:sz w:val="20"/>
+        </w:rPr>
+        <w:t xml:space="preserve">    pub plain: String,</w:t>
+      </w:r>
+    </w:p>
+    <w:p>
+      <w:pPr>
+        <w:spacing w:after="0" w:line="240" w:lineRule="auto"/>
+        <w:ind w:firstLine="0" w:left="283"/>
+      </w:pPr>
+      <w:r>
+        <w:rPr>
+          <w:rFonts w:ascii="Courier New" w:hAnsi="Courier New"/>
+          <w:color w:val="101010"/>
+          <w:sz w:val="20"/>
+        </w:rPr>
+        <w:t xml:space="preserve">    pub key_map: Vec&lt;(u32, char)&gt;,</w:t>
+      </w:r>
+    </w:p>
+    <w:p>
+      <w:pPr>
+        <w:spacing w:after="0" w:line="240" w:lineRule="auto"/>
+        <w:ind w:firstLine="0" w:left="283"/>
+      </w:pPr>
+      <w:r>
+        <w:rPr>
+          <w:rFonts w:ascii="Courier New" w:hAnsi="Courier New"/>
+          <w:color w:val="101010"/>
+          <w:sz w:val="20"/>
+        </w:rPr>
+        <w:t xml:space="preserve">    pub fitness: f64,</w:t>
+      </w:r>
+    </w:p>
+    <w:p>
+      <w:pPr>
+        <w:spacing w:after="0" w:line="240" w:lineRule="auto"/>
+        <w:ind w:firstLine="0" w:left="283"/>
+      </w:pPr>
+      <w:r>
+        <w:rPr>
+          <w:rFonts w:ascii="Courier New" w:hAnsi="Courier New"/>
+          <w:color w:val="101010"/>
+          <w:sz w:val="20"/>
+        </w:rPr>
+        <w:t>}</w:t>
+      </w:r>
+    </w:p>
+    <w:p>
+      <w:pPr>
+        <w:spacing w:after="0" w:line="240" w:lineRule="auto"/>
+        <w:ind w:firstLine="0" w:left="283"/>
+      </w:pPr>
+      <w:r>
+        <w:rPr>
+          <w:rFonts w:ascii="Courier New" w:hAnsi="Courier New"/>
+          <w:color w:val="101010"/>
+          <w:sz w:val="20"/>
+        </w:rPr>
+        <w:t xml:space="preserve"> </w:t>
+      </w:r>
+    </w:p>
+    <w:p>
+      <w:pPr>
+        <w:spacing w:after="0" w:line="240" w:lineRule="auto"/>
+        <w:ind w:firstLine="0" w:left="283"/>
+      </w:pPr>
+      <w:r>
+        <w:rPr>
+          <w:rFonts w:ascii="Courier New" w:hAnsi="Courier New"/>
+          <w:color w:val="101010"/>
+          <w:sz w:val="20"/>
+        </w:rPr>
+        <w:t>pub fn solve_cipher(text: &amp;str, rounds: usize, iters: usize) -&gt; Result&lt;SolveReport, DomainError&gt; {</w:t>
+      </w:r>
+    </w:p>
+    <w:p>
+      <w:pPr>
+        <w:spacing w:after="0" w:line="240" w:lineRule="auto"/>
+        <w:ind w:firstLine="0" w:left="283"/>
+      </w:pPr>
+      <w:r>
+        <w:rPr>
+          <w:rFonts w:ascii="Courier New" w:hAnsi="Courier New"/>
+          <w:color w:val="101010"/>
+          <w:sz w:val="20"/>
+        </w:rPr>
+        <w:t xml:space="preserve">    let codes = parse_codes(text)?;</w:t>
+      </w:r>
+    </w:p>
+    <w:p>
+      <w:pPr>
+        <w:spacing w:after="0" w:line="240" w:lineRule="auto"/>
+        <w:ind w:firstLine="0" w:left="283"/>
+      </w:pPr>
+      <w:r>
+        <w:rPr>
+          <w:rFonts w:ascii="Courier New" w:hAnsi="Courier New"/>
+          <w:color w:val="101010"/>
+          <w:sz w:val="20"/>
+        </w:rPr>
+        <w:t xml:space="preserve">    let sol = solver::solve(&amp;codes, rounds, iters);</w:t>
+      </w:r>
+    </w:p>
+    <w:p>
+      <w:pPr>
+        <w:spacing w:after="0" w:line="240" w:lineRule="auto"/>
+        <w:ind w:firstLine="0" w:left="283"/>
+      </w:pPr>
+      <w:r>
+        <w:rPr>
+          <w:rFonts w:ascii="Courier New" w:hAnsi="Courier New"/>
+          <w:color w:val="101010"/>
+          <w:sz w:val="20"/>
+        </w:rPr>
+        <w:t xml:space="preserve">    let plain: String = codes.iter().map(|c| ALPHABET[sol.map[c]]).collect();</w:t>
+      </w:r>
+    </w:p>
+    <w:p>
+      <w:pPr>
+        <w:spacing w:after="0" w:line="240" w:lineRule="auto"/>
+        <w:ind w:firstLine="0" w:left="283"/>
+      </w:pPr>
+      <w:r>
+        <w:rPr>
+          <w:rFonts w:ascii="Courier New" w:hAnsi="Courier New"/>
+          <w:color w:val="101010"/>
+          <w:sz w:val="20"/>
+        </w:rPr>
+        <w:t xml:space="preserve">    let mut key_map: Vec&lt;(u32, char)&gt; = sol.map.iter().map(|(&amp;c, &amp;i)| (c, ALPHABET[i])).collect();</w:t>
+      </w:r>
+    </w:p>
+    <w:p>
+      <w:pPr>
+        <w:spacing w:after="0" w:line="240" w:lineRule="auto"/>
+        <w:ind w:firstLine="0" w:left="283"/>
+      </w:pPr>
+      <w:r>
+        <w:rPr>
+          <w:rFonts w:ascii="Courier New" w:hAnsi="Courier New"/>
+          <w:color w:val="101010"/>
+          <w:sz w:val="20"/>
+        </w:rPr>
+        <w:t xml:space="preserve">    key_map.sort_by_key(|(c, _)| *c);</w:t>
+      </w:r>
+    </w:p>
+    <w:p>
+      <w:pPr>
+        <w:spacing w:after="0" w:line="240" w:lineRule="auto"/>
+        <w:ind w:firstLine="0" w:left="283"/>
+      </w:pPr>
+      <w:r>
+        <w:rPr>
+          <w:rFonts w:ascii="Courier New" w:hAnsi="Courier New"/>
+          <w:color w:val="101010"/>
+          <w:sz w:val="20"/>
+        </w:rPr>
+        <w:t xml:space="preserve">    Ok(SolveReport {</w:t>
+      </w:r>
+    </w:p>
+    <w:p>
+      <w:pPr>
+        <w:spacing w:after="0" w:line="240" w:lineRule="auto"/>
+        <w:ind w:firstLine="0" w:left="283"/>
+      </w:pPr>
+      <w:r>
+        <w:rPr>
+          <w:rFonts w:ascii="Courier New" w:hAnsi="Courier New"/>
+          <w:color w:val="101010"/>
+          <w:sz w:val="20"/>
+        </w:rPr>
+        <w:t xml:space="preserve">        cipher_codes: codes,</w:t>
+      </w:r>
+    </w:p>
+    <w:p>
+      <w:pPr>
+        <w:spacing w:after="0" w:line="240" w:lineRule="auto"/>
+        <w:ind w:firstLine="0" w:left="283"/>
+      </w:pPr>
+      <w:r>
+        <w:rPr>
+          <w:rFonts w:ascii="Courier New" w:hAnsi="Courier New"/>
+          <w:color w:val="101010"/>
+          <w:sz w:val="20"/>
+        </w:rPr>
+        <w:t xml:space="preserve">        plain,</w:t>
+      </w:r>
+    </w:p>
+    <w:p>
+      <w:pPr>
+        <w:spacing w:after="0" w:line="240" w:lineRule="auto"/>
+        <w:ind w:firstLine="0" w:left="283"/>
+      </w:pPr>
+      <w:r>
+        <w:rPr>
+          <w:rFonts w:ascii="Courier New" w:hAnsi="Courier New"/>
+          <w:color w:val="101010"/>
+          <w:sz w:val="20"/>
+        </w:rPr>
+        <w:t xml:space="preserve">        key_map,</w:t>
+      </w:r>
+    </w:p>
+    <w:p>
+      <w:pPr>
+        <w:spacing w:after="0" w:line="240" w:lineRule="auto"/>
+        <w:ind w:firstLine="0" w:left="283"/>
+      </w:pPr>
+      <w:r>
+        <w:rPr>
+          <w:rFonts w:ascii="Courier New" w:hAnsi="Courier New"/>
+          <w:color w:val="101010"/>
+          <w:sz w:val="20"/>
+        </w:rPr>
+        <w:t xml:space="preserve">        fitness: sol.fitness,</w:t>
+      </w:r>
+    </w:p>
+    <w:p>
+      <w:pPr>
+        <w:spacing w:after="0" w:line="240" w:lineRule="auto"/>
+        <w:ind w:firstLine="0" w:left="283"/>
+      </w:pPr>
+      <w:r>
+        <w:rPr>
+          <w:rFonts w:ascii="Courier New" w:hAnsi="Courier New"/>
+          <w:color w:val="101010"/>
+          <w:sz w:val="20"/>
+        </w:rPr>
+        <w:t xml:space="preserve">    })</w:t>
+      </w:r>
+    </w:p>
+    <w:p>
+      <w:pPr>
+        <w:spacing w:after="0" w:line="240" w:lineRule="auto"/>
+        <w:ind w:firstLine="0" w:left="283"/>
+      </w:pPr>
+      <w:r>
+        <w:rPr>
+          <w:rFonts w:ascii="Courier New" w:hAnsi="Courier New"/>
+          <w:color w:val="101010"/>
+          <w:sz w:val="20"/>
+        </w:rPr>
+        <w:t>}</w:t>
+      </w:r>
+    </w:p>
+    <w:p>
+      <w:pPr>
+        <w:spacing w:after="0" w:line="240" w:lineRule="auto"/>
+        <w:ind w:firstLine="0" w:left="283"/>
+      </w:pPr>
+      <w:r>
+        <w:rPr>
+          <w:rFonts w:ascii="Courier New" w:hAnsi="Courier New"/>
+          <w:color w:val="101010"/>
+          <w:sz w:val="20"/>
+        </w:rPr>
+        <w:t xml:space="preserve"> </w:t>
+      </w:r>
+    </w:p>
+    <w:p>
+      <w:pPr>
+        <w:spacing w:after="0" w:line="240" w:lineRule="auto"/>
+        <w:ind w:firstLine="0" w:left="283"/>
+      </w:pPr>
+      <w:r>
+        <w:rPr>
+          <w:rFonts w:ascii="Courier New" w:hAnsi="Courier New"/>
+          <w:color w:val="101010"/>
+          <w:sz w:val="20"/>
+        </w:rPr>
+        <w:t>#[derive(Debug, Clone)]</w:t>
+      </w:r>
+    </w:p>
+    <w:p>
+      <w:pPr>
+        <w:spacing w:after="0" w:line="240" w:lineRule="auto"/>
+        <w:ind w:firstLine="0" w:left="283"/>
+      </w:pPr>
+      <w:r>
+        <w:rPr>
+          <w:rFonts w:ascii="Courier New" w:hAnsi="Courier New"/>
+          <w:color w:val="101010"/>
+          <w:sz w:val="20"/>
+        </w:rPr>
+        <w:t>pub struct AnalysisReport {</w:t>
+      </w:r>
+    </w:p>
+    <w:p>
+      <w:pPr>
+        <w:spacing w:after="0" w:line="240" w:lineRule="auto"/>
+        <w:ind w:firstLine="0" w:left="283"/>
+      </w:pPr>
+      <w:r>
+        <w:rPr>
+          <w:rFonts w:ascii="Courier New" w:hAnsi="Courier New"/>
+          <w:color w:val="101010"/>
+          <w:sz w:val="20"/>
+        </w:rPr>
+        <w:t xml:space="preserve">    pub cipher_codes: Vec&lt;u32&gt;,</w:t>
+      </w:r>
+    </w:p>
+    <w:p>
+      <w:pPr>
+        <w:spacing w:after="0" w:line="240" w:lineRule="auto"/>
+        <w:ind w:firstLine="0" w:left="283"/>
+      </w:pPr>
+      <w:r>
+        <w:rPr>
+          <w:rFonts w:ascii="Courier New" w:hAnsi="Courier New"/>
+          <w:color w:val="101010"/>
+          <w:sz w:val="20"/>
+        </w:rPr>
+        <w:t xml:space="preserve">    pub frequencies: Vec&lt;(u32, usize)&gt;,</w:t>
+      </w:r>
+    </w:p>
+    <w:p>
+      <w:pPr>
+        <w:spacing w:after="0" w:line="240" w:lineRule="auto"/>
+        <w:ind w:firstLine="0" w:left="283"/>
+      </w:pPr>
+      <w:r>
+        <w:rPr>
+          <w:rFonts w:ascii="Courier New" w:hAnsi="Courier New"/>
+          <w:color w:val="101010"/>
+          <w:sz w:val="20"/>
+        </w:rPr>
+        <w:t xml:space="preserve">    pub initial_substitution: Substitution,</w:t>
+      </w:r>
+    </w:p>
+    <w:p>
+      <w:pPr>
+        <w:spacing w:after="0" w:line="240" w:lineRule="auto"/>
+        <w:ind w:firstLine="0" w:left="283"/>
+      </w:pPr>
+      <w:r>
+        <w:rPr>
+          <w:rFonts w:ascii="Courier New" w:hAnsi="Courier New"/>
+          <w:color w:val="101010"/>
+          <w:sz w:val="20"/>
+        </w:rPr>
+        <w:t xml:space="preserve">    pub initial_plain: String,</w:t>
+      </w:r>
+    </w:p>
+    <w:p>
+      <w:pPr>
+        <w:spacing w:after="0" w:line="240" w:lineRule="auto"/>
+        <w:ind w:firstLine="0" w:left="283"/>
+      </w:pPr>
+      <w:r>
+        <w:rPr>
+          <w:rFonts w:ascii="Courier New" w:hAnsi="Courier New"/>
+          <w:color w:val="101010"/>
+          <w:sz w:val="20"/>
+        </w:rPr>
+        <w:t>}</w:t>
+      </w:r>
+    </w:p>
+    <w:p>
+      <w:pPr>
+        <w:spacing w:after="0" w:line="240" w:lineRule="auto"/>
+        <w:ind w:firstLine="0" w:left="283"/>
+      </w:pPr>
+      <w:r>
+        <w:rPr>
+          <w:rFonts w:ascii="Courier New" w:hAnsi="Courier New"/>
+          <w:color w:val="101010"/>
+          <w:sz w:val="20"/>
+        </w:rPr>
+        <w:t xml:space="preserve"> </w:t>
+      </w:r>
+    </w:p>
+    <w:p>
+      <w:pPr>
+        <w:spacing w:after="0" w:line="240" w:lineRule="auto"/>
+        <w:ind w:firstLine="0" w:left="283"/>
+      </w:pPr>
+      <w:r>
+        <w:rPr>
+          <w:rFonts w:ascii="Courier New" w:hAnsi="Courier New"/>
+          <w:color w:val="101010"/>
+          <w:sz w:val="20"/>
+        </w:rPr>
+        <w:t>pub fn analyze(text: &amp;str) -&gt; Result&lt;AnalysisReport, DomainError&gt; {</w:t>
+      </w:r>
+    </w:p>
+    <w:p>
+      <w:pPr>
+        <w:spacing w:after="0" w:line="240" w:lineRule="auto"/>
+        <w:ind w:firstLine="0" w:left="283"/>
+      </w:pPr>
+      <w:r>
+        <w:rPr>
+          <w:rFonts w:ascii="Courier New" w:hAnsi="Courier New"/>
+          <w:color w:val="101010"/>
+          <w:sz w:val="20"/>
+        </w:rPr>
+        <w:t xml:space="preserve">    let codes = parse_codes(text)?;</w:t>
+      </w:r>
+    </w:p>
+    <w:p>
+      <w:pPr>
+        <w:spacing w:after="0" w:line="240" w:lineRule="auto"/>
+        <w:ind w:firstLine="0" w:left="283"/>
+      </w:pPr>
+      <w:r>
+        <w:rPr>
+          <w:rFonts w:ascii="Courier New" w:hAnsi="Courier New"/>
+          <w:color w:val="101010"/>
+          <w:sz w:val="20"/>
+        </w:rPr>
+        <w:t xml:space="preserve">    let freq = count_codes(&amp;codes);</w:t>
+      </w:r>
+    </w:p>
+    <w:p>
+      <w:pPr>
+        <w:spacing w:after="0" w:line="240" w:lineRule="auto"/>
+        <w:ind w:firstLine="0" w:left="283"/>
+      </w:pPr>
+      <w:r>
+        <w:rPr>
+          <w:rFonts w:ascii="Courier New" w:hAnsi="Courier New"/>
+          <w:color w:val="101010"/>
+          <w:sz w:val="20"/>
+        </w:rPr>
+        <w:t xml:space="preserve">    let sub = initial_substitution(&amp;codes);</w:t>
+      </w:r>
+    </w:p>
+    <w:p>
+      <w:pPr>
+        <w:spacing w:after="0" w:line="240" w:lineRule="auto"/>
+        <w:ind w:firstLine="0" w:left="283"/>
+      </w:pPr>
+      <w:r>
+        <w:rPr>
+          <w:rFonts w:ascii="Courier New" w:hAnsi="Courier New"/>
+          <w:color w:val="101010"/>
+          <w:sz w:val="20"/>
+        </w:rPr>
+        <w:t xml:space="preserve">    let plain = sub.apply(&amp;codes);</w:t>
+      </w:r>
+    </w:p>
+    <w:p>
+      <w:pPr>
+        <w:spacing w:after="0" w:line="240" w:lineRule="auto"/>
+        <w:ind w:firstLine="0" w:left="283"/>
+      </w:pPr>
+      <w:r>
+        <w:rPr>
+          <w:rFonts w:ascii="Courier New" w:hAnsi="Courier New"/>
+          <w:color w:val="101010"/>
+          <w:sz w:val="20"/>
+        </w:rPr>
+        <w:t xml:space="preserve">    Ok(AnalysisReport {</w:t>
+      </w:r>
+    </w:p>
+    <w:p>
+      <w:pPr>
+        <w:spacing w:after="0" w:line="240" w:lineRule="auto"/>
+        <w:ind w:firstLine="0" w:left="283"/>
+      </w:pPr>
+      <w:r>
+        <w:rPr>
+          <w:rFonts w:ascii="Courier New" w:hAnsi="Courier New"/>
+          <w:color w:val="101010"/>
+          <w:sz w:val="20"/>
+        </w:rPr>
+        <w:t xml:space="preserve">        cipher_codes: codes,</w:t>
+      </w:r>
+    </w:p>
+    <w:p>
+      <w:pPr>
+        <w:spacing w:after="0" w:line="240" w:lineRule="auto"/>
+        <w:ind w:firstLine="0" w:left="283"/>
+      </w:pPr>
+      <w:r>
+        <w:rPr>
+          <w:rFonts w:ascii="Courier New" w:hAnsi="Courier New"/>
+          <w:color w:val="101010"/>
+          <w:sz w:val="20"/>
+        </w:rPr>
+        <w:t xml:space="preserve">        frequencies: freq,</w:t>
+      </w:r>
+    </w:p>
+    <w:p>
+      <w:pPr>
+        <w:spacing w:after="0" w:line="240" w:lineRule="auto"/>
+        <w:ind w:firstLine="0" w:left="283"/>
+      </w:pPr>
+      <w:r>
+        <w:rPr>
+          <w:rFonts w:ascii="Courier New" w:hAnsi="Courier New"/>
+          <w:color w:val="101010"/>
+          <w:sz w:val="20"/>
+        </w:rPr>
+        <w:t xml:space="preserve">        initial_substitution: sub,</w:t>
+      </w:r>
+    </w:p>
+    <w:p>
+      <w:pPr>
+        <w:spacing w:after="0" w:line="240" w:lineRule="auto"/>
+        <w:ind w:firstLine="0" w:left="283"/>
+      </w:pPr>
+      <w:r>
+        <w:rPr>
+          <w:rFonts w:ascii="Courier New" w:hAnsi="Courier New"/>
+          <w:color w:val="101010"/>
+          <w:sz w:val="20"/>
+        </w:rPr>
+        <w:t xml:space="preserve">        initial_plain: plain,</w:t>
+      </w:r>
+    </w:p>
+    <w:p>
+      <w:pPr>
+        <w:spacing w:after="0" w:line="240" w:lineRule="auto"/>
+        <w:ind w:firstLine="0" w:left="283"/>
+      </w:pPr>
+      <w:r>
+        <w:rPr>
+          <w:rFonts w:ascii="Courier New" w:hAnsi="Courier New"/>
+          <w:color w:val="101010"/>
+          <w:sz w:val="20"/>
+        </w:rPr>
+        <w:t xml:space="preserve">    })</w:t>
+      </w:r>
+    </w:p>
+    <w:p>
+      <w:pPr>
+        <w:spacing w:after="0" w:line="240" w:lineRule="auto"/>
+        <w:ind w:firstLine="0" w:left="283"/>
+      </w:pPr>
+      <w:r>
+        <w:rPr>
+          <w:rFonts w:ascii="Courier New" w:hAnsi="Courier New"/>
+          <w:color w:val="101010"/>
+          <w:sz w:val="20"/>
+        </w:rPr>
+        <w:t>}</w:t>
+      </w:r>
+    </w:p>
+    <w:p>
+      <w:pPr>
+        <w:spacing w:after="0" w:line="240" w:lineRule="auto"/>
+        <w:ind w:firstLine="0" w:left="283"/>
+      </w:pPr>
+      <w:r>
+        <w:rPr>
+          <w:rFonts w:ascii="Courier New" w:hAnsi="Courier New"/>
+          <w:color w:val="101010"/>
+          <w:sz w:val="20"/>
+        </w:rPr>
+        <w:t xml:space="preserve"> </w:t>
+      </w:r>
+    </w:p>
+    <w:p>
+      <w:pPr>
+        <w:spacing w:after="0" w:line="240" w:lineRule="auto"/>
+        <w:ind w:firstLine="0" w:left="283"/>
+      </w:pPr>
+      <w:r>
+        <w:rPr>
+          <w:rFonts w:ascii="Courier New" w:hAnsi="Courier New"/>
+          <w:color w:val="101010"/>
+          <w:sz w:val="20"/>
+        </w:rPr>
+        <w:t>#[cfg(test)]</w:t>
+      </w:r>
+    </w:p>
+    <w:p>
+      <w:pPr>
+        <w:spacing w:after="0" w:line="240" w:lineRule="auto"/>
+        <w:ind w:firstLine="0" w:left="283"/>
+      </w:pPr>
+      <w:r>
+        <w:rPr>
+          <w:rFonts w:ascii="Courier New" w:hAnsi="Courier New"/>
+          <w:color w:val="101010"/>
+          <w:sz w:val="20"/>
+        </w:rPr>
+        <w:t>mod tests {</w:t>
+      </w:r>
+    </w:p>
+    <w:p>
+      <w:pPr>
+        <w:spacing w:after="0" w:line="240" w:lineRule="auto"/>
+        <w:ind w:firstLine="0" w:left="283"/>
+      </w:pPr>
+      <w:r>
+        <w:rPr>
+          <w:rFonts w:ascii="Courier New" w:hAnsi="Courier New"/>
+          <w:color w:val="101010"/>
+          <w:sz w:val="20"/>
+        </w:rPr>
+        <w:t xml:space="preserve">    use super::*;</w:t>
+      </w:r>
+    </w:p>
+    <w:p>
+      <w:pPr>
+        <w:spacing w:after="0" w:line="240" w:lineRule="auto"/>
+        <w:ind w:firstLine="0" w:left="283"/>
+      </w:pPr>
+      <w:r>
+        <w:rPr>
+          <w:rFonts w:ascii="Courier New" w:hAnsi="Courier New"/>
+          <w:color w:val="101010"/>
+          <w:sz w:val="20"/>
+        </w:rPr>
+        <w:t xml:space="preserve"> </w:t>
+      </w:r>
+    </w:p>
+    <w:p>
+      <w:pPr>
+        <w:spacing w:after="0" w:line="240" w:lineRule="auto"/>
+        <w:ind w:firstLine="0" w:left="283"/>
+      </w:pPr>
+      <w:r>
+        <w:rPr>
+          <w:rFonts w:ascii="Courier New" w:hAnsi="Courier New"/>
+          <w:color w:val="101010"/>
+          <w:sz w:val="20"/>
+        </w:rPr>
+        <w:t xml:space="preserve">    #[test]</w:t>
+      </w:r>
+    </w:p>
+    <w:p>
+      <w:pPr>
+        <w:spacing w:after="0" w:line="240" w:lineRule="auto"/>
+        <w:ind w:firstLine="0" w:left="283"/>
+      </w:pPr>
+      <w:r>
+        <w:rPr>
+          <w:rFonts w:ascii="Courier New" w:hAnsi="Courier New"/>
+          <w:color w:val="101010"/>
+          <w:sz w:val="20"/>
+        </w:rPr>
+        <w:t xml:space="preserve">    fn analyze_short_text() {</w:t>
+      </w:r>
+    </w:p>
+    <w:p>
+      <w:pPr>
+        <w:spacing w:after="0" w:line="240" w:lineRule="auto"/>
+        <w:ind w:firstLine="0" w:left="283"/>
+      </w:pPr>
+      <w:r>
+        <w:rPr>
+          <w:rFonts w:ascii="Courier New" w:hAnsi="Courier New"/>
+          <w:color w:val="101010"/>
+          <w:sz w:val="20"/>
+        </w:rPr>
+        <w:t xml:space="preserve">        let r = analyze("50 50 50 45 45 42").unwrap();</w:t>
+      </w:r>
+    </w:p>
+    <w:p>
+      <w:pPr>
+        <w:spacing w:after="0" w:line="240" w:lineRule="auto"/>
+        <w:ind w:firstLine="0" w:left="283"/>
+      </w:pPr>
+      <w:r>
+        <w:rPr>
+          <w:rFonts w:ascii="Courier New" w:hAnsi="Courier New"/>
+          <w:color w:val="101010"/>
+          <w:sz w:val="20"/>
+        </w:rPr>
+        <w:t xml:space="preserve">        assert_eq!(r.cipher_codes.len(), 6);</w:t>
+      </w:r>
+    </w:p>
+    <w:p>
+      <w:pPr>
+        <w:spacing w:after="0" w:line="240" w:lineRule="auto"/>
+        <w:ind w:firstLine="0" w:left="283"/>
+      </w:pPr>
+      <w:r>
+        <w:rPr>
+          <w:rFonts w:ascii="Courier New" w:hAnsi="Courier New"/>
+          <w:color w:val="101010"/>
+          <w:sz w:val="20"/>
+        </w:rPr>
+        <w:t xml:space="preserve">        // 50 — наиболее частый, должен быть '_'.</w:t>
+      </w:r>
+    </w:p>
+    <w:p>
+      <w:pPr>
+        <w:spacing w:after="0" w:line="240" w:lineRule="auto"/>
+        <w:ind w:firstLine="0" w:left="283"/>
+      </w:pPr>
+      <w:r>
+        <w:rPr>
+          <w:rFonts w:ascii="Courier New" w:hAnsi="Courier New"/>
+          <w:color w:val="101010"/>
+          <w:sz w:val="20"/>
+        </w:rPr>
+        <w:t xml:space="preserve">        assert_eq!(r.initial_substitution.map.get(&amp;50), Some(&amp;'_'));</w:t>
+      </w:r>
+    </w:p>
+    <w:p>
+      <w:pPr>
+        <w:spacing w:after="0" w:line="240" w:lineRule="auto"/>
+        <w:ind w:firstLine="0" w:left="283"/>
+      </w:pPr>
+      <w:r>
+        <w:rPr>
+          <w:rFonts w:ascii="Courier New" w:hAnsi="Courier New"/>
+          <w:color w:val="101010"/>
+          <w:sz w:val="20"/>
+        </w:rPr>
+        <w:t xml:space="preserve">    }</w:t>
+      </w:r>
+    </w:p>
+    <w:p>
+      <w:pPr>
+        <w:spacing w:after="0" w:line="240" w:lineRule="auto"/>
+        <w:ind w:firstLine="0" w:left="283"/>
+      </w:pPr>
+      <w:r>
+        <w:rPr>
+          <w:rFonts w:ascii="Courier New" w:hAnsi="Courier New"/>
+          <w:color w:val="101010"/>
+          <w:sz w:val="20"/>
+        </w:rPr>
+        <w:t>}</w:t>
+      </w:r>
+    </w:p>
+    <w:p>
+      <w:pPr>
+        <w:spacing w:before="80" w:after="160"/>
+        <w:ind w:firstLine="0"/>
+        <w:jc w:val="center"/>
+      </w:pPr>
+      <w:r>
+        <w:rPr>
+          <w:rFonts w:ascii="Times New Roman" w:hAnsi="Times New Roman"/>
+          <w:i/>
+          <w:sz w:val="26"/>
+        </w:rPr>
+        <w:t>Листинг 6 — сценарии (src/application/usecases.rs)</w:t>
       </w:r>
     </w:p>
     <w:sectPr>

--- a/cryptographic_protocols/docs/reports/lab_03_substitution/var_17/Ковалев Д.П. ВКБ43 3 лаба.docx
+++ b/cryptographic_protocols/docs/reports/lab_03_substitution/var_17/Ковалев Д.П. ВКБ43 3 лаба.docx
@@ -1902,7 +1902,7 @@
           <w:b/>
           <w:sz w:val="28"/>
         </w:rPr>
-        <w:t>Вопрос 3. В чём идея шифра простой замены?</w:t>
+        <w:t>Вопрос 3. Должен ли быть секретным ключ шифра при симметричном шифровании?</w:t>
       </w:r>
     </w:p>
     <w:p>
@@ -1914,7 +1914,7 @@
           <w:rFonts w:ascii="Times New Roman" w:hAnsi="Times New Roman"/>
           <w:sz w:val="28"/>
         </w:rPr>
-        <w:t>Ответ. Каждой букве открытого текста сопоставляется уникальный символ (или код) согласно ключу-перестановке. Пространство ключей для 33-символьного алфавита равно 33! ≈ 8.7·10³⁶, однако статистическая структура языка сохраняется.</w:t>
+        <w:t>Ответ. Да, обязательно. В симметричном шифровании один и тот же ключ используется для шифрования и дешифрования, поэтому его раскрытие полностью компрометирует канал. Ключ передаётся участникам по защищённому каналу заранее.</w:t>
       </w:r>
     </w:p>
     <w:p>
@@ -1928,7 +1928,7 @@
           <w:b/>
           <w:sz w:val="28"/>
         </w:rPr>
-        <w:t>Вопрос 4. Как соотносятся частоты открытого и шифрованного текстов?</w:t>
+        <w:t>Вопрос 4. Кто может знать алгоритм шифрования?</w:t>
       </w:r>
     </w:p>
     <w:p>
@@ -1940,7 +1940,7 @@
           <w:rFonts w:ascii="Times New Roman" w:hAnsi="Times New Roman"/>
           <w:sz w:val="28"/>
         </w:rPr>
-        <w:t>Ответ. Один-к-одному: если буква О встречается с частотой 9%, то соответствующий ей код будет встречаться точно с той же частотой. Это основа частотного анализа.</w:t>
+        <w:t>Ответ. Все — пользователи, разработчики, оценщики безопасности. Открытость алгоритма обеспечивает его независимую проверку и доверие к системе (принцип Керкгоффса).</w:t>
       </w:r>
     </w:p>
     <w:p>
@@ -1954,7 +1954,7 @@
           <w:b/>
           <w:sz w:val="28"/>
         </w:rPr>
-        <w:t>Вопрос 5. Что такое имитация отжига в задаче взлома подстановки?</w:t>
+        <w:t>Вопрос 5. Кто должен знать ключ шифра?</w:t>
       </w:r>
     </w:p>
     <w:p>
@@ -1966,7 +1966,7 @@
           <w:rFonts w:ascii="Times New Roman" w:hAnsi="Times New Roman"/>
           <w:sz w:val="28"/>
         </w:rPr>
-        <w:t>Ответ. Метаэвристика глобальной оптимизации. Начинается с начального решения; на каждом шаге случайно меняются два символа подстановки. Ухудшение принимается с вероятностью exp(Δ/T), где T — «температура», убывающая с итерациями. Это позволяет выбираться из локальных оптимумов и находить лучшее решение.</w:t>
+        <w:t>Ответ. Только законные участники защищённого канала — отправитель и получатель. Ключ является единственным секретом в симметричной системе. Его компрометация равносильна полной потере защиты.</w:t>
       </w:r>
     </w:p>
     <w:p>
@@ -1980,7 +1980,7 @@
           <w:b/>
           <w:sz w:val="28"/>
         </w:rPr>
-        <w:t>Вопрос 6. Что такое биграммная модель языка?</w:t>
+        <w:t>Вопрос 6. Что делать, если размер ключа меньше размера текста?</w:t>
       </w:r>
     </w:p>
     <w:p>
@@ -1992,7 +1992,7 @@
           <w:rFonts w:ascii="Times New Roman" w:hAnsi="Times New Roman"/>
           <w:sz w:val="28"/>
         </w:rPr>
-        <w:t>Ответ. Таблица вероятностей P(следующая_буква | предыдущая_буква). Для русского языка построена по реальным текстам. Качество расшифровки оценивается суммой log P(биграмм): чем выше — тем ближе текст к естественному русскому.</w:t>
+        <w:t>Ответ. В шифре простой замены ключ фиксирован (перестановка алфавита) и не зависит от длины текста. В потоковых и XOR-шифрах короткий ключ циклически повторяется — это снижает стойкость. Идеальный вариант — одноразовый ключ длины текста (Вернам).</w:t>
       </w:r>
     </w:p>
     <w:p>
@@ -2006,7 +2006,7 @@
           <w:b/>
           <w:sz w:val="28"/>
         </w:rPr>
-        <w:t>Вопрос 7. Алфавиты открытого и шифрованного текстов совпадают?</w:t>
+        <w:t>Вопрос 7. В чём заключается идея шифра простой замены?</w:t>
       </w:r>
     </w:p>
     <w:p>
@@ -2018,7 +2018,7 @@
           <w:rFonts w:ascii="Times New Roman" w:hAnsi="Times New Roman"/>
           <w:sz w:val="28"/>
         </w:rPr>
-        <w:t>Ответ. Они совпадают по размеру (биекция). В данном задании шифрообразования — двузначные числа, буквы открытого текста — символы русского алфавита.</w:t>
+        <w:t>Ответ. Каждой букве открытого текста сопоставляется уникальный символ (или код) согласно ключу-перестановке. Пространство ключей для 33-символьного алфавита равно 33! ≈ 8.7·10³⁶, однако статистическая структура языка сохраняется.</w:t>
       </w:r>
     </w:p>
     <w:p>
@@ -2032,7 +2032,7 @@
           <w:b/>
           <w:sz w:val="28"/>
         </w:rPr>
-        <w:t>Вопрос 8. Сколько уникальных ключей для алфавита из 33 символов?</w:t>
+        <w:t>Вопрос 8. Алфавиты открытого текста и шифртекста совпадают или отличаются?</w:t>
       </w:r>
     </w:p>
     <w:p>
@@ -2044,7 +2044,59 @@
           <w:rFonts w:ascii="Times New Roman" w:hAnsi="Times New Roman"/>
           <w:sz w:val="28"/>
         </w:rPr>
-        <w:t>Ответ. 33! ≈ 8.68·10³⁶ — огромное пространство, однако частотный анализ и метод биграмм позволяют взломать шифр за секунды при длинном шифртексте.</w:t>
+        <w:t>Ответ. Они совпадают по размеру (биекция между символами). В данном задании шифрообразования — двузначные числа, буквы открытого текста — символы русского алфавита; размеры алфавитов одинаковы.</w:t>
+      </w:r>
+    </w:p>
+    <w:p>
+      <w:pPr>
+        <w:spacing w:before="120" w:after="40"/>
+        <w:jc w:val="both"/>
+      </w:pPr>
+      <w:r>
+        <w:rPr>
+          <w:rFonts w:ascii="Times New Roman" w:hAnsi="Times New Roman"/>
+          <w:b/>
+          <w:sz w:val="28"/>
+        </w:rPr>
+        <w:t>Вопрос 9. Как соотносятся частоты появления открытого текста и шифртекста?</w:t>
+      </w:r>
+    </w:p>
+    <w:p>
+      <w:pPr>
+        <w:jc w:val="both"/>
+      </w:pPr>
+      <w:r>
+        <w:rPr>
+          <w:rFonts w:ascii="Times New Roman" w:hAnsi="Times New Roman"/>
+          <w:sz w:val="28"/>
+        </w:rPr>
+        <w:t>Ответ. Один-к-одному: если буква О встречается с частотой 9 %, то соответствующий ей код будет встречаться точно с той же частотой 9 %. Именно это свойство позволяет взламывать шифр простой замены частотным анализом.</w:t>
+      </w:r>
+    </w:p>
+    <w:p>
+      <w:pPr>
+        <w:spacing w:before="120" w:after="40"/>
+        <w:jc w:val="both"/>
+      </w:pPr>
+      <w:r>
+        <w:rPr>
+          <w:rFonts w:ascii="Times New Roman" w:hAnsi="Times New Roman"/>
+          <w:b/>
+          <w:sz w:val="28"/>
+        </w:rPr>
+        <w:t>Вопрос 10. Сколько уникальных вариантов ключа можно получить для заданного размера блока?</w:t>
+      </w:r>
+    </w:p>
+    <w:p>
+      <w:pPr>
+        <w:jc w:val="both"/>
+      </w:pPr>
+      <w:r>
+        <w:rPr>
+          <w:rFonts w:ascii="Times New Roman" w:hAnsi="Times New Roman"/>
+          <w:sz w:val="28"/>
+        </w:rPr>
+        <w:t>Ответ. Для 33-символьного алфавита ключ — это биективная функция σ: A → A, то есть перестановка. Количество перестановок равно 33! ≈ 8.68·10³⁶. Несмотря на огромное пространство ключей, частотный анализ взламывает шифр быстро при достаточной длине шифртекста.</w:t>
       </w:r>
     </w:p>
     <w:p>

--- a/cryptographic_protocols/docs/reports/lab_03_substitution/var_17/Ковалев Д.П. ВКБ43 3 лаба.docx
+++ b/cryptographic_protocols/docs/reports/lab_03_substitution/var_17/Ковалев Д.П. ВКБ43 3 лаба.docx
@@ -289,7 +289,7 @@
           <w:rFonts w:ascii="Times New Roman" w:hAnsi="Times New Roman"/>
           <w:b w:val="0"/>
         </w:rPr>
-        <w:t>Проверила:</w:t>
+        <w:t>Проверил:</w:t>
       </w:r>
     </w:p>
     <w:p>
@@ -303,7 +303,7 @@
           <w:rFonts w:ascii="Times New Roman" w:hAnsi="Times New Roman"/>
           <w:b w:val="0"/>
         </w:rPr>
-        <w:t>Дубровина А.С.</w:t>
+        <w:t>Драпей Ярослав Русланович</w:t>
       </w:r>
     </w:p>
     <w:p>
